--- a/pr-preview/pr-316/calculus-derivatives-tracked-changes.docx
+++ b/pr-preview/pr-316/calculus-derivatives-tracked-changes.docx
@@ -16,7 +16,7 @@
       </w:pPr>
       <w:del w:id="1" w:author="PR Preview" w:date="2026-01-01T00:00:00Z">
         <w:r>
-          <w:delText xml:space="preserve">Last modified: 2026-10-15 13:39:21 (PDT)</w:delText>
+          <w:delText xml:space="preserve">Last modified: 2026-10-15 20:43:22 (PDT)</w:delText>
         </w:r>
       </w:del>
     </w:p>
@@ -26,11 +26,11 @@
       </w:pPr>
       <w:ins w:id="2" w:author="PR Preview" w:date="2026-01-01T00:00:00Z">
         <w:r>
-          <w:t xml:space="preserve">Last modified: 2026-10-15 13:56:10 (PDT)</w:t>
+          <w:t xml:space="preserve">Last modified: 2026-10-15 20:42:14 (PDT)</w:t>
         </w:r>
       </w:ins>
     </w:p>
-    <w:bookmarkStart w:id="189" w:name="sec-derivatives"/>
+    <w:bookmarkStart w:id="202" w:name="sec-derivatives"/>
     <w:p>
       <w:pPr>
         <w:pStyle w:val="Heading2"/>
@@ -39,7 +39,7 @@
         <w:t xml:space="preserve">1 Derivatives</w:t>
       </w:r>
     </w:p>
-    <w:bookmarkStart w:id="38" w:name="sec-limits-derivatives"/>
+    <w:bookmarkStart w:id="44" w:name="sec-limits-derivatives"/>
     <w:p>
       <w:pPr>
         <w:pStyle w:val="Heading3"/>
@@ -1682,7 +1682,7 @@
       </m:oMathPara>
     </w:p>
     <w:bookmarkEnd w:id="15"/>
-    <w:bookmarkStart w:id="16" w:name="def-one-sided-limit"/>
+    <w:bookmarkStart w:id="16" w:name="def-right-hand-limit"/>
     <w:p>
       <w:pPr>
         <w:pStyle w:val="FirstParagraph"/>
@@ -1692,7 +1692,7 @@
           <w:b/>
           <w:bCs/>
         </w:rPr>
-        <w:t xml:space="preserve">Definition 2 (One-sided limits)</w:t>
+        <w:t xml:space="preserve">Definition 2 (Right-hand limit)</w:t>
       </w:r>
       <w:r>
         <w:t xml:space="preserve"> </w:t>
@@ -1728,15 +1728,9 @@
       <w:r>
         <w:t xml:space="preserve">a real number.</w:t>
       </w:r>
-    </w:p>
-    <w:p>
-      <w:pPr>
-        <w:pStyle w:val="Compact"/>
-        <w:numPr>
-          <w:ilvl w:val="0"/>
-          <w:numId w:val="1001"/>
-        </w:numPr>
-      </w:pPr>
+      <w:r>
+        <w:t xml:space="preserve"> </w:t>
+      </w:r>
       <w:r>
         <w:t xml:space="preserve">The</w:t>
       </w:r>
@@ -2040,14 +2034,56 @@
         <w:t xml:space="preserve">.</w:t>
       </w:r>
     </w:p>
+    <w:bookmarkEnd w:id="16"/>
+    <w:bookmarkStart w:id="17" w:name="def-left-hand-limit"/>
     <w:p>
       <w:pPr>
-        <w:pStyle w:val="Compact"/>
-        <w:numPr>
-          <w:ilvl w:val="0"/>
-          <w:numId w:val="1001"/>
-        </w:numPr>
+        <w:pStyle w:val="BodyText"/>
       </w:pPr>
+      <w:r>
+        <w:rPr>
+          <w:b/>
+          <w:bCs/>
+        </w:rPr>
+        <w:t xml:space="preserve">Definition 3 (Left-hand limit)</w:t>
+      </w:r>
+      <w:r>
+        <w:t xml:space="preserve"> </w:t>
+      </w:r>
+      <w:r>
+        <w:t xml:space="preserve">Let</w:t>
+      </w:r>
+      <w:r>
+        <w:t xml:space="preserve"> </w:t>
+      </w:r>
+      <m:oMath>
+        <m:r>
+          <m:t>f</m:t>
+        </m:r>
+      </m:oMath>
+      <w:r>
+        <w:t xml:space="preserve"> </w:t>
+      </w:r>
+      <w:r>
+        <w:t xml:space="preserve">be a function and</w:t>
+      </w:r>
+      <w:r>
+        <w:t xml:space="preserve"> </w:t>
+      </w:r>
+      <m:oMath>
+        <m:r>
+          <m:t>L</m:t>
+        </m:r>
+      </m:oMath>
+      <w:r>
+        <w:t xml:space="preserve"> </w:t>
+      </w:r>
+      <w:r>
+        <w:t xml:space="preserve">a real number.</w:t>
+      </w:r>
+      <w:r>
+        <w:t xml:space="preserve"> </w:t>
+      </w:r>
       <w:r>
         <w:t xml:space="preserve">The</w:t>
       </w:r>
@@ -2351,21 +2387,103 @@
         <w:t xml:space="preserve">.</w:t>
       </w:r>
     </w:p>
+    <w:bookmarkEnd w:id="17"/>
+    <w:bookmarkStart w:id="18" w:name="def-one-sided-limit"/>
     <w:p>
       <w:pPr>
-        <w:pStyle w:val="FirstParagraph"/>
+        <w:pStyle w:val="BodyText"/>
       </w:pPr>
-      <w:r>
-        <w:t xml:space="preserve">These are the</w:t>
-      </w:r>
-      <w:r>
-        <w:t xml:space="preserve"> </w:t>
-      </w:r>
       <w:r>
         <w:rPr>
           <w:b/>
           <w:bCs/>
         </w:rPr>
+        <w:t xml:space="preserve">Definition 4 (One-sided limits)</w:t>
+      </w:r>
+      <w:r>
+        <w:t xml:space="preserve"> </w:t>
+      </w:r>
+      <w:r>
+        <w:t xml:space="preserve">Let</w:t>
+      </w:r>
+      <w:r>
+        <w:t xml:space="preserve"> </w:t>
+      </w:r>
+      <m:oMath>
+        <m:r>
+          <m:t>f</m:t>
+        </m:r>
+      </m:oMath>
+      <w:r>
+        <w:t xml:space="preserve"> </w:t>
+      </w:r>
+      <w:r>
+        <w:t xml:space="preserve">be a function.</w:t>
+      </w:r>
+      <w:r>
+        <w:t xml:space="preserve"> </w:t>
+      </w:r>
+      <w:r>
+        <w:t xml:space="preserve">The right-hand limit (</w:t>
+      </w:r>
+      <w:hyperlink w:anchor="def-right-hand-limit">
+        <w:r>
+          <w:rPr>
+            <w:rStyle w:val="Hyperlink"/>
+          </w:rPr>
+          <w:t xml:space="preserve">Definition 2</w:t>
+        </w:r>
+      </w:hyperlink>
+      <w:r>
+        <w:t xml:space="preserve">) and the left-hand limit (</w:t>
+      </w:r>
+      <w:hyperlink w:anchor="def-left-hand-limit">
+        <w:r>
+          <w:rPr>
+            <w:rStyle w:val="Hyperlink"/>
+          </w:rPr>
+          <w:t xml:space="preserve">Definition 3</w:t>
+        </w:r>
+      </w:hyperlink>
+      <w:r>
+        <w:t xml:space="preserve">) of</w:t>
+      </w:r>
+      <w:r>
+        <w:t xml:space="preserve"> </w:t>
+      </w:r>
+      <m:oMath>
+        <m:r>
+          <m:t>f</m:t>
+        </m:r>
+      </m:oMath>
+      <w:r>
+        <w:t xml:space="preserve"> </w:t>
+      </w:r>
+      <w:r>
+        <w:t xml:space="preserve">at</w:t>
+      </w:r>
+      <w:r>
+        <w:t xml:space="preserve"> </w:t>
+      </w:r>
+      <m:oMath>
+        <m:r>
+          <m:t>c</m:t>
+        </m:r>
+      </m:oMath>
+      <w:r>
+        <w:t xml:space="preserve"> </w:t>
+      </w:r>
+      <w:r>
+        <w:t xml:space="preserve">are the</w:t>
+      </w:r>
+      <w:r>
+        <w:t xml:space="preserve"> </w:t>
+      </w:r>
+      <w:r>
+        <w:rPr>
+          <w:b/>
+          <w:bCs/>
+        </w:rPr>
         <w:t xml:space="preserve">one-sided limits</w:t>
       </w:r>
       <w:r>
@@ -2400,8 +2518,8 @@
         <w:t xml:space="preserve">.</w:t>
       </w:r>
     </w:p>
-    <w:bookmarkEnd w:id="16"/>
-    <w:bookmarkStart w:id="17" w:name="exm-one-sided-limit"/>
+    <w:bookmarkEnd w:id="18"/>
+    <w:bookmarkStart w:id="19" w:name="exm-one-sided-limit"/>
     <w:p>
       <w:pPr>
         <w:pStyle w:val="BodyText"/>
@@ -2544,7 +2662,7 @@
         <w:pStyle w:val="Compact"/>
         <w:numPr>
           <w:ilvl w:val="0"/>
-          <w:numId w:val="1002"/>
+          <w:numId w:val="1001"/>
         </w:numPr>
       </w:pPr>
       <m:oMath>
@@ -2679,7 +2797,7 @@
         <w:pStyle w:val="Compact"/>
         <w:numPr>
           <w:ilvl w:val="0"/>
-          <w:numId w:val="1002"/>
+          <w:numId w:val="1001"/>
         </w:numPr>
       </w:pPr>
       <m:oMath>
@@ -2896,8 +3014,8 @@
         <w:t xml:space="preserve">does not exist.</w:t>
       </w:r>
     </w:p>
-    <w:bookmarkEnd w:id="17"/>
-    <w:bookmarkStart w:id="18" w:name="rem-one-sided-limit-and-limit"/>
+    <w:bookmarkEnd w:id="19"/>
+    <w:bookmarkStart w:id="20" w:name="rem-one-sided-limit-and-limit"/>
     <w:p>
       <w:pPr>
         <w:pStyle w:val="BodyText"/>
@@ -2990,7 +3108,7 @@
           <w:rPr>
             <w:rStyle w:val="Hyperlink"/>
           </w:rPr>
-          <w:t xml:space="preserve">Definition 2</w:t>
+          <w:t xml:space="preserve">Definition 4</w:t>
         </w:r>
       </w:hyperlink>
       <w:r>
@@ -3003,7 +3121,7 @@
         <w:t xml:space="preserve">and then all three are equal.</w:t>
       </w:r>
     </w:p>
-    <w:bookmarkEnd w:id="18"/>
+    <w:bookmarkEnd w:id="20"/>
     <w:tbl>
       <w:tblPr>
         <w:tblStyle w:val="Table"/>
@@ -3045,18 +3163,18 @@
                 <wp:inline>
                   <wp:extent cx="152400" cy="152400"/>
                   <wp:effectExtent b="0" l="0" r="0" t="0"/>
-                  <wp:docPr descr="" title="" id="20" name="Picture"/>
+                  <wp:docPr descr="" title="" id="22" name="Picture"/>
                   <a:graphic>
                     <a:graphicData uri="http://schemas.openxmlformats.org/drawingml/2006/picture">
                       <pic:pic>
                         <pic:nvPicPr>
-                          <pic:cNvPr descr="/opt/quarto/share/formats/docx/tip.png" id="21" name="Picture"/>
+                          <pic:cNvPr descr="/opt/quarto/share/formats/docx/tip.png" id="23" name="Picture"/>
                           <pic:cNvPicPr>
                             <a:picLocks noChangeArrowheads="1" noChangeAspect="1"/>
                           </pic:cNvPicPr>
                         </pic:nvPicPr>
                         <pic:blipFill>
-                          <a:blip r:embed="rId19"/>
+                          <a:blip r:embed="rId21"/>
                           <a:stretch>
                             <a:fillRect/>
                           </a:stretch>
@@ -3133,10 +3251,10 @@
               <w:pStyle w:val="Compact"/>
               <w:numPr>
                 <w:ilvl w:val="0"/>
-                <w:numId w:val="1003"/>
+                <w:numId w:val="1002"/>
               </w:numPr>
             </w:pPr>
-            <w:hyperlink r:id="rId22">
+            <w:hyperlink r:id="rId24">
               <w:r>
                 <w:rPr>
                   <w:rStyle w:val="Hyperlink"/>
@@ -3150,10 +3268,10 @@
               <w:pStyle w:val="Compact"/>
               <w:numPr>
                 <w:ilvl w:val="0"/>
-                <w:numId w:val="1003"/>
+                <w:numId w:val="1002"/>
               </w:numPr>
             </w:pPr>
-            <w:hyperlink r:id="rId23">
+            <w:hyperlink r:id="rId25">
               <w:r>
                 <w:rPr>
                   <w:rStyle w:val="Hyperlink"/>
@@ -3167,10 +3285,10 @@
               <w:pStyle w:val="Compact"/>
               <w:numPr>
                 <w:ilvl w:val="0"/>
-                <w:numId w:val="1003"/>
+                <w:numId w:val="1002"/>
               </w:numPr>
             </w:pPr>
-            <w:hyperlink r:id="rId24">
+            <w:hyperlink r:id="rId26">
               <w:r>
                 <w:rPr>
                   <w:rStyle w:val="Hyperlink"/>
@@ -3184,10 +3302,10 @@
               <w:pStyle w:val="Compact"/>
               <w:numPr>
                 <w:ilvl w:val="0"/>
-                <w:numId w:val="1003"/>
+                <w:numId w:val="1002"/>
               </w:numPr>
             </w:pPr>
-            <w:hyperlink r:id="rId25">
+            <w:hyperlink r:id="rId27">
               <w:r>
                 <w:rPr>
                   <w:rStyle w:val="Hyperlink"/>
@@ -3201,10 +3319,10 @@
               <w:pStyle w:val="Compact"/>
               <w:numPr>
                 <w:ilvl w:val="0"/>
-                <w:numId w:val="1003"/>
+                <w:numId w:val="1002"/>
               </w:numPr>
             </w:pPr>
-            <w:hyperlink r:id="rId26">
+            <w:hyperlink r:id="rId28">
               <w:r>
                 <w:rPr>
                   <w:rStyle w:val="Hyperlink"/>
@@ -3217,7 +3335,7 @@
         </w:tc>
       </w:tr>
     </w:tbl>
-    <w:bookmarkStart w:id="28" w:name="def-difference-quotient"/>
+    <w:bookmarkStart w:id="30" w:name="def-difference-quotient"/>
     <w:p>
       <w:pPr>
         <w:pStyle w:val="FirstParagraph"/>
@@ -3227,7 +3345,7 @@
           <w:b/>
           <w:bCs/>
         </w:rPr>
-        <w:t xml:space="preserve">Definition 3 (Difference quotient)</w:t>
+        <w:t xml:space="preserve">Definition 5 (Difference quotient)</w:t>
       </w:r>
       <w:r>
         <w:t xml:space="preserve"> </w:t>
@@ -3459,7 +3577,7 @@
       <w:r>
         <w:t xml:space="preserve"> </w:t>
       </w:r>
-      <w:hyperlink r:id="rId27">
+      <w:hyperlink r:id="rId29">
         <w:r>
           <w:rPr>
             <w:rStyle w:val="Hyperlink"/>
@@ -3589,8 +3707,8 @@
         <w:t xml:space="preserve">.</w:t>
       </w:r>
     </w:p>
-    <w:bookmarkEnd w:id="28"/>
-    <w:bookmarkStart w:id="29" w:name="exm-difference-quotient"/>
+    <w:bookmarkEnd w:id="30"/>
+    <w:bookmarkStart w:id="31" w:name="exm-difference-quotient"/>
     <w:p>
       <w:pPr>
         <w:pStyle w:val="BodyText"/>
@@ -4453,8 +4571,8 @@
         </m:oMath>
       </m:oMathPara>
     </w:p>
-    <w:bookmarkEnd w:id="29"/>
-    <w:bookmarkStart w:id="30" w:name="def-differentiable"/>
+    <w:bookmarkEnd w:id="31"/>
+    <w:bookmarkStart w:id="32" w:name="def-differentiable"/>
     <w:p>
       <w:pPr>
         <w:pStyle w:val="FirstParagraph"/>
@@ -4464,7 +4582,7 @@
           <w:b/>
           <w:bCs/>
         </w:rPr>
-        <w:t xml:space="preserve">Definition 4 (Differentiable function)</w:t>
+        <w:t xml:space="preserve">Definition 6 (Differentiable function)</w:t>
       </w:r>
       <w:r>
         <w:t xml:space="preserve"> </w:t>
@@ -4535,7 +4653,7 @@
           <w:rPr>
             <w:rStyle w:val="Hyperlink"/>
           </w:rPr>
-          <w:t xml:space="preserve">Definition 3</w:t>
+          <w:t xml:space="preserve">Definition 5</w:t>
         </w:r>
       </w:hyperlink>
       <w:r>
@@ -4803,7 +4921,7 @@
           <w:rPr>
             <w:rStyle w:val="Hyperlink"/>
           </w:rPr>
-          <w:t xml:space="preserve">Definition 5</w:t>
+          <w:t xml:space="preserve">Definition 7</w:t>
         </w:r>
       </w:hyperlink>
       <w:r>
@@ -4818,8 +4936,8 @@
         <w:t xml:space="preserve">(Larson and Edwards 2018, sec. 2.1, p. 100)</w:t>
       </w:r>
     </w:p>
-    <w:bookmarkEnd w:id="30"/>
-    <w:bookmarkStart w:id="31" w:name="exm-differentiable"/>
+    <w:bookmarkEnd w:id="32"/>
+    <w:bookmarkStart w:id="33" w:name="exm-differentiable"/>
     <w:p>
       <w:pPr>
         <w:pStyle w:val="BodyText"/>
@@ -4842,7 +4960,7 @@
       <w:pPr>
         <w:numPr>
           <w:ilvl w:val="0"/>
-          <w:numId w:val="1004"/>
+          <w:numId w:val="1003"/>
         </w:numPr>
       </w:pPr>
       <m:oMath>
@@ -5454,7 +5572,7 @@
       <w:pPr>
         <w:numPr>
           <w:ilvl w:val="0"/>
-          <w:numId w:val="1004"/>
+          <w:numId w:val="1003"/>
         </w:numPr>
       </w:pPr>
       <m:oMath>
@@ -5724,8 +5842,8 @@
         <w:t xml:space="preserve">so the limit is not finite.</w:t>
       </w:r>
     </w:p>
-    <w:bookmarkEnd w:id="31"/>
-    <w:bookmarkStart w:id="32" w:name="def-derivative"/>
+    <w:bookmarkEnd w:id="33"/>
+    <w:bookmarkStart w:id="34" w:name="def-derivative"/>
     <w:p>
       <w:pPr>
         <w:pStyle w:val="FirstParagraph"/>
@@ -5735,7 +5853,7 @@
           <w:b/>
           <w:bCs/>
         </w:rPr>
-        <w:t xml:space="preserve">Definition 5 (Derivative)</w:t>
+        <w:t xml:space="preserve">Definition 7 (Derivative)</w:t>
       </w:r>
       <w:r>
         <w:t xml:space="preserve"> </w:t>
@@ -5776,7 +5894,7 @@
           <w:rPr>
             <w:rStyle w:val="Hyperlink"/>
           </w:rPr>
-          <w:t xml:space="preserve">Definition 4</w:t>
+          <w:t xml:space="preserve">Definition 6</w:t>
         </w:r>
       </w:hyperlink>
       <w:r>
@@ -5998,11 +6116,36 @@
       <w:r>
         <w:t xml:space="preserve">.</w:t>
       </w:r>
-      <w:r>
-        <w:t xml:space="preserve"> </w:t>
-      </w:r>
-      <w:r>
-        <w:t xml:space="preserve">Writing the derivative with a prime, as</w:t>
+    </w:p>
+    <w:bookmarkEnd w:id="34"/>
+    <w:bookmarkStart w:id="35" w:name="def-lagrange-notation"/>
+    <w:p>
+      <w:pPr>
+        <w:pStyle w:val="BodyText"/>
+      </w:pPr>
+      <w:r>
+        <w:rPr>
+          <w:b/>
+          <w:bCs/>
+        </w:rPr>
+        <w:t xml:space="preserve">Definition 8 (Lagrange’s notation)</w:t>
+      </w:r>
+      <w:r>
+        <w:t xml:space="preserve"> </w:t>
+      </w:r>
+      <w:r>
+        <w:t xml:space="preserve">Writing the derivative (</w:t>
+      </w:r>
+      <w:hyperlink w:anchor="def-derivative">
+        <w:r>
+          <w:rPr>
+            <w:rStyle w:val="Hyperlink"/>
+          </w:rPr>
+          <w:t xml:space="preserve">Definition 7</w:t>
+        </w:r>
+      </w:hyperlink>
+      <w:r>
+        <w:t xml:space="preserve">) with a prime, as</w:t>
       </w:r>
       <w:r>
         <w:t xml:space="preserve"> </w:t>
@@ -6081,6 +6224,20 @@
       <w:r>
         <w:t xml:space="preserve">.</w:t>
       </w:r>
+    </w:p>
+    <w:bookmarkEnd w:id="35"/>
+    <w:bookmarkStart w:id="36" w:name="def-leibniz-notation"/>
+    <w:p>
+      <w:pPr>
+        <w:pStyle w:val="BodyText"/>
+      </w:pPr>
+      <w:r>
+        <w:rPr>
+          <w:b/>
+          <w:bCs/>
+        </w:rPr>
+        <w:t xml:space="preserve">Definition 9 (Leibniz notation)</w:t>
+      </w:r>
       <w:r>
         <w:t xml:space="preserve"> </w:t>
       </w:r>
@@ -6099,7 +6256,18 @@
         <w:t xml:space="preserve"> </w:t>
       </w:r>
       <w:r>
-        <w:t xml:space="preserve">is also written</w:t>
+        <w:t xml:space="preserve">(</w:t>
+      </w:r>
+      <w:hyperlink w:anchor="def-derivative">
+        <w:r>
+          <w:rPr>
+            <w:rStyle w:val="Hyperlink"/>
+          </w:rPr>
+          <w:t xml:space="preserve">Definition 7</w:t>
+        </w:r>
+      </w:hyperlink>
+      <w:r>
+        <w:t xml:space="preserve">) is also written</w:t>
       </w:r>
       <w:r>
         <w:t xml:space="preserve"> </w:t>
@@ -6197,8 +6365,8 @@
         <w:t xml:space="preserve">.</w:t>
       </w:r>
     </w:p>
-    <w:bookmarkEnd w:id="32"/>
-    <w:bookmarkStart w:id="33" w:name="exm-derivative"/>
+    <w:bookmarkEnd w:id="36"/>
+    <w:bookmarkStart w:id="37" w:name="exm-derivative"/>
     <w:p>
       <w:pPr>
         <w:pStyle w:val="BodyText"/>
@@ -6654,8 +6822,8 @@
         <w:t xml:space="preserve">.</w:t>
       </w:r>
     </w:p>
-    <w:bookmarkEnd w:id="33"/>
-    <w:bookmarkStart w:id="34" w:name="def-one-sided-derivative"/>
+    <w:bookmarkEnd w:id="37"/>
+    <w:bookmarkStart w:id="38" w:name="def-right-hand-derivative"/>
     <w:p>
       <w:pPr>
         <w:pStyle w:val="BodyText"/>
@@ -6665,7 +6833,7 @@
           <w:b/>
           <w:bCs/>
         </w:rPr>
-        <w:t xml:space="preserve">Definition 6 (One-sided derivatives)</w:t>
+        <w:t xml:space="preserve">Definition 10 (Right-hand derivative)</w:t>
       </w:r>
       <w:r>
         <w:t xml:space="preserve"> </w:t>
@@ -6698,15 +6866,9 @@
       <w:r>
         <w:t xml:space="preserve">.</w:t>
       </w:r>
-    </w:p>
-    <w:p>
-      <w:pPr>
-        <w:pStyle w:val="Compact"/>
-        <w:numPr>
-          <w:ilvl w:val="0"/>
-          <w:numId w:val="1005"/>
-        </w:numPr>
-      </w:pPr>
+      <w:r>
+        <w:t xml:space="preserve"> </w:t>
+      </w:r>
       <w:r>
         <w:t xml:space="preserve">The</w:t>
       </w:r>
@@ -6754,7 +6916,7 @@
       <w:r>
         <w:t xml:space="preserve">is the right-hand limit (</w:t>
       </w:r>
-      <w:hyperlink w:anchor="def-one-sided-limit">
+      <w:hyperlink w:anchor="def-right-hand-limit">
         <w:r>
           <w:rPr>
             <w:rStyle w:val="Hyperlink"/>
@@ -6880,73 +7042,123 @@
           <w:rPr>
             <w:rStyle w:val="Hyperlink"/>
           </w:rPr>
+          <w:t xml:space="preserve">Definition 5</w:t>
+        </w:r>
+      </w:hyperlink>
+      <w:r>
+        <w:t xml:space="preserve">),</w:t>
+      </w:r>
+      <w:r>
+        <w:t xml:space="preserve"> </w:t>
+      </w:r>
+      <w:r>
+        <w:t xml:space="preserve">when that limit exists and is finite.</w:t>
+      </w:r>
+    </w:p>
+    <w:bookmarkEnd w:id="38"/>
+    <w:bookmarkStart w:id="39" w:name="def-left-hand-derivative"/>
+    <w:p>
+      <w:pPr>
+        <w:pStyle w:val="BodyText"/>
+      </w:pPr>
+      <w:r>
+        <w:rPr>
+          <w:b/>
+          <w:bCs/>
+        </w:rPr>
+        <w:t xml:space="preserve">Definition 11 (Left-hand derivative)</w:t>
+      </w:r>
+      <w:r>
+        <w:t xml:space="preserve"> </w:t>
+      </w:r>
+      <w:r>
+        <w:t xml:space="preserve">Let</w:t>
+      </w:r>
+      <w:r>
+        <w:t xml:space="preserve"> </w:t>
+      </w:r>
+      <m:oMath>
+        <m:r>
+          <m:t>f</m:t>
+        </m:r>
+      </m:oMath>
+      <w:r>
+        <w:t xml:space="preserve"> </w:t>
+      </w:r>
+      <w:r>
+        <w:t xml:space="preserve">be a function defined at</w:t>
+      </w:r>
+      <w:r>
+        <w:t xml:space="preserve"> </w:t>
+      </w:r>
+      <m:oMath>
+        <m:r>
+          <m:t>c</m:t>
+        </m:r>
+      </m:oMath>
+      <w:r>
+        <w:t xml:space="preserve">.</w:t>
+      </w:r>
+      <w:r>
+        <w:t xml:space="preserve"> </w:t>
+      </w:r>
+      <w:r>
+        <w:t xml:space="preserve">The</w:t>
+      </w:r>
+      <w:r>
+        <w:t xml:space="preserve"> </w:t>
+      </w:r>
+      <w:r>
+        <w:rPr>
+          <w:b/>
+          <w:bCs/>
+        </w:rPr>
+        <w:t xml:space="preserve">left-hand derivative</w:t>
+      </w:r>
+      <w:r>
+        <w:t xml:space="preserve"> </w:t>
+      </w:r>
+      <w:r>
+        <w:t xml:space="preserve">of</w:t>
+      </w:r>
+      <w:r>
+        <w:t xml:space="preserve"> </w:t>
+      </w:r>
+      <m:oMath>
+        <m:r>
+          <m:t>f</m:t>
+        </m:r>
+      </m:oMath>
+      <w:r>
+        <w:t xml:space="preserve"> </w:t>
+      </w:r>
+      <w:r>
+        <w:t xml:space="preserve">at</w:t>
+      </w:r>
+      <w:r>
+        <w:t xml:space="preserve"> </w:t>
+      </w:r>
+      <m:oMath>
+        <m:r>
+          <m:t>c</m:t>
+        </m:r>
+      </m:oMath>
+      <w:r>
+        <w:t xml:space="preserve"> </w:t>
+      </w:r>
+      <w:r>
+        <w:t xml:space="preserve">is the left-hand limit (</w:t>
+      </w:r>
+      <w:hyperlink w:anchor="def-left-hand-limit">
+        <w:r>
+          <w:rPr>
+            <w:rStyle w:val="Hyperlink"/>
+          </w:rPr>
           <w:t xml:space="preserve">Definition 3</w:t>
         </w:r>
       </w:hyperlink>
       <w:r>
-        <w:t xml:space="preserve">),</w:t>
-      </w:r>
-      <w:r>
-        <w:t xml:space="preserve"> </w:t>
-      </w:r>
-      <w:r>
-        <w:t xml:space="preserve">when that limit exists and is finite.</w:t>
-      </w:r>
-    </w:p>
-    <w:p>
-      <w:pPr>
-        <w:pStyle w:val="Compact"/>
-        <w:numPr>
-          <w:ilvl w:val="0"/>
-          <w:numId w:val="1005"/>
-        </w:numPr>
-      </w:pPr>
-      <w:r>
-        <w:t xml:space="preserve">The</w:t>
-      </w:r>
-      <w:r>
-        <w:t xml:space="preserve"> </w:t>
-      </w:r>
-      <w:r>
-        <w:rPr>
-          <w:b/>
-          <w:bCs/>
-        </w:rPr>
-        <w:t xml:space="preserve">left-hand derivative</w:t>
-      </w:r>
-      <w:r>
-        <w:t xml:space="preserve"> </w:t>
-      </w:r>
-      <w:r>
-        <w:t xml:space="preserve">of</w:t>
-      </w:r>
-      <w:r>
-        <w:t xml:space="preserve"> </w:t>
-      </w:r>
-      <m:oMath>
-        <m:r>
-          <m:t>f</m:t>
-        </m:r>
-      </m:oMath>
-      <w:r>
-        <w:t xml:space="preserve"> </w:t>
-      </w:r>
-      <w:r>
-        <w:t xml:space="preserve">at</w:t>
-      </w:r>
-      <w:r>
-        <w:t xml:space="preserve"> </w:t>
-      </w:r>
-      <m:oMath>
-        <m:r>
-          <m:t>c</m:t>
-        </m:r>
-      </m:oMath>
-      <w:r>
-        <w:t xml:space="preserve"> </w:t>
-      </w:r>
-      <w:r>
-        <w:t xml:space="preserve">is the left-hand limit</w:t>
+        <w:t xml:space="preserve">)</w:t>
       </w:r>
       <w:r>
         <w:t xml:space="preserve"> </w:t>
@@ -7062,21 +7274,114 @@
         <w:t xml:space="preserve">when that limit exists and is finite.</w:t>
       </w:r>
     </w:p>
+    <w:bookmarkEnd w:id="39"/>
+    <w:bookmarkStart w:id="40" w:name="def-one-sided-derivative"/>
     <w:p>
       <w:pPr>
-        <w:pStyle w:val="FirstParagraph"/>
+        <w:pStyle w:val="BodyText"/>
       </w:pPr>
-      <w:r>
-        <w:t xml:space="preserve">These are the</w:t>
-      </w:r>
-      <w:r>
-        <w:t xml:space="preserve"> </w:t>
-      </w:r>
       <w:r>
         <w:rPr>
           <w:b/>
           <w:bCs/>
         </w:rPr>
+        <w:t xml:space="preserve">Definition 12 (One-sided derivatives)</w:t>
+      </w:r>
+      <w:r>
+        <w:t xml:space="preserve"> </w:t>
+      </w:r>
+      <w:r>
+        <w:t xml:space="preserve">Let</w:t>
+      </w:r>
+      <w:r>
+        <w:t xml:space="preserve"> </w:t>
+      </w:r>
+      <m:oMath>
+        <m:r>
+          <m:t>f</m:t>
+        </m:r>
+      </m:oMath>
+      <w:r>
+        <w:t xml:space="preserve"> </w:t>
+      </w:r>
+      <w:r>
+        <w:t xml:space="preserve">be a function defined at</w:t>
+      </w:r>
+      <w:r>
+        <w:t xml:space="preserve"> </w:t>
+      </w:r>
+      <m:oMath>
+        <m:r>
+          <m:t>c</m:t>
+        </m:r>
+      </m:oMath>
+      <w:r>
+        <w:t xml:space="preserve">.</w:t>
+      </w:r>
+      <w:r>
+        <w:t xml:space="preserve"> </w:t>
+      </w:r>
+      <w:r>
+        <w:t xml:space="preserve">The right-hand derivative (</w:t>
+      </w:r>
+      <w:hyperlink w:anchor="def-right-hand-derivative">
+        <w:r>
+          <w:rPr>
+            <w:rStyle w:val="Hyperlink"/>
+          </w:rPr>
+          <w:t xml:space="preserve">Definition 10</w:t>
+        </w:r>
+      </w:hyperlink>
+      <w:r>
+        <w:t xml:space="preserve">) and the left-hand derivative (</w:t>
+      </w:r>
+      <w:hyperlink w:anchor="def-left-hand-derivative">
+        <w:r>
+          <w:rPr>
+            <w:rStyle w:val="Hyperlink"/>
+          </w:rPr>
+          <w:t xml:space="preserve">Definition 11</w:t>
+        </w:r>
+      </w:hyperlink>
+      <w:r>
+        <w:t xml:space="preserve">) of</w:t>
+      </w:r>
+      <w:r>
+        <w:t xml:space="preserve"> </w:t>
+      </w:r>
+      <m:oMath>
+        <m:r>
+          <m:t>f</m:t>
+        </m:r>
+      </m:oMath>
+      <w:r>
+        <w:t xml:space="preserve"> </w:t>
+      </w:r>
+      <w:r>
+        <w:t xml:space="preserve">at</w:t>
+      </w:r>
+      <w:r>
+        <w:t xml:space="preserve"> </w:t>
+      </w:r>
+      <m:oMath>
+        <m:r>
+          <m:t>c</m:t>
+        </m:r>
+      </m:oMath>
+      <w:r>
+        <w:t xml:space="preserve"> </w:t>
+      </w:r>
+      <w:r>
+        <w:t xml:space="preserve">are the</w:t>
+      </w:r>
+      <w:r>
+        <w:t xml:space="preserve"> </w:t>
+      </w:r>
+      <w:r>
+        <w:rPr>
+          <w:b/>
+          <w:bCs/>
+        </w:rPr>
         <w:t xml:space="preserve">one-sided derivatives</w:t>
       </w:r>
       <w:r>
@@ -7111,8 +7416,8 @@
         <w:t xml:space="preserve">.</w:t>
       </w:r>
     </w:p>
-    <w:bookmarkEnd w:id="34"/>
-    <w:bookmarkStart w:id="35" w:name="exm-one-sided-derivative"/>
+    <w:bookmarkEnd w:id="40"/>
+    <w:bookmarkStart w:id="41" w:name="exm-one-sided-derivative"/>
     <w:p>
       <w:pPr>
         <w:pStyle w:val="BodyText"/>
@@ -7281,7 +7586,7 @@
       <w:pPr>
         <w:numPr>
           <w:ilvl w:val="0"/>
-          <w:numId w:val="1006"/>
+          <w:numId w:val="1004"/>
         </w:numPr>
       </w:pPr>
       <w:r>
@@ -7530,7 +7835,7 @@
       <w:pPr>
         <w:numPr>
           <w:ilvl w:val="0"/>
-          <w:numId w:val="1006"/>
+          <w:numId w:val="1004"/>
         </w:numPr>
       </w:pPr>
       <w:r>
@@ -7967,8 +8272,8 @@
         <w:t xml:space="preserve">.</w:t>
       </w:r>
     </w:p>
-    <w:bookmarkEnd w:id="35"/>
-    <w:bookmarkStart w:id="36" w:name="def-second-derivative"/>
+    <w:bookmarkEnd w:id="41"/>
+    <w:bookmarkStart w:id="42" w:name="def-second-derivative"/>
     <w:p>
       <w:pPr>
         <w:pStyle w:val="BodyText"/>
@@ -7978,7 +8283,7 @@
           <w:b/>
           <w:bCs/>
         </w:rPr>
-        <w:t xml:space="preserve">Definition 7 (Second derivative)</w:t>
+        <w:t xml:space="preserve">Definition 13 (Second derivative)</w:t>
       </w:r>
       <w:r>
         <w:t xml:space="preserve"> </w:t>
@@ -8037,7 +8342,7 @@
           <w:rPr>
             <w:rStyle w:val="Hyperlink"/>
           </w:rPr>
-          <w:t xml:space="preserve">Definition 5</w:t>
+          <w:t xml:space="preserve">Definition 7</w:t>
         </w:r>
       </w:hyperlink>
       <w:r>
@@ -8114,7 +8419,7 @@
           <w:rPr>
             <w:rStyle w:val="Hyperlink"/>
           </w:rPr>
-          <w:t xml:space="preserve">Definition 4</w:t>
+          <w:t xml:space="preserve">Definition 6</w:t>
         </w:r>
       </w:hyperlink>
       <w:r>
@@ -8273,8 +8578,8 @@
         <w:t xml:space="preserve">.</w:t>
       </w:r>
     </w:p>
-    <w:bookmarkEnd w:id="36"/>
-    <w:bookmarkStart w:id="37" w:name="exm-second-derivative"/>
+    <w:bookmarkEnd w:id="42"/>
+    <w:bookmarkStart w:id="43" w:name="exm-second-derivative"/>
     <w:p>
       <w:pPr>
         <w:pStyle w:val="BodyText"/>
@@ -8720,9 +9025,9 @@
         <w:t xml:space="preserve">.</w:t>
       </w:r>
     </w:p>
-    <w:bookmarkEnd w:id="37"/>
-    <w:bookmarkEnd w:id="38"/>
-    <w:bookmarkStart w:id="101" w:name="sec-derivative-rules"/>
+    <w:bookmarkEnd w:id="43"/>
+    <w:bookmarkEnd w:id="44"/>
+    <w:bookmarkStart w:id="109" w:name="sec-derivative-rules"/>
     <w:p>
       <w:pPr>
         <w:pStyle w:val="Heading3"/>
@@ -8731,7 +9036,7 @@
         <w:t xml:space="preserve">1.2 Derivative rules</w:t>
       </w:r>
     </w:p>
-    <w:bookmarkStart w:id="39" w:name="thm-deriv-const"/>
+    <w:bookmarkStart w:id="45" w:name="thm-deriv-const"/>
     <w:p>
       <w:pPr>
         <w:pStyle w:val="FirstParagraph"/>
@@ -8823,7 +9128,7 @@
         </m:oMath>
       </m:oMathPara>
     </w:p>
-    <w:bookmarkEnd w:id="39"/>
+    <w:bookmarkEnd w:id="45"/>
     <w:tbl>
       <w:tblPr>
         <w:tblStyle w:val="Table"/>
@@ -8865,18 +9170,18 @@
                 <wp:inline>
                   <wp:extent cx="152400" cy="152400"/>
                   <wp:effectExtent b="0" l="0" r="0" t="0"/>
-                  <wp:docPr descr="" title="" id="40" name="Picture"/>
+                  <wp:docPr descr="" title="" id="46" name="Picture"/>
                   <a:graphic>
                     <a:graphicData uri="http://schemas.openxmlformats.org/drawingml/2006/picture">
                       <pic:pic>
                         <pic:nvPicPr>
-                          <pic:cNvPr descr="/opt/quarto/share/formats/docx/tip.png" id="41" name="Picture"/>
+                          <pic:cNvPr descr="/opt/quarto/share/formats/docx/tip.png" id="47" name="Picture"/>
                           <pic:cNvPicPr>
                             <a:picLocks noChangeArrowheads="1" noChangeAspect="1"/>
                           </pic:cNvPicPr>
                         </pic:nvPicPr>
                         <pic:blipFill>
-                          <a:blip r:embed="rId19"/>
+                          <a:blip r:embed="rId21"/>
                           <a:stretch>
                             <a:fillRect/>
                           </a:stretch>
@@ -8953,10 +9258,10 @@
               <w:pStyle w:val="Compact"/>
               <w:numPr>
                 <w:ilvl w:val="0"/>
-                <w:numId w:val="1007"/>
+                <w:numId w:val="1005"/>
               </w:numPr>
             </w:pPr>
-            <w:hyperlink r:id="rId42">
+            <w:hyperlink r:id="rId48">
               <w:r>
                 <w:rPr>
                   <w:rStyle w:val="Hyperlink"/>
@@ -8969,7 +9274,7 @@
         </w:tc>
       </w:tr>
     </w:tbl>
-    <w:bookmarkStart w:id="43" w:name="thm-deriv-const-factor"/>
+    <w:bookmarkStart w:id="49" w:name="thm-deriv-const-factor"/>
     <w:p>
       <w:pPr>
         <w:pStyle w:val="FirstParagraph"/>
@@ -9119,7 +9424,7 @@
         </m:oMath>
       </m:oMathPara>
     </w:p>
-    <w:bookmarkEnd w:id="43"/>
+    <w:bookmarkEnd w:id="49"/>
     <w:tbl>
       <w:tblPr>
         <w:tblStyle w:val="Table"/>
@@ -9161,18 +9466,18 @@
                 <wp:inline>
                   <wp:extent cx="152400" cy="152400"/>
                   <wp:effectExtent b="0" l="0" r="0" t="0"/>
-                  <wp:docPr descr="" title="" id="44" name="Picture"/>
+                  <wp:docPr descr="" title="" id="50" name="Picture"/>
                   <a:graphic>
                     <a:graphicData uri="http://schemas.openxmlformats.org/drawingml/2006/picture">
                       <pic:pic>
                         <pic:nvPicPr>
-                          <pic:cNvPr descr="/opt/quarto/share/formats/docx/tip.png" id="45" name="Picture"/>
+                          <pic:cNvPr descr="/opt/quarto/share/formats/docx/tip.png" id="51" name="Picture"/>
                           <pic:cNvPicPr>
                             <a:picLocks noChangeArrowheads="1" noChangeAspect="1"/>
                           </pic:cNvPicPr>
                         </pic:nvPicPr>
                         <pic:blipFill>
-                          <a:blip r:embed="rId19"/>
+                          <a:blip r:embed="rId21"/>
                           <a:stretch>
                             <a:fillRect/>
                           </a:stretch>
@@ -9249,10 +9554,10 @@
               <w:pStyle w:val="Compact"/>
               <w:numPr>
                 <w:ilvl w:val="0"/>
-                <w:numId w:val="1008"/>
+                <w:numId w:val="1006"/>
               </w:numPr>
             </w:pPr>
-            <w:hyperlink r:id="rId46">
+            <w:hyperlink r:id="rId52">
               <w:r>
                 <w:rPr>
                   <w:rStyle w:val="Hyperlink"/>
@@ -9265,7 +9570,7 @@
         </w:tc>
       </w:tr>
     </w:tbl>
-    <w:bookmarkStart w:id="49" w:name="thm-deriv-polynomial"/>
+    <w:bookmarkStart w:id="55" w:name="thm-deriv-polynomial"/>
     <w:p>
       <w:pPr>
         <w:pStyle w:val="FirstParagraph"/>
@@ -9326,7 +9631,7 @@
       <w:r>
         <w:t xml:space="preserve"> </w:t>
       </w:r>
-      <w:hyperlink r:id="rId47">
+      <w:hyperlink r:id="rId53">
         <w:r>
           <w:rPr>
             <w:rStyle w:val="Hyperlink"/>
@@ -9460,7 +9765,7 @@
       <w:r>
         <w:t xml:space="preserve"> </w:t>
       </w:r>
-      <w:hyperlink r:id="rId48">
+      <w:hyperlink r:id="rId54">
         <w:r>
           <w:rPr>
             <w:rStyle w:val="Hyperlink"/>
@@ -9489,7 +9794,7 @@
         <w:t xml:space="preserve">.</w:t>
       </w:r>
     </w:p>
-    <w:bookmarkEnd w:id="49"/>
+    <w:bookmarkEnd w:id="55"/>
     <w:tbl>
       <w:tblPr>
         <w:tblStyle w:val="Table"/>
@@ -9531,18 +9836,18 @@
                 <wp:inline>
                   <wp:extent cx="152400" cy="152400"/>
                   <wp:effectExtent b="0" l="0" r="0" t="0"/>
-                  <wp:docPr descr="" title="" id="50" name="Picture"/>
+                  <wp:docPr descr="" title="" id="56" name="Picture"/>
                   <a:graphic>
                     <a:graphicData uri="http://schemas.openxmlformats.org/drawingml/2006/picture">
                       <pic:pic>
                         <pic:nvPicPr>
-                          <pic:cNvPr descr="/opt/quarto/share/formats/docx/tip.png" id="51" name="Picture"/>
+                          <pic:cNvPr descr="/opt/quarto/share/formats/docx/tip.png" id="57" name="Picture"/>
                           <pic:cNvPicPr>
                             <a:picLocks noChangeArrowheads="1" noChangeAspect="1"/>
                           </pic:cNvPicPr>
                         </pic:nvPicPr>
                         <pic:blipFill>
-                          <a:blip r:embed="rId19"/>
+                          <a:blip r:embed="rId21"/>
                           <a:stretch>
                             <a:fillRect/>
                           </a:stretch>
@@ -9619,10 +9924,10 @@
               <w:pStyle w:val="Compact"/>
               <w:numPr>
                 <w:ilvl w:val="0"/>
-                <w:numId w:val="1009"/>
+                <w:numId w:val="1007"/>
               </w:numPr>
             </w:pPr>
-            <w:hyperlink r:id="rId52">
+            <w:hyperlink r:id="rId58">
               <w:r>
                 <w:rPr>
                   <w:rStyle w:val="Hyperlink"/>
@@ -9636,10 +9941,10 @@
               <w:pStyle w:val="Compact"/>
               <w:numPr>
                 <w:ilvl w:val="0"/>
-                <w:numId w:val="1009"/>
+                <w:numId w:val="1007"/>
               </w:numPr>
             </w:pPr>
-            <w:hyperlink r:id="rId53">
+            <w:hyperlink r:id="rId59">
               <w:r>
                 <w:rPr>
                   <w:rStyle w:val="Hyperlink"/>
@@ -9653,10 +9958,10 @@
               <w:pStyle w:val="Compact"/>
               <w:numPr>
                 <w:ilvl w:val="0"/>
-                <w:numId w:val="1009"/>
+                <w:numId w:val="1007"/>
               </w:numPr>
             </w:pPr>
-            <w:hyperlink r:id="rId54">
+            <w:hyperlink r:id="rId60">
               <w:r>
                 <w:rPr>
                   <w:rStyle w:val="Hyperlink"/>
@@ -9669,7 +9974,7 @@
         </w:tc>
       </w:tr>
     </w:tbl>
-    <w:bookmarkStart w:id="55" w:name="exr-miller-deriv-polynomial-root"/>
+    <w:bookmarkStart w:id="61" w:name="exr-miller-deriv-polynomial-root"/>
     <w:p>
       <w:pPr>
         <w:pStyle w:val="FirstParagraph"/>
@@ -9804,8 +10109,8 @@
         </m:oMath>
       </m:oMathPara>
     </w:p>
-    <w:bookmarkEnd w:id="55"/>
-    <w:bookmarkStart w:id="56" w:name="sol-miller-deriv-polynomial-root"/>
+    <w:bookmarkEnd w:id="61"/>
+    <w:bookmarkStart w:id="62" w:name="sol-miller-deriv-polynomial-root"/>
     <w:p>
       <w:pPr>
         <w:pStyle w:val="FirstParagraph"/>
@@ -10369,8 +10674,8 @@
         </m:oMath>
       </m:oMathPara>
     </w:p>
-    <w:bookmarkEnd w:id="56"/>
-    <w:bookmarkStart w:id="57" w:name="exr-miller-deriv-find-slopes"/>
+    <w:bookmarkEnd w:id="62"/>
+    <w:bookmarkStart w:id="63" w:name="exr-miller-deriv-find-slopes"/>
     <w:p>
       <w:pPr>
         <w:pStyle w:val="FirstParagraph"/>
@@ -10520,7 +10825,7 @@
         <w:pStyle w:val="Compact"/>
         <w:numPr>
           <w:ilvl w:val="0"/>
-          <w:numId w:val="1010"/>
+          <w:numId w:val="1008"/>
         </w:numPr>
       </w:pPr>
       <m:oMath>
@@ -10543,7 +10848,7 @@
         <w:pStyle w:val="Compact"/>
         <w:numPr>
           <w:ilvl w:val="0"/>
-          <w:numId w:val="1010"/>
+          <w:numId w:val="1008"/>
         </w:numPr>
       </w:pPr>
       <m:oMath>
@@ -10560,7 +10865,7 @@
         <w:pStyle w:val="Compact"/>
         <w:numPr>
           <w:ilvl w:val="0"/>
-          <w:numId w:val="1010"/>
+          <w:numId w:val="1008"/>
         </w:numPr>
       </w:pPr>
       <m:oMath>
@@ -10572,8 +10877,8 @@
         <w:t xml:space="preserve">​</w:t>
       </w:r>
     </w:p>
-    <w:bookmarkEnd w:id="57"/>
-    <w:bookmarkStart w:id="58" w:name="sol-miller-deriv-find-slopes"/>
+    <w:bookmarkEnd w:id="63"/>
+    <w:bookmarkStart w:id="64" w:name="sol-miller-deriv-find-slopes"/>
     <w:p>
       <w:pPr>
         <w:pStyle w:val="FirstParagraph"/>
@@ -12128,8 +12433,8 @@
         </m:oMath>
       </m:oMathPara>
     </w:p>
-    <w:bookmarkEnd w:id="58"/>
-    <w:bookmarkStart w:id="60" w:name="thm-deriv-log"/>
+    <w:bookmarkEnd w:id="64"/>
+    <w:bookmarkStart w:id="66" w:name="thm-deriv-log"/>
     <w:p>
       <w:pPr>
         <w:pStyle w:val="FirstParagraph"/>
@@ -12176,7 +12481,7 @@
       <w:r>
         <w:t xml:space="preserve"> </w:t>
       </w:r>
-      <w:hyperlink r:id="rId59">
+      <w:hyperlink r:id="rId65">
         <w:r>
           <w:rPr>
             <w:rStyle w:val="Hyperlink"/>
@@ -12297,8 +12602,8 @@
         </m:oMath>
       </m:oMathPara>
     </w:p>
-    <w:bookmarkEnd w:id="60"/>
-    <w:bookmarkStart w:id="61" w:name="exr-miller-deriv-log-simplify"/>
+    <w:bookmarkEnd w:id="66"/>
+    <w:bookmarkStart w:id="67" w:name="exr-miller-deriv-log-simplify"/>
     <w:p>
       <w:pPr>
         <w:pStyle w:val="FirstParagraph"/>
@@ -12452,8 +12757,8 @@
         <w:t xml:space="preserve">.</w:t>
       </w:r>
     </w:p>
-    <w:bookmarkEnd w:id="61"/>
-    <w:bookmarkStart w:id="62" w:name="sol-miller-deriv-log-simplify"/>
+    <w:bookmarkEnd w:id="67"/>
+    <w:bookmarkStart w:id="68" w:name="sol-miller-deriv-log-simplify"/>
     <w:p>
       <w:pPr>
         <w:pStyle w:val="BodyText"/>
@@ -12893,8 +13198,8 @@
         <w:t xml:space="preserve">simplifying algebraically first is faster and prevents arithmetic errors.</w:t>
       </w:r>
     </w:p>
-    <w:bookmarkEnd w:id="62"/>
-    <w:bookmarkStart w:id="64" w:name="thm-deriv-exp"/>
+    <w:bookmarkEnd w:id="68"/>
+    <w:bookmarkStart w:id="70" w:name="thm-deriv-exp"/>
     <w:p>
       <w:pPr>
         <w:pStyle w:val="BodyText"/>
@@ -12932,7 +13237,7 @@
       <w:r>
         <w:t xml:space="preserve"> </w:t>
       </w:r>
-      <w:hyperlink r:id="rId63">
+      <w:hyperlink r:id="rId69">
         <w:r>
           <w:rPr>
             <w:rStyle w:val="Hyperlink"/>
@@ -13027,8 +13332,8 @@
         </m:oMath>
       </m:oMathPara>
     </w:p>
-    <w:bookmarkEnd w:id="64"/>
-    <w:bookmarkStart w:id="65" w:name="thm-deriv-sin"/>
+    <w:bookmarkEnd w:id="70"/>
+    <w:bookmarkStart w:id="71" w:name="thm-deriv-sin"/>
     <w:p>
       <w:pPr>
         <w:pStyle w:val="FirstParagraph"/>
@@ -13124,8 +13429,8 @@
         </m:oMath>
       </m:oMathPara>
     </w:p>
-    <w:bookmarkEnd w:id="65"/>
-    <w:bookmarkStart w:id="66" w:name="thm-deriv-cos"/>
+    <w:bookmarkEnd w:id="71"/>
+    <w:bookmarkStart w:id="72" w:name="thm-deriv-cos"/>
     <w:p>
       <w:pPr>
         <w:pStyle w:val="FirstParagraph"/>
@@ -13227,8 +13532,8 @@
         </m:oMath>
       </m:oMathPara>
     </w:p>
-    <w:bookmarkEnd w:id="66"/>
-    <w:bookmarkStart w:id="67" w:name="thm-product-rule"/>
+    <w:bookmarkEnd w:id="72"/>
+    <w:bookmarkStart w:id="73" w:name="thm-product-rule"/>
     <w:p>
       <w:pPr>
         <w:pStyle w:val="FirstParagraph"/>
@@ -13376,7 +13681,7 @@
         </m:oMath>
       </m:oMathPara>
     </w:p>
-    <w:bookmarkEnd w:id="67"/>
+    <w:bookmarkEnd w:id="73"/>
     <w:tbl>
       <w:tblPr>
         <w:tblStyle w:val="Table"/>
@@ -13418,18 +13723,18 @@
                 <wp:inline>
                   <wp:extent cx="152400" cy="152400"/>
                   <wp:effectExtent b="0" l="0" r="0" t="0"/>
-                  <wp:docPr descr="" title="" id="68" name="Picture"/>
+                  <wp:docPr descr="" title="" id="74" name="Picture"/>
                   <a:graphic>
                     <a:graphicData uri="http://schemas.openxmlformats.org/drawingml/2006/picture">
                       <pic:pic>
                         <pic:nvPicPr>
-                          <pic:cNvPr descr="/opt/quarto/share/formats/docx/tip.png" id="69" name="Picture"/>
+                          <pic:cNvPr descr="/opt/quarto/share/formats/docx/tip.png" id="75" name="Picture"/>
                           <pic:cNvPicPr>
                             <a:picLocks noChangeArrowheads="1" noChangeAspect="1"/>
                           </pic:cNvPicPr>
                         </pic:nvPicPr>
                         <pic:blipFill>
-                          <a:blip r:embed="rId19"/>
+                          <a:blip r:embed="rId21"/>
                           <a:stretch>
                             <a:fillRect/>
                           </a:stretch>
@@ -13506,10 +13811,10 @@
               <w:pStyle w:val="Compact"/>
               <w:numPr>
                 <w:ilvl w:val="0"/>
-                <w:numId w:val="1011"/>
+                <w:numId w:val="1009"/>
               </w:numPr>
             </w:pPr>
-            <w:hyperlink r:id="rId70">
+            <w:hyperlink r:id="rId76">
               <w:r>
                 <w:rPr>
                   <w:rStyle w:val="Hyperlink"/>
@@ -13522,7 +13827,7 @@
         </w:tc>
       </w:tr>
     </w:tbl>
-    <w:bookmarkStart w:id="71" w:name="exr-miller-deriv-product-poly-cos"/>
+    <w:bookmarkStart w:id="77" w:name="exr-miller-deriv-product-poly-cos"/>
     <w:p>
       <w:pPr>
         <w:pStyle w:val="FirstParagraph"/>
@@ -13657,8 +13962,8 @@
         </m:oMath>
       </m:oMathPara>
     </w:p>
-    <w:bookmarkEnd w:id="71"/>
-    <w:bookmarkStart w:id="72" w:name="sol-miller-deriv-product-poly-cos"/>
+    <w:bookmarkEnd w:id="77"/>
+    <w:bookmarkStart w:id="78" w:name="sol-miller-deriv-product-poly-cos"/>
     <w:p>
       <w:pPr>
         <w:pStyle w:val="FirstParagraph"/>
@@ -14244,8 +14549,8 @@
         </m:oMath>
       </m:oMathPara>
     </w:p>
-    <w:bookmarkEnd w:id="72"/>
-    <w:bookmarkStart w:id="73" w:name="exr-miller-deriv-second-product"/>
+    <w:bookmarkEnd w:id="78"/>
+    <w:bookmarkStart w:id="79" w:name="exr-miller-deriv-second-product"/>
     <w:p>
       <w:pPr>
         <w:pStyle w:val="FirstParagraph"/>
@@ -14380,8 +14685,8 @@
         </m:oMath>
       </m:oMathPara>
     </w:p>
-    <w:bookmarkEnd w:id="73"/>
-    <w:bookmarkStart w:id="74" w:name="sol-miller-deriv-second-product"/>
+    <w:bookmarkEnd w:id="79"/>
+    <w:bookmarkStart w:id="80" w:name="sol-miller-deriv-second-product"/>
     <w:p>
       <w:pPr>
         <w:pStyle w:val="FirstParagraph"/>
@@ -15405,8 +15710,8 @@
         </m:oMath>
       </m:oMathPara>
     </w:p>
-    <w:bookmarkEnd w:id="74"/>
-    <w:bookmarkStart w:id="75" w:name="thm-quotient-rule"/>
+    <w:bookmarkEnd w:id="80"/>
+    <w:bookmarkStart w:id="81" w:name="thm-quotient-rule"/>
     <w:p>
       <w:pPr>
         <w:pStyle w:val="FirstParagraph"/>
@@ -15619,7 +15924,7 @@
         </m:oMath>
       </m:oMathPara>
     </w:p>
-    <w:bookmarkEnd w:id="75"/>
+    <w:bookmarkEnd w:id="81"/>
     <w:tbl>
       <w:tblPr>
         <w:tblStyle w:val="Table"/>
@@ -15661,18 +15966,18 @@
                 <wp:inline>
                   <wp:extent cx="152400" cy="152400"/>
                   <wp:effectExtent b="0" l="0" r="0" t="0"/>
-                  <wp:docPr descr="" title="" id="76" name="Picture"/>
+                  <wp:docPr descr="" title="" id="82" name="Picture"/>
                   <a:graphic>
                     <a:graphicData uri="http://schemas.openxmlformats.org/drawingml/2006/picture">
                       <pic:pic>
                         <pic:nvPicPr>
-                          <pic:cNvPr descr="/opt/quarto/share/formats/docx/tip.png" id="77" name="Picture"/>
+                          <pic:cNvPr descr="/opt/quarto/share/formats/docx/tip.png" id="83" name="Picture"/>
                           <pic:cNvPicPr>
                             <a:picLocks noChangeArrowheads="1" noChangeAspect="1"/>
                           </pic:cNvPicPr>
                         </pic:nvPicPr>
                         <pic:blipFill>
-                          <a:blip r:embed="rId19"/>
+                          <a:blip r:embed="rId21"/>
                           <a:stretch>
                             <a:fillRect/>
                           </a:stretch>
@@ -15749,10 +16054,10 @@
               <w:pStyle w:val="Compact"/>
               <w:numPr>
                 <w:ilvl w:val="0"/>
-                <w:numId w:val="1012"/>
+                <w:numId w:val="1010"/>
               </w:numPr>
             </w:pPr>
-            <w:hyperlink r:id="rId78">
+            <w:hyperlink r:id="rId84">
               <w:r>
                 <w:rPr>
                   <w:rStyle w:val="Hyperlink"/>
@@ -15765,7 +16070,7 @@
         </w:tc>
       </w:tr>
     </w:tbl>
-    <w:bookmarkStart w:id="79" w:name="exr-miller-deriv-quotient-or-factor"/>
+    <w:bookmarkStart w:id="85" w:name="exr-miller-deriv-quotient-or-factor"/>
     <w:p>
       <w:pPr>
         <w:pStyle w:val="FirstParagraph"/>
@@ -15907,8 +16212,8 @@
         <w:t xml:space="preserve">.</w:t>
       </w:r>
     </w:p>
-    <w:bookmarkEnd w:id="79"/>
-    <w:bookmarkStart w:id="80" w:name="sol-miller-deriv-quotient-or-factor"/>
+    <w:bookmarkEnd w:id="85"/>
+    <w:bookmarkStart w:id="86" w:name="sol-miller-deriv-quotient-or-factor"/>
     <w:p>
       <w:pPr>
         <w:pStyle w:val="BodyText"/>
@@ -16665,8 +16970,8 @@
         <w:t xml:space="preserve">, but factoring first eliminates tedious algebraic simplification.</w:t>
       </w:r>
     </w:p>
-    <w:bookmarkEnd w:id="80"/>
-    <w:bookmarkStart w:id="82" w:name="thm-chain-rule"/>
+    <w:bookmarkEnd w:id="86"/>
+    <w:bookmarkStart w:id="88" w:name="thm-chain-rule"/>
     <w:p>
       <w:pPr>
         <w:pStyle w:val="BodyText"/>
@@ -16925,7 +17230,7 @@
           <w:rPr>
             <w:rStyle w:val="Hyperlink"/>
           </w:rPr>
-          <w:t xml:space="preserve">Definition 5</w:t>
+          <w:t xml:space="preserve">Definition 7</w:t>
         </w:r>
       </w:hyperlink>
       <w:r>
@@ -17014,7 +17319,7 @@
       <w:r>
         <w:t xml:space="preserve"> </w:t>
       </w:r>
-      <w:hyperlink r:id="rId81">
+      <w:hyperlink r:id="rId87">
         <w:r>
           <w:rPr>
             <w:rStyle w:val="Hyperlink"/>
@@ -17224,8 +17529,8 @@
         </m:oMath>
       </m:oMathPara>
     </w:p>
-    <w:bookmarkEnd w:id="82"/>
-    <w:bookmarkStart w:id="83" w:name="exr-miller-deriv-gaussian-kernel"/>
+    <w:bookmarkEnd w:id="88"/>
+    <w:bookmarkStart w:id="89" w:name="exr-miller-deriv-gaussian-kernel"/>
     <w:p>
       <w:pPr>
         <w:pStyle w:val="FirstParagraph"/>
@@ -17349,8 +17654,8 @@
         </m:oMath>
       </m:oMathPara>
     </w:p>
-    <w:bookmarkEnd w:id="83"/>
-    <w:bookmarkStart w:id="84" w:name="sol-miller-deriv-gaussian-kernel"/>
+    <w:bookmarkEnd w:id="89"/>
+    <w:bookmarkStart w:id="90" w:name="sol-miller-deriv-gaussian-kernel"/>
     <w:p>
       <w:pPr>
         <w:pStyle w:val="FirstParagraph"/>
@@ -17821,8 +18126,8 @@
         </m:oMath>
       </m:oMathPara>
     </w:p>
-    <w:bookmarkEnd w:id="84"/>
-    <w:bookmarkStart w:id="85" w:name="exr-miller-deriv-second-gaussian-kernel"/>
+    <w:bookmarkEnd w:id="90"/>
+    <w:bookmarkStart w:id="91" w:name="thm-deriv-gaussian-kernel"/>
     <w:p>
       <w:pPr>
         <w:pStyle w:val="FirstParagraph"/>
@@ -17832,30 +18137,124 @@
           <w:b/>
           <w:bCs/>
         </w:rPr>
-        <w:t xml:space="preserve">Exercise 8 (Second derivative of the Gaussian kernel)</w:t>
-      </w:r>
-      <w:r>
-        <w:t xml:space="preserve"> </w:t>
-      </w:r>
-      <w:r>
-        <w:t xml:space="preserve">Adapted from</w:t>
-      </w:r>
-      <w:r>
-        <w:t xml:space="preserve"> </w:t>
-      </w:r>
-      <w:r>
-        <w:t xml:space="preserve">Miller (2016)</w:t>
-      </w:r>
-      <w:r>
-        <w:t xml:space="preserve">, Question 1.1.6.</w:t>
-      </w:r>
-    </w:p>
-    <w:p>
-      <w:pPr>
-        <w:pStyle w:val="BodyText"/>
-      </w:pPr>
-      <w:r>
-        <w:t xml:space="preserve">Find the second derivative of</w:t>
+        <w:t xml:space="preserve">Theorem 11 (Derivative of the standard Gaussian kernel)</w:t>
+      </w:r>
+      <w:r>
+        <w:t xml:space="preserve"> </w:t>
+      </w:r>
+      <w:r>
+        <w:t xml:space="preserve">For</w:t>
+      </w:r>
+      <w:r>
+        <w:t xml:space="preserve"> </w:t>
+      </w:r>
+      <m:oMath>
+        <m:r>
+          <m:t>f</m:t>
+        </m:r>
+        <m:r>
+          <m:rPr>
+            <m:sty m:val="p"/>
+          </m:rPr>
+          <m:t>(</m:t>
+        </m:r>
+        <m:r>
+          <m:t>x</m:t>
+        </m:r>
+        <m:r>
+          <m:rPr>
+            <m:sty m:val="p"/>
+          </m:rPr>
+          <m:t>)</m:t>
+        </m:r>
+        <m:r>
+          <m:rPr>
+            <m:sty m:val="p"/>
+          </m:rPr>
+          <m:t>=</m:t>
+        </m:r>
+        <m:r>
+          <m:rPr>
+            <m:sty m:val="p"/>
+          </m:rPr>
+          <m:t>exp</m:t>
+        </m:r>
+        <m:r>
+          <m:t>​</m:t>
+        </m:r>
+        <m:d>
+          <m:dPr>
+            <m:begChr m:val="{"/>
+            <m:sepChr m:val=""/>
+            <m:endChr m:val="}"/>
+            <m:grow/>
+          </m:dPr>
+          <m:e>
+            <m:r>
+              <m:rPr>
+                <m:sty m:val="p"/>
+              </m:rPr>
+              <m:t>−</m:t>
+            </m:r>
+            <m:f>
+              <m:fPr>
+                <m:type m:val="bar"/>
+              </m:fPr>
+              <m:num>
+                <m:sSup>
+                  <m:e>
+                    <m:r>
+                      <m:t>x</m:t>
+                    </m:r>
+                  </m:e>
+                  <m:sup>
+                    <m:r>
+                      <m:t>2</m:t>
+                    </m:r>
+                  </m:sup>
+                </m:sSup>
+              </m:num>
+              <m:den>
+                <m:r>
+                  <m:t>2</m:t>
+                </m:r>
+              </m:den>
+            </m:f>
+          </m:e>
+        </m:d>
+        <m:r>
+          <m:t>​</m:t>
+        </m:r>
+      </m:oMath>
+      <w:r>
+        <w:t xml:space="preserve"> </w:t>
+      </w:r>
+      <w:r>
+        <w:t xml:space="preserve">and every</w:t>
+      </w:r>
+      <w:r>
+        <w:t xml:space="preserve"> </w:t>
+      </w:r>
+      <m:oMath>
+        <m:r>
+          <m:t>x</m:t>
+        </m:r>
+        <m:r>
+          <m:rPr>
+            <m:sty m:val="p"/>
+          </m:rPr>
+          <m:t>∈</m:t>
+        </m:r>
+        <m:r>
+          <m:rPr>
+            <m:scr m:val="double-struck"/>
+            <m:sty m:val="p"/>
+          </m:rPr>
+          <m:t>R</m:t>
+        </m:r>
+      </m:oMath>
+      <w:r>
+        <w:t xml:space="preserve">,</w:t>
       </w:r>
     </w:p>
     <w:p>
@@ -17867,9 +18266,21 @@
           <m:jc m:val="center"/>
         </m:oMathParaPr>
         <m:oMath>
-          <m:r>
-            <m:t>f</m:t>
-          </m:r>
+          <m:sSup>
+            <m:e>
+              <m:r>
+                <m:t>f</m:t>
+              </m:r>
+            </m:e>
+            <m:sup>
+              <m:r>
+                <m:rPr>
+                  <m:sty m:val="p"/>
+                </m:rPr>
+                <m:t>′</m:t>
+              </m:r>
+            </m:sup>
+          </m:sSup>
           <m:r>
             <m:rPr>
               <m:sty m:val="p"/>
@@ -17890,6 +18301,15 @@
               <m:sty m:val="p"/>
             </m:rPr>
             <m:t>=</m:t>
+          </m:r>
+          <m:r>
+            <m:rPr>
+              <m:sty m:val="p"/>
+            </m:rPr>
+            <m:t>−</m:t>
+          </m:r>
+          <m:r>
+            <m:t>x</m:t>
           </m:r>
           <m:r>
             <m:rPr>
@@ -17946,8 +18366,7 @@
         </m:oMath>
       </m:oMathPara>
     </w:p>
-    <w:bookmarkEnd w:id="85"/>
-    <w:bookmarkStart w:id="86" w:name="sol-miller-deriv-second-gaussian-kernel"/>
+    <w:bookmarkEnd w:id="91"/>
     <w:p>
       <w:pPr>
         <w:pStyle w:val="FirstParagraph"/>
@@ -17957,13 +18376,13 @@
           <w:i/>
           <w:iCs/>
         </w:rPr>
-        <w:t xml:space="preserve">Solution 8</w:t>
+        <w:t xml:space="preserve">Proof</w:t>
       </w:r>
       <w:r>
         <w:t xml:space="preserve">. </w:t>
       </w:r>
       <w:r>
-        <w:t xml:space="preserve">From</w:t>
+        <w:t xml:space="preserve">This is the solution to</w:t>
       </w:r>
       <w:r>
         <w:t xml:space="preserve"> </w:t>
@@ -17974,6 +18393,178 @@
             <w:rStyle w:val="Hyperlink"/>
           </w:rPr>
           <w:t xml:space="preserve">Exercise 7</w:t>
+        </w:r>
+      </w:hyperlink>
+      <w:r>
+        <w:t xml:space="preserve">, worked in</w:t>
+      </w:r>
+      <w:r>
+        <w:t xml:space="preserve"> </w:t>
+      </w:r>
+      <w:hyperlink w:anchor="sol-miller-deriv-gaussian-kernel">
+        <w:r>
+          <w:rPr>
+            <w:rStyle w:val="Hyperlink"/>
+          </w:rPr>
+          <w:t xml:space="preserve">Solution 7</w:t>
+        </w:r>
+      </w:hyperlink>
+      <w:r>
+        <w:t xml:space="preserve">.</w:t>
+      </w:r>
+    </w:p>
+    <w:bookmarkStart w:id="92" w:name="exr-miller-deriv-second-gaussian-kernel"/>
+    <w:p>
+      <w:pPr>
+        <w:pStyle w:val="BodyText"/>
+      </w:pPr>
+      <w:r>
+        <w:rPr>
+          <w:b/>
+          <w:bCs/>
+        </w:rPr>
+        <w:t xml:space="preserve">Exercise 8 (Second derivative of the Gaussian kernel)</w:t>
+      </w:r>
+      <w:r>
+        <w:t xml:space="preserve"> </w:t>
+      </w:r>
+      <w:r>
+        <w:t xml:space="preserve">Adapted from</w:t>
+      </w:r>
+      <w:r>
+        <w:t xml:space="preserve"> </w:t>
+      </w:r>
+      <w:r>
+        <w:t xml:space="preserve">Miller (2016)</w:t>
+      </w:r>
+      <w:r>
+        <w:t xml:space="preserve">, Question 1.1.6.</w:t>
+      </w:r>
+    </w:p>
+    <w:p>
+      <w:pPr>
+        <w:pStyle w:val="BodyText"/>
+      </w:pPr>
+      <w:r>
+        <w:t xml:space="preserve">Find the second derivative of</w:t>
+      </w:r>
+    </w:p>
+    <w:p>
+      <w:pPr>
+        <w:pStyle w:val="BodyText"/>
+      </w:pPr>
+      <m:oMathPara>
+        <m:oMathParaPr>
+          <m:jc m:val="center"/>
+        </m:oMathParaPr>
+        <m:oMath>
+          <m:r>
+            <m:t>f</m:t>
+          </m:r>
+          <m:r>
+            <m:rPr>
+              <m:sty m:val="p"/>
+            </m:rPr>
+            <m:t>(</m:t>
+          </m:r>
+          <m:r>
+            <m:t>x</m:t>
+          </m:r>
+          <m:r>
+            <m:rPr>
+              <m:sty m:val="p"/>
+            </m:rPr>
+            <m:t>)</m:t>
+          </m:r>
+          <m:r>
+            <m:rPr>
+              <m:sty m:val="p"/>
+            </m:rPr>
+            <m:t>=</m:t>
+          </m:r>
+          <m:r>
+            <m:rPr>
+              <m:sty m:val="p"/>
+            </m:rPr>
+            <m:t>exp</m:t>
+          </m:r>
+          <m:r>
+            <m:t>​</m:t>
+          </m:r>
+          <m:d>
+            <m:dPr>
+              <m:begChr m:val="{"/>
+              <m:sepChr m:val=""/>
+              <m:endChr m:val="}"/>
+              <m:grow/>
+            </m:dPr>
+            <m:e>
+              <m:r>
+                <m:rPr>
+                  <m:sty m:val="p"/>
+                </m:rPr>
+                <m:t>−</m:t>
+              </m:r>
+              <m:f>
+                <m:fPr>
+                  <m:type m:val="bar"/>
+                </m:fPr>
+                <m:num>
+                  <m:sSup>
+                    <m:e>
+                      <m:r>
+                        <m:t>x</m:t>
+                      </m:r>
+                    </m:e>
+                    <m:sup>
+                      <m:r>
+                        <m:t>2</m:t>
+                      </m:r>
+                    </m:sup>
+                  </m:sSup>
+                </m:num>
+                <m:den>
+                  <m:r>
+                    <m:t>2</m:t>
+                  </m:r>
+                </m:den>
+              </m:f>
+            </m:e>
+          </m:d>
+          <m:r>
+            <m:t>​</m:t>
+          </m:r>
+        </m:oMath>
+      </m:oMathPara>
+    </w:p>
+    <w:bookmarkEnd w:id="92"/>
+    <w:bookmarkStart w:id="93" w:name="sol-miller-deriv-second-gaussian-kernel"/>
+    <w:p>
+      <w:pPr>
+        <w:pStyle w:val="FirstParagraph"/>
+      </w:pPr>
+      <w:r>
+        <w:rPr>
+          <w:i/>
+          <w:iCs/>
+        </w:rPr>
+        <w:t xml:space="preserve">Solution 8</w:t>
+      </w:r>
+      <w:r>
+        <w:t xml:space="preserve">. </w:t>
+      </w:r>
+      <w:r>
+        <w:t xml:space="preserve">From</w:t>
+      </w:r>
+      <w:r>
+        <w:t xml:space="preserve"> </w:t>
+      </w:r>
+      <w:hyperlink w:anchor="thm-deriv-gaussian-kernel">
+        <w:r>
+          <w:rPr>
+            <w:rStyle w:val="Hyperlink"/>
+          </w:rPr>
+          <w:t xml:space="preserve">Theorem 11</w:t>
         </w:r>
       </w:hyperlink>
       <w:r>
@@ -18833,8 +19424,8 @@
         </m:oMath>
       </m:oMathPara>
     </w:p>
-    <w:bookmarkEnd w:id="86"/>
-    <w:bookmarkStart w:id="87" w:name="exr-miller-deriv-product-chain-composite"/>
+    <w:bookmarkEnd w:id="93"/>
+    <w:bookmarkStart w:id="94" w:name="thm-deriv-second-gaussian-kernel"/>
     <w:p>
       <w:pPr>
         <w:pStyle w:val="FirstParagraph"/>
@@ -18844,30 +19435,124 @@
           <w:b/>
           <w:bCs/>
         </w:rPr>
-        <w:t xml:space="preserve">Exercise 9 (Combining product and chain rules)</w:t>
-      </w:r>
-      <w:r>
-        <w:t xml:space="preserve"> </w:t>
-      </w:r>
-      <w:r>
-        <w:t xml:space="preserve">Adapted from</w:t>
-      </w:r>
-      <w:r>
-        <w:t xml:space="preserve"> </w:t>
-      </w:r>
-      <w:r>
-        <w:t xml:space="preserve">Miller (2016)</w:t>
-      </w:r>
-      <w:r>
-        <w:t xml:space="preserve">, Question 1.1.7.</w:t>
-      </w:r>
-    </w:p>
-    <w:p>
-      <w:pPr>
-        <w:pStyle w:val="BodyText"/>
-      </w:pPr>
-      <w:r>
-        <w:t xml:space="preserve">Find the derivative of</w:t>
+        <w:t xml:space="preserve">Theorem 12 (Second derivative of the standard Gaussian kernel)</w:t>
+      </w:r>
+      <w:r>
+        <w:t xml:space="preserve"> </w:t>
+      </w:r>
+      <w:r>
+        <w:t xml:space="preserve">For</w:t>
+      </w:r>
+      <w:r>
+        <w:t xml:space="preserve"> </w:t>
+      </w:r>
+      <m:oMath>
+        <m:r>
+          <m:t>f</m:t>
+        </m:r>
+        <m:r>
+          <m:rPr>
+            <m:sty m:val="p"/>
+          </m:rPr>
+          <m:t>(</m:t>
+        </m:r>
+        <m:r>
+          <m:t>x</m:t>
+        </m:r>
+        <m:r>
+          <m:rPr>
+            <m:sty m:val="p"/>
+          </m:rPr>
+          <m:t>)</m:t>
+        </m:r>
+        <m:r>
+          <m:rPr>
+            <m:sty m:val="p"/>
+          </m:rPr>
+          <m:t>=</m:t>
+        </m:r>
+        <m:r>
+          <m:rPr>
+            <m:sty m:val="p"/>
+          </m:rPr>
+          <m:t>exp</m:t>
+        </m:r>
+        <m:r>
+          <m:t>​</m:t>
+        </m:r>
+        <m:d>
+          <m:dPr>
+            <m:begChr m:val="{"/>
+            <m:sepChr m:val=""/>
+            <m:endChr m:val="}"/>
+            <m:grow/>
+          </m:dPr>
+          <m:e>
+            <m:r>
+              <m:rPr>
+                <m:sty m:val="p"/>
+              </m:rPr>
+              <m:t>−</m:t>
+            </m:r>
+            <m:f>
+              <m:fPr>
+                <m:type m:val="bar"/>
+              </m:fPr>
+              <m:num>
+                <m:sSup>
+                  <m:e>
+                    <m:r>
+                      <m:t>x</m:t>
+                    </m:r>
+                  </m:e>
+                  <m:sup>
+                    <m:r>
+                      <m:t>2</m:t>
+                    </m:r>
+                  </m:sup>
+                </m:sSup>
+              </m:num>
+              <m:den>
+                <m:r>
+                  <m:t>2</m:t>
+                </m:r>
+              </m:den>
+            </m:f>
+          </m:e>
+        </m:d>
+        <m:r>
+          <m:t>​</m:t>
+        </m:r>
+      </m:oMath>
+      <w:r>
+        <w:t xml:space="preserve"> </w:t>
+      </w:r>
+      <w:r>
+        <w:t xml:space="preserve">and every</w:t>
+      </w:r>
+      <w:r>
+        <w:t xml:space="preserve"> </w:t>
+      </w:r>
+      <m:oMath>
+        <m:r>
+          <m:t>x</m:t>
+        </m:r>
+        <m:r>
+          <m:rPr>
+            <m:sty m:val="p"/>
+          </m:rPr>
+          <m:t>∈</m:t>
+        </m:r>
+        <m:r>
+          <m:rPr>
+            <m:scr m:val="double-struck"/>
+            <m:sty m:val="p"/>
+          </m:rPr>
+          <m:t>R</m:t>
+        </m:r>
+      </m:oMath>
+      <w:r>
+        <w:t xml:space="preserve">,</w:t>
       </w:r>
     </w:p>
     <w:p>
@@ -18879,6 +19564,222 @@
           <m:jc m:val="center"/>
         </m:oMathParaPr>
         <m:oMath>
+          <m:sSup>
+            <m:e>
+              <m:r>
+                <m:t>f</m:t>
+              </m:r>
+            </m:e>
+            <m:sup>
+              <m:r>
+                <m:rPr>
+                  <m:sty m:val="p"/>
+                </m:rPr>
+                <m:t>″</m:t>
+              </m:r>
+            </m:sup>
+          </m:sSup>
+          <m:r>
+            <m:rPr>
+              <m:sty m:val="p"/>
+            </m:rPr>
+            <m:t>(</m:t>
+          </m:r>
+          <m:r>
+            <m:t>x</m:t>
+          </m:r>
+          <m:r>
+            <m:rPr>
+              <m:sty m:val="p"/>
+            </m:rPr>
+            <m:t>)</m:t>
+          </m:r>
+          <m:r>
+            <m:rPr>
+              <m:sty m:val="p"/>
+            </m:rPr>
+            <m:t>=</m:t>
+          </m:r>
+          <m:r>
+            <m:rPr>
+              <m:sty m:val="p"/>
+            </m:rPr>
+            <m:t>(</m:t>
+          </m:r>
+          <m:sSup>
+            <m:e>
+              <m:r>
+                <m:t>x</m:t>
+              </m:r>
+            </m:e>
+            <m:sup>
+              <m:r>
+                <m:t>2</m:t>
+              </m:r>
+            </m:sup>
+          </m:sSup>
+          <m:r>
+            <m:rPr>
+              <m:sty m:val="p"/>
+            </m:rPr>
+            <m:t>−</m:t>
+          </m:r>
+          <m:r>
+            <m:t>1</m:t>
+          </m:r>
+          <m:r>
+            <m:rPr>
+              <m:sty m:val="p"/>
+            </m:rPr>
+            <m:t>)</m:t>
+          </m:r>
+          <m:r>
+            <m:rPr>
+              <m:sty m:val="p"/>
+            </m:rPr>
+            <m:t>exp</m:t>
+          </m:r>
+          <m:r>
+            <m:t>​</m:t>
+          </m:r>
+          <m:d>
+            <m:dPr>
+              <m:begChr m:val="{"/>
+              <m:sepChr m:val=""/>
+              <m:endChr m:val="}"/>
+              <m:grow/>
+            </m:dPr>
+            <m:e>
+              <m:r>
+                <m:rPr>
+                  <m:sty m:val="p"/>
+                </m:rPr>
+                <m:t>−</m:t>
+              </m:r>
+              <m:f>
+                <m:fPr>
+                  <m:type m:val="bar"/>
+                </m:fPr>
+                <m:num>
+                  <m:sSup>
+                    <m:e>
+                      <m:r>
+                        <m:t>x</m:t>
+                      </m:r>
+                    </m:e>
+                    <m:sup>
+                      <m:r>
+                        <m:t>2</m:t>
+                      </m:r>
+                    </m:sup>
+                  </m:sSup>
+                </m:num>
+                <m:den>
+                  <m:r>
+                    <m:t>2</m:t>
+                  </m:r>
+                </m:den>
+              </m:f>
+            </m:e>
+          </m:d>
+          <m:r>
+            <m:t>​</m:t>
+          </m:r>
+        </m:oMath>
+      </m:oMathPara>
+    </w:p>
+    <w:bookmarkEnd w:id="94"/>
+    <w:p>
+      <w:pPr>
+        <w:pStyle w:val="FirstParagraph"/>
+      </w:pPr>
+      <w:r>
+        <w:rPr>
+          <w:i/>
+          <w:iCs/>
+        </w:rPr>
+        <w:t xml:space="preserve">Proof</w:t>
+      </w:r>
+      <w:r>
+        <w:t xml:space="preserve">. </w:t>
+      </w:r>
+      <w:r>
+        <w:t xml:space="preserve">This is the solution to</w:t>
+      </w:r>
+      <w:r>
+        <w:t xml:space="preserve"> </w:t>
+      </w:r>
+      <w:hyperlink w:anchor="exr-miller-deriv-second-gaussian-kernel">
+        <w:r>
+          <w:rPr>
+            <w:rStyle w:val="Hyperlink"/>
+          </w:rPr>
+          <w:t xml:space="preserve">Exercise 8</w:t>
+        </w:r>
+      </w:hyperlink>
+      <w:r>
+        <w:t xml:space="preserve">, worked in</w:t>
+      </w:r>
+      <w:r>
+        <w:t xml:space="preserve"> </w:t>
+      </w:r>
+      <w:hyperlink w:anchor="sol-miller-deriv-second-gaussian-kernel">
+        <w:r>
+          <w:rPr>
+            <w:rStyle w:val="Hyperlink"/>
+          </w:rPr>
+          <w:t xml:space="preserve">Solution 8</w:t>
+        </w:r>
+      </w:hyperlink>
+      <w:r>
+        <w:t xml:space="preserve">.</w:t>
+      </w:r>
+    </w:p>
+    <w:bookmarkStart w:id="95" w:name="exr-miller-deriv-product-chain-composite"/>
+    <w:p>
+      <w:pPr>
+        <w:pStyle w:val="BodyText"/>
+      </w:pPr>
+      <w:r>
+        <w:rPr>
+          <w:b/>
+          <w:bCs/>
+        </w:rPr>
+        <w:t xml:space="preserve">Exercise 9 (Combining product and chain rules)</w:t>
+      </w:r>
+      <w:r>
+        <w:t xml:space="preserve"> </w:t>
+      </w:r>
+      <w:r>
+        <w:t xml:space="preserve">Adapted from</w:t>
+      </w:r>
+      <w:r>
+        <w:t xml:space="preserve"> </w:t>
+      </w:r>
+      <w:r>
+        <w:t xml:space="preserve">Miller (2016)</w:t>
+      </w:r>
+      <w:r>
+        <w:t xml:space="preserve">, Question 1.1.7.</w:t>
+      </w:r>
+    </w:p>
+    <w:p>
+      <w:pPr>
+        <w:pStyle w:val="BodyText"/>
+      </w:pPr>
+      <w:r>
+        <w:t xml:space="preserve">Find the derivative of</w:t>
+      </w:r>
+    </w:p>
+    <w:p>
+      <w:pPr>
+        <w:pStyle w:val="BodyText"/>
+      </w:pPr>
+      <m:oMathPara>
+        <m:oMathParaPr>
+          <m:jc m:val="center"/>
+        </m:oMathParaPr>
+        <m:oMath>
           <m:r>
             <m:t>f</m:t>
           </m:r>
@@ -18973,8 +19874,8 @@
         </m:oMath>
       </m:oMathPara>
     </w:p>
-    <w:bookmarkEnd w:id="87"/>
-    <w:bookmarkStart w:id="88" w:name="sol-miller-deriv-product-chain-composite"/>
+    <w:bookmarkEnd w:id="95"/>
+    <w:bookmarkStart w:id="96" w:name="sol-miller-deriv-product-chain-composite"/>
     <w:p>
       <w:pPr>
         <w:pStyle w:val="FirstParagraph"/>
@@ -19987,8 +20888,8 @@
         </m:oMath>
       </m:oMathPara>
     </w:p>
-    <w:bookmarkEnd w:id="88"/>
-    <w:bookmarkStart w:id="89" w:name="exr-miller-deriv-generalized-power-rule"/>
+    <w:bookmarkEnd w:id="96"/>
+    <w:bookmarkStart w:id="97" w:name="exr-miller-deriv-generalized-power-rule"/>
     <w:p>
       <w:pPr>
         <w:pStyle w:val="FirstParagraph"/>
@@ -20205,8 +21106,8 @@
         <w:t xml:space="preserve">.</w:t>
       </w:r>
     </w:p>
-    <w:bookmarkEnd w:id="89"/>
-    <w:bookmarkStart w:id="90" w:name="sol-miller-deriv-generalized-power-rule"/>
+    <w:bookmarkEnd w:id="97"/>
+    <w:bookmarkStart w:id="98" w:name="sol-miller-deriv-generalized-power-rule"/>
     <w:p>
       <w:pPr>
         <w:pStyle w:val="BodyText"/>
@@ -20808,8 +21709,8 @@
         <w:t xml:space="preserve">is a frequent mistake when applying the generalized power rule.</w:t>
       </w:r>
     </w:p>
-    <w:bookmarkEnd w:id="90"/>
-    <w:bookmarkStart w:id="91" w:name="cor-deriv-log-chain"/>
+    <w:bookmarkEnd w:id="98"/>
+    <w:bookmarkStart w:id="99" w:name="cor-deriv-log-chain"/>
     <w:p>
       <w:pPr>
         <w:pStyle w:val="BodyText"/>
@@ -21024,7 +21925,7 @@
         </m:oMath>
       </m:oMathPara>
     </w:p>
-    <w:bookmarkEnd w:id="91"/>
+    <w:bookmarkEnd w:id="99"/>
     <w:p>
       <w:pPr>
         <w:pStyle w:val="FirstParagraph"/>
@@ -21549,18 +22450,18 @@
                 <wp:inline>
                   <wp:extent cx="152400" cy="152400"/>
                   <wp:effectExtent b="0" l="0" r="0" t="0"/>
-                  <wp:docPr descr="" title="" id="92" name="Picture"/>
+                  <wp:docPr descr="" title="" id="100" name="Picture"/>
                   <a:graphic>
                     <a:graphicData uri="http://schemas.openxmlformats.org/drawingml/2006/picture">
                       <pic:pic>
                         <pic:nvPicPr>
-                          <pic:cNvPr descr="/opt/quarto/share/formats/docx/tip.png" id="93" name="Picture"/>
+                          <pic:cNvPr descr="/opt/quarto/share/formats/docx/tip.png" id="101" name="Picture"/>
                           <pic:cNvPicPr>
                             <a:picLocks noChangeArrowheads="1" noChangeAspect="1"/>
                           </pic:cNvPicPr>
                         </pic:nvPicPr>
                         <pic:blipFill>
-                          <a:blip r:embed="rId19"/>
+                          <a:blip r:embed="rId21"/>
                           <a:stretch>
                             <a:fillRect/>
                           </a:stretch>
@@ -21637,10 +22538,10 @@
               <w:pStyle w:val="Compact"/>
               <w:numPr>
                 <w:ilvl w:val="0"/>
-                <w:numId w:val="1013"/>
+                <w:numId w:val="1011"/>
               </w:numPr>
             </w:pPr>
-            <w:hyperlink r:id="rId94">
+            <w:hyperlink r:id="rId102">
               <w:r>
                 <w:rPr>
                   <w:rStyle w:val="Hyperlink"/>
@@ -21654,10 +22555,10 @@
               <w:pStyle w:val="Compact"/>
               <w:numPr>
                 <w:ilvl w:val="0"/>
-                <w:numId w:val="1013"/>
+                <w:numId w:val="1011"/>
               </w:numPr>
             </w:pPr>
-            <w:hyperlink r:id="rId95">
+            <w:hyperlink r:id="rId103">
               <w:r>
                 <w:rPr>
                   <w:rStyle w:val="Hyperlink"/>
@@ -21671,10 +22572,10 @@
               <w:pStyle w:val="Compact"/>
               <w:numPr>
                 <w:ilvl w:val="0"/>
-                <w:numId w:val="1013"/>
+                <w:numId w:val="1011"/>
               </w:numPr>
             </w:pPr>
-            <w:hyperlink r:id="rId96">
+            <w:hyperlink r:id="rId104">
               <w:r>
                 <w:rPr>
                   <w:rStyle w:val="Hyperlink"/>
@@ -21687,7 +22588,7 @@
         </w:tc>
       </w:tr>
     </w:tbl>
-    <w:bookmarkStart w:id="97" w:name="exr-miller-deriv-chain-log"/>
+    <w:bookmarkStart w:id="105" w:name="exr-miller-deriv-chain-log"/>
     <w:p>
       <w:pPr>
         <w:pStyle w:val="FirstParagraph"/>
@@ -21853,8 +22754,8 @@
         <w:t xml:space="preserve">.</w:t>
       </w:r>
     </w:p>
-    <w:bookmarkEnd w:id="97"/>
-    <w:bookmarkStart w:id="98" w:name="sol-miller-deriv-chain-log"/>
+    <w:bookmarkEnd w:id="105"/>
+    <w:bookmarkStart w:id="106" w:name="sol-miller-deriv-chain-log"/>
     <w:p>
       <w:pPr>
         <w:pStyle w:val="BodyText"/>
@@ -22280,8 +23181,8 @@
         <w:t xml:space="preserve">.</w:t>
       </w:r>
     </w:p>
-    <w:bookmarkEnd w:id="98"/>
-    <w:bookmarkStart w:id="99" w:name="exr-miller-deriv-second-log-constant"/>
+    <w:bookmarkEnd w:id="106"/>
+    <w:bookmarkStart w:id="107" w:name="exr-miller-deriv-second-log-constant"/>
     <w:p>
       <w:pPr>
         <w:pStyle w:val="BodyText"/>
@@ -22407,8 +23308,8 @@
         <w:t xml:space="preserve">.</w:t>
       </w:r>
     </w:p>
-    <w:bookmarkEnd w:id="99"/>
-    <w:bookmarkStart w:id="100" w:name="sol-miller-deriv-second-log-constant"/>
+    <w:bookmarkEnd w:id="107"/>
+    <w:bookmarkStart w:id="108" w:name="sol-miller-deriv-second-log-constant"/>
     <w:p>
       <w:pPr>
         <w:pStyle w:val="BodyText"/>
@@ -22709,9 +23610,9 @@
         </m:oMath>
       </m:oMathPara>
     </w:p>
-    <w:bookmarkEnd w:id="100"/>
-    <w:bookmarkEnd w:id="101"/>
-    <w:bookmarkStart w:id="110" w:name="sec-function-profile"/>
+    <w:bookmarkEnd w:id="108"/>
+    <w:bookmarkEnd w:id="109"/>
+    <w:bookmarkStart w:id="119" w:name="sec-function-profile"/>
     <w:p>
       <w:pPr>
         <w:pStyle w:val="Heading3"/>
@@ -22720,7 +23621,7 @@
         <w:t xml:space="preserve">1.3 Studying a new function</w:t>
       </w:r>
     </w:p>
-    <w:bookmarkStart w:id="104" w:name="def-function-profile"/>
+    <w:bookmarkStart w:id="110" w:name="def-logarithmic-derivative"/>
     <w:p>
       <w:pPr>
         <w:pStyle w:val="FirstParagraph"/>
@@ -22730,270 +23631,13 @@
           <w:b/>
           <w:bCs/>
         </w:rPr>
-        <w:t xml:space="preserve">Definition 8 (Profile of a function)</w:t>
+        <w:t xml:space="preserve">Definition 14 (Logarithmic derivative)</w:t>
       </w:r>
       <w:r>
         <w:t xml:space="preserve"> </w:t>
       </w:r>
       <w:r>
         <w:t xml:space="preserve">The</w:t>
-      </w:r>
-      <w:r>
-        <w:t xml:space="preserve"> </w:t>
-      </w:r>
-      <w:r>
-        <w:rPr>
-          <w:b/>
-          <w:bCs/>
-        </w:rPr>
-        <w:t xml:space="preserve">profile</w:t>
-      </w:r>
-      <w:r>
-        <w:t xml:space="preserve"> </w:t>
-      </w:r>
-      <w:r>
-        <w:t xml:space="preserve">of a function</w:t>
-      </w:r>
-      <w:r>
-        <w:t xml:space="preserve"> </w:t>
-      </w:r>
-      <m:oMath>
-        <m:r>
-          <m:t>f</m:t>
-        </m:r>
-      </m:oMath>
-      <w:r>
-        <w:t xml:space="preserve"> </w:t>
-      </w:r>
-      <w:r>
-        <w:t xml:space="preserve">of a real variable</w:t>
-      </w:r>
-      <w:r>
-        <w:t xml:space="preserve"> </w:t>
-      </w:r>
-      <w:r>
-        <w:t xml:space="preserve">is the list of related functions and values to work out</w:t>
-      </w:r>
-      <w:r>
-        <w:t xml:space="preserve"> </w:t>
-      </w:r>
-      <w:r>
-        <w:t xml:space="preserve">when meeting</w:t>
-      </w:r>
-      <w:r>
-        <w:t xml:space="preserve"> </w:t>
-      </w:r>
-      <m:oMath>
-        <m:r>
-          <m:t>f</m:t>
-        </m:r>
-      </m:oMath>
-      <w:r>
-        <w:t xml:space="preserve"> </w:t>
-      </w:r>
-      <w:r>
-        <w:t xml:space="preserve">for the first time:</w:t>
-      </w:r>
-    </w:p>
-    <w:p>
-      <w:pPr>
-        <w:pStyle w:val="Compact"/>
-        <w:numPr>
-          <w:ilvl w:val="0"/>
-          <w:numId w:val="1014"/>
-        </w:numPr>
-      </w:pPr>
-      <w:r>
-        <w:t xml:space="preserve">the logarithm</w:t>
-      </w:r>
-      <w:r>
-        <w:t xml:space="preserve"> </w:t>
-      </w:r>
-      <m:oMath>
-        <m:r>
-          <m:rPr>
-            <m:sty m:val="p"/>
-          </m:rPr>
-          <m:t>log</m:t>
-        </m:r>
-        <m:r>
-          <m:t>​</m:t>
-        </m:r>
-        <m:d>
-          <m:dPr>
-            <m:begChr m:val="{"/>
-            <m:sepChr m:val=""/>
-            <m:endChr m:val="}"/>
-            <m:grow/>
-          </m:dPr>
-          <m:e>
-            <m:r>
-              <m:t>f</m:t>
-            </m:r>
-            <m:r>
-              <m:rPr>
-                <m:sty m:val="p"/>
-              </m:rPr>
-              <m:t>(</m:t>
-            </m:r>
-            <m:r>
-              <m:t>x</m:t>
-            </m:r>
-            <m:r>
-              <m:rPr>
-                <m:sty m:val="p"/>
-              </m:rPr>
-              <m:t>)</m:t>
-            </m:r>
-          </m:e>
-        </m:d>
-        <m:r>
-          <m:t>​</m:t>
-        </m:r>
-      </m:oMath>
-      <w:r>
-        <w:t xml:space="preserve">, where</w:t>
-      </w:r>
-      <w:r>
-        <w:t xml:space="preserve"> </w:t>
-      </w:r>
-      <m:oMath>
-        <m:r>
-          <m:t>f</m:t>
-        </m:r>
-        <m:r>
-          <m:rPr>
-            <m:sty m:val="p"/>
-          </m:rPr>
-          <m:t>(</m:t>
-        </m:r>
-        <m:r>
-          <m:t>x</m:t>
-        </m:r>
-        <m:r>
-          <m:rPr>
-            <m:sty m:val="p"/>
-          </m:rPr>
-          <m:t>)</m:t>
-        </m:r>
-        <m:r>
-          <m:rPr>
-            <m:sty m:val="p"/>
-          </m:rPr>
-          <m:t>&gt;</m:t>
-        </m:r>
-        <m:r>
-          <m:t>0</m:t>
-        </m:r>
-      </m:oMath>
-      <w:r>
-        <w:t xml:space="preserve">;</w:t>
-      </w:r>
-    </w:p>
-    <w:p>
-      <w:pPr>
-        <w:pStyle w:val="Compact"/>
-        <w:numPr>
-          <w:ilvl w:val="0"/>
-          <w:numId w:val="1014"/>
-        </w:numPr>
-      </w:pPr>
-      <w:r>
-        <w:t xml:space="preserve">the derivatives</w:t>
-      </w:r>
-      <w:r>
-        <w:t xml:space="preserve"> </w:t>
-      </w:r>
-      <m:oMath>
-        <m:sSup>
-          <m:e>
-            <m:r>
-              <m:t>f</m:t>
-            </m:r>
-          </m:e>
-          <m:sup>
-            <m:r>
-              <m:rPr>
-                <m:sty m:val="p"/>
-              </m:rPr>
-              <m:t>′</m:t>
-            </m:r>
-          </m:sup>
-        </m:sSup>
-        <m:r>
-          <m:rPr>
-            <m:sty m:val="p"/>
-          </m:rPr>
-          <m:t>(</m:t>
-        </m:r>
-        <m:r>
-          <m:t>x</m:t>
-        </m:r>
-        <m:r>
-          <m:rPr>
-            <m:sty m:val="p"/>
-          </m:rPr>
-          <m:t>)</m:t>
-        </m:r>
-      </m:oMath>
-      <w:r>
-        <w:t xml:space="preserve">,</w:t>
-      </w:r>
-      <w:r>
-        <w:t xml:space="preserve"> </w:t>
-      </w:r>
-      <m:oMath>
-        <m:sSup>
-          <m:e>
-            <m:r>
-              <m:t>f</m:t>
-            </m:r>
-          </m:e>
-          <m:sup>
-            <m:r>
-              <m:rPr>
-                <m:sty m:val="p"/>
-              </m:rPr>
-              <m:t>″</m:t>
-            </m:r>
-          </m:sup>
-        </m:sSup>
-        <m:r>
-          <m:rPr>
-            <m:sty m:val="p"/>
-          </m:rPr>
-          <m:t>(</m:t>
-        </m:r>
-        <m:r>
-          <m:t>x</m:t>
-        </m:r>
-        <m:r>
-          <m:rPr>
-            <m:sty m:val="p"/>
-          </m:rPr>
-          <m:t>)</m:t>
-        </m:r>
-      </m:oMath>
-      <w:r>
-        <w:t xml:space="preserve">, and so on,</w:t>
-      </w:r>
-      <w:r>
-        <w:t xml:space="preserve"> </w:t>
-      </w:r>
-      <w:r>
-        <w:t xml:space="preserve">as far as they are informative;</w:t>
-      </w:r>
-    </w:p>
-    <w:p>
-      <w:pPr>
-        <w:pStyle w:val="Compact"/>
-        <w:numPr>
-          <w:ilvl w:val="0"/>
-          <w:numId w:val="1014"/>
-        </w:numPr>
-      </w:pPr>
-      <w:r>
-        <w:t xml:space="preserve">the</w:t>
       </w:r>
       <w:r>
         <w:t xml:space="preserve"> </w:t>
@@ -23068,13 +23712,30 @@
         </m:f>
       </m:oMath>
       <w:r>
-        <w:t xml:space="preserve">,</w:t>
-      </w:r>
-      <w:r>
-        <w:t xml:space="preserve"> </w:t>
-      </w:r>
-      <w:r>
-        <w:t xml:space="preserve">which equals</w:t>
+        <w:t xml:space="preserve"> </w:t>
+      </w:r>
+      <w:r>
+        <w:t xml:space="preserve">of a function</w:t>
+      </w:r>
+      <w:r>
+        <w:t xml:space="preserve"> </w:t>
+      </w:r>
+      <m:oMath>
+        <m:r>
+          <m:t>f</m:t>
+        </m:r>
+      </m:oMath>
+      <w:r>
+        <w:t xml:space="preserve"> </w:t>
+      </w:r>
+      <w:r>
+        <w:t xml:space="preserve">of a real variable</w:t>
+      </w:r>
+      <w:r>
+        <w:t xml:space="preserve"> </w:t>
+      </w:r>
+      <w:r>
+        <w:t xml:space="preserve">equals</w:t>
       </w:r>
       <w:r>
         <w:t xml:space="preserve"> </w:t>
@@ -23323,7 +23984,83 @@
         </m:r>
       </m:oMath>
       <w:r>
-        <w:t xml:space="preserve">;</w:t>
+        <w:t xml:space="preserve">.</w:t>
+      </w:r>
+    </w:p>
+    <w:bookmarkEnd w:id="110"/>
+    <w:bookmarkStart w:id="113" w:name="def-function-profile"/>
+    <w:p>
+      <w:pPr>
+        <w:pStyle w:val="BodyText"/>
+      </w:pPr>
+      <w:r>
+        <w:rPr>
+          <w:b/>
+          <w:bCs/>
+        </w:rPr>
+        <w:t xml:space="preserve">Definition 15 (Profile of a function)</w:t>
+      </w:r>
+      <w:r>
+        <w:t xml:space="preserve"> </w:t>
+      </w:r>
+      <w:r>
+        <w:t xml:space="preserve">The</w:t>
+      </w:r>
+      <w:r>
+        <w:t xml:space="preserve"> </w:t>
+      </w:r>
+      <w:r>
+        <w:rPr>
+          <w:b/>
+          <w:bCs/>
+        </w:rPr>
+        <w:t xml:space="preserve">profile</w:t>
+      </w:r>
+      <w:r>
+        <w:t xml:space="preserve"> </w:t>
+      </w:r>
+      <w:r>
+        <w:t xml:space="preserve">of a function</w:t>
+      </w:r>
+      <w:r>
+        <w:t xml:space="preserve"> </w:t>
+      </w:r>
+      <m:oMath>
+        <m:r>
+          <m:t>f</m:t>
+        </m:r>
+      </m:oMath>
+      <w:r>
+        <w:t xml:space="preserve"> </w:t>
+      </w:r>
+      <w:r>
+        <w:t xml:space="preserve">of a real variable</w:t>
+      </w:r>
+      <w:r>
+        <w:t xml:space="preserve"> </w:t>
+      </w:r>
+      <w:r>
+        <w:t xml:space="preserve">is the list of related functions and values to work out</w:t>
+      </w:r>
+      <w:r>
+        <w:t xml:space="preserve"> </w:t>
+      </w:r>
+      <w:r>
+        <w:t xml:space="preserve">when meeting</w:t>
+      </w:r>
+      <w:r>
+        <w:t xml:space="preserve"> </w:t>
+      </w:r>
+      <m:oMath>
+        <m:r>
+          <m:t>f</m:t>
+        </m:r>
+      </m:oMath>
+      <w:r>
+        <w:t xml:space="preserve"> </w:t>
+      </w:r>
+      <w:r>
+        <w:t xml:space="preserve">for the first time:</w:t>
       </w:r>
     </w:p>
     <w:p>
@@ -23331,7 +24068,284 @@
         <w:pStyle w:val="Compact"/>
         <w:numPr>
           <w:ilvl w:val="0"/>
-          <w:numId w:val="1014"/>
+          <w:numId w:val="1012"/>
+        </w:numPr>
+      </w:pPr>
+      <w:r>
+        <w:t xml:space="preserve">the logarithm</w:t>
+      </w:r>
+      <w:r>
+        <w:t xml:space="preserve"> </w:t>
+      </w:r>
+      <m:oMath>
+        <m:r>
+          <m:rPr>
+            <m:sty m:val="p"/>
+          </m:rPr>
+          <m:t>log</m:t>
+        </m:r>
+        <m:r>
+          <m:t>​</m:t>
+        </m:r>
+        <m:d>
+          <m:dPr>
+            <m:begChr m:val="{"/>
+            <m:sepChr m:val=""/>
+            <m:endChr m:val="}"/>
+            <m:grow/>
+          </m:dPr>
+          <m:e>
+            <m:r>
+              <m:t>f</m:t>
+            </m:r>
+            <m:r>
+              <m:rPr>
+                <m:sty m:val="p"/>
+              </m:rPr>
+              <m:t>(</m:t>
+            </m:r>
+            <m:r>
+              <m:t>x</m:t>
+            </m:r>
+            <m:r>
+              <m:rPr>
+                <m:sty m:val="p"/>
+              </m:rPr>
+              <m:t>)</m:t>
+            </m:r>
+          </m:e>
+        </m:d>
+        <m:r>
+          <m:t>​</m:t>
+        </m:r>
+      </m:oMath>
+      <w:r>
+        <w:t xml:space="preserve">, where</w:t>
+      </w:r>
+      <w:r>
+        <w:t xml:space="preserve"> </w:t>
+      </w:r>
+      <m:oMath>
+        <m:r>
+          <m:t>f</m:t>
+        </m:r>
+        <m:r>
+          <m:rPr>
+            <m:sty m:val="p"/>
+          </m:rPr>
+          <m:t>(</m:t>
+        </m:r>
+        <m:r>
+          <m:t>x</m:t>
+        </m:r>
+        <m:r>
+          <m:rPr>
+            <m:sty m:val="p"/>
+          </m:rPr>
+          <m:t>)</m:t>
+        </m:r>
+        <m:r>
+          <m:rPr>
+            <m:sty m:val="p"/>
+          </m:rPr>
+          <m:t>&gt;</m:t>
+        </m:r>
+        <m:r>
+          <m:t>0</m:t>
+        </m:r>
+      </m:oMath>
+      <w:r>
+        <w:t xml:space="preserve">;</w:t>
+      </w:r>
+    </w:p>
+    <w:p>
+      <w:pPr>
+        <w:pStyle w:val="Compact"/>
+        <w:numPr>
+          <w:ilvl w:val="0"/>
+          <w:numId w:val="1012"/>
+        </w:numPr>
+      </w:pPr>
+      <w:r>
+        <w:t xml:space="preserve">the derivatives</w:t>
+      </w:r>
+      <w:r>
+        <w:t xml:space="preserve"> </w:t>
+      </w:r>
+      <m:oMath>
+        <m:sSup>
+          <m:e>
+            <m:r>
+              <m:t>f</m:t>
+            </m:r>
+          </m:e>
+          <m:sup>
+            <m:r>
+              <m:rPr>
+                <m:sty m:val="p"/>
+              </m:rPr>
+              <m:t>′</m:t>
+            </m:r>
+          </m:sup>
+        </m:sSup>
+        <m:r>
+          <m:rPr>
+            <m:sty m:val="p"/>
+          </m:rPr>
+          <m:t>(</m:t>
+        </m:r>
+        <m:r>
+          <m:t>x</m:t>
+        </m:r>
+        <m:r>
+          <m:rPr>
+            <m:sty m:val="p"/>
+          </m:rPr>
+          <m:t>)</m:t>
+        </m:r>
+      </m:oMath>
+      <w:r>
+        <w:t xml:space="preserve">,</w:t>
+      </w:r>
+      <w:r>
+        <w:t xml:space="preserve"> </w:t>
+      </w:r>
+      <m:oMath>
+        <m:sSup>
+          <m:e>
+            <m:r>
+              <m:t>f</m:t>
+            </m:r>
+          </m:e>
+          <m:sup>
+            <m:r>
+              <m:rPr>
+                <m:sty m:val="p"/>
+              </m:rPr>
+              <m:t>″</m:t>
+            </m:r>
+          </m:sup>
+        </m:sSup>
+        <m:r>
+          <m:rPr>
+            <m:sty m:val="p"/>
+          </m:rPr>
+          <m:t>(</m:t>
+        </m:r>
+        <m:r>
+          <m:t>x</m:t>
+        </m:r>
+        <m:r>
+          <m:rPr>
+            <m:sty m:val="p"/>
+          </m:rPr>
+          <m:t>)</m:t>
+        </m:r>
+      </m:oMath>
+      <w:r>
+        <w:t xml:space="preserve">, and so on,</w:t>
+      </w:r>
+      <w:r>
+        <w:t xml:space="preserve"> </w:t>
+      </w:r>
+      <w:r>
+        <w:t xml:space="preserve">as far as they are informative;</w:t>
+      </w:r>
+    </w:p>
+    <w:p>
+      <w:pPr>
+        <w:pStyle w:val="Compact"/>
+        <w:numPr>
+          <w:ilvl w:val="0"/>
+          <w:numId w:val="1012"/>
+        </w:numPr>
+      </w:pPr>
+      <w:r>
+        <w:t xml:space="preserve">the</w:t>
+      </w:r>
+      <w:r>
+        <w:t xml:space="preserve"> </w:t>
+      </w:r>
+      <w:hyperlink w:anchor="def-logarithmic-derivative">
+        <w:r>
+          <w:rPr>
+            <w:rStyle w:val="Hyperlink"/>
+          </w:rPr>
+          <w:t xml:space="preserve">logarithmic derivative</w:t>
+        </w:r>
+      </w:hyperlink>
+      <w:r>
+        <w:t xml:space="preserve"> </w:t>
+      </w:r>
+      <m:oMath>
+        <m:f>
+          <m:fPr>
+            <m:type m:val="bar"/>
+          </m:fPr>
+          <m:num>
+            <m:sSup>
+              <m:e>
+                <m:r>
+                  <m:t>f</m:t>
+                </m:r>
+              </m:e>
+              <m:sup>
+                <m:r>
+                  <m:rPr>
+                    <m:sty m:val="p"/>
+                  </m:rPr>
+                  <m:t>′</m:t>
+                </m:r>
+              </m:sup>
+            </m:sSup>
+            <m:r>
+              <m:rPr>
+                <m:sty m:val="p"/>
+              </m:rPr>
+              <m:t>(</m:t>
+            </m:r>
+            <m:r>
+              <m:t>x</m:t>
+            </m:r>
+            <m:r>
+              <m:rPr>
+                <m:sty m:val="p"/>
+              </m:rPr>
+              <m:t>)</m:t>
+            </m:r>
+          </m:num>
+          <m:den>
+            <m:r>
+              <m:t>f</m:t>
+            </m:r>
+            <m:r>
+              <m:rPr>
+                <m:sty m:val="p"/>
+              </m:rPr>
+              <m:t>(</m:t>
+            </m:r>
+            <m:r>
+              <m:t>x</m:t>
+            </m:r>
+            <m:r>
+              <m:rPr>
+                <m:sty m:val="p"/>
+              </m:rPr>
+              <m:t>)</m:t>
+            </m:r>
+          </m:den>
+        </m:f>
+      </m:oMath>
+      <w:r>
+        <w:t xml:space="preserve">;</w:t>
+      </w:r>
+    </w:p>
+    <w:p>
+      <w:pPr>
+        <w:pStyle w:val="Compact"/>
+        <w:numPr>
+          <w:ilvl w:val="0"/>
+          <w:numId w:val="1012"/>
         </w:numPr>
       </w:pPr>
       <w:r>
@@ -23366,7 +24380,7 @@
       <w:r>
         <w:t xml:space="preserve">(</w:t>
       </w:r>
-      <w:hyperlink r:id="rId102">
+      <w:hyperlink r:id="rId111">
         <w:r>
           <w:rPr>
             <w:rStyle w:val="Hyperlink"/>
@@ -23434,7 +24448,7 @@
         <w:pStyle w:val="Compact"/>
         <w:numPr>
           <w:ilvl w:val="0"/>
-          <w:numId w:val="1014"/>
+          <w:numId w:val="1012"/>
         </w:numPr>
       </w:pPr>
       <w:r>
@@ -23533,7 +24547,7 @@
         <w:pStyle w:val="Compact"/>
         <w:numPr>
           <w:ilvl w:val="0"/>
-          <w:numId w:val="1014"/>
+          <w:numId w:val="1012"/>
         </w:numPr>
       </w:pPr>
       <w:r>
@@ -23647,7 +24661,7 @@
         <w:pStyle w:val="Compact"/>
         <w:numPr>
           <w:ilvl w:val="0"/>
-          <w:numId w:val="1014"/>
+          <w:numId w:val="1012"/>
         </w:numPr>
       </w:pPr>
       <w:r>
@@ -23713,7 +24727,7 @@
       <w:r>
         <w:t xml:space="preserve">(</w:t>
       </w:r>
-      <w:hyperlink r:id="rId103">
+      <w:hyperlink r:id="rId112">
         <w:r>
           <w:rPr>
             <w:rStyle w:val="Hyperlink"/>
@@ -23730,7 +24744,7 @@
         <w:pStyle w:val="Compact"/>
         <w:numPr>
           <w:ilvl w:val="0"/>
-          <w:numId w:val="1014"/>
+          <w:numId w:val="1012"/>
         </w:numPr>
       </w:pPr>
       <w:r>
@@ -23907,7 +24921,7 @@
         <w:pStyle w:val="Compact"/>
         <w:numPr>
           <w:ilvl w:val="0"/>
-          <w:numId w:val="1014"/>
+          <w:numId w:val="1012"/>
         </w:numPr>
       </w:pPr>
       <w:r>
@@ -23925,8 +24939,8 @@
         <w:t xml:space="preserve">.</w:t>
       </w:r>
     </w:p>
-    <w:bookmarkEnd w:id="104"/>
-    <w:bookmarkStart w:id="109" w:name="exm-function-profile-logistic"/>
+    <w:bookmarkEnd w:id="113"/>
+    <w:bookmarkStart w:id="118" w:name="exm-function-profile-logistic"/>
     <w:p>
       <w:pPr>
         <w:pStyle w:val="FirstParagraph"/>
@@ -24074,7 +25088,7 @@
           <w:rPr>
             <w:rStyle w:val="Hyperlink"/>
           </w:rPr>
-          <w:t xml:space="preserve">Definition 8</w:t>
+          <w:t xml:space="preserve">Definition 15</w:t>
         </w:r>
       </w:hyperlink>
       <w:r>
@@ -24237,7 +25251,7 @@
       <w:pPr>
         <w:numPr>
           <w:ilvl w:val="0"/>
-          <w:numId w:val="1015"/>
+          <w:numId w:val="1013"/>
         </w:numPr>
       </w:pPr>
       <w:r>
@@ -24410,7 +25424,7 @@
       <w:pPr>
         <w:numPr>
           <w:ilvl w:val="0"/>
-          <w:numId w:val="1015"/>
+          <w:numId w:val="1013"/>
         </w:numPr>
       </w:pPr>
       <w:r>
@@ -25071,7 +26085,7 @@
       <w:pPr>
         <w:numPr>
           <w:ilvl w:val="0"/>
-          <w:numId w:val="1015"/>
+          <w:numId w:val="1013"/>
         </w:numPr>
       </w:pPr>
       <w:r>
@@ -25218,7 +26232,7 @@
       <w:pPr>
         <w:numPr>
           <w:ilvl w:val="0"/>
-          <w:numId w:val="1015"/>
+          <w:numId w:val="1013"/>
         </w:numPr>
       </w:pPr>
       <w:r>
@@ -25707,7 +26721,7 @@
       <w:pPr>
         <w:numPr>
           <w:ilvl w:val="0"/>
-          <w:numId w:val="1015"/>
+          <w:numId w:val="1013"/>
         </w:numPr>
       </w:pPr>
       <w:r>
@@ -25886,7 +26900,7 @@
       <w:pPr>
         <w:numPr>
           <w:ilvl w:val="0"/>
-          <w:numId w:val="1015"/>
+          <w:numId w:val="1013"/>
         </w:numPr>
       </w:pPr>
       <w:r>
@@ -25972,7 +26986,7 @@
       <w:pPr>
         <w:numPr>
           <w:ilvl w:val="0"/>
-          <w:numId w:val="1015"/>
+          <w:numId w:val="1013"/>
         </w:numPr>
       </w:pPr>
       <w:r>
@@ -26280,7 +27294,7 @@
       <w:pPr>
         <w:numPr>
           <w:ilvl w:val="0"/>
-          <w:numId w:val="1015"/>
+          <w:numId w:val="1013"/>
         </w:numPr>
       </w:pPr>
       <w:r>
@@ -29586,7 +30600,7 @@
       <w:tr>
         <w:tc>
           <w:tcPr/>
-          <w:bookmarkStart w:id="108" w:name="fig-function-profile-logistic"/>
+          <w:bookmarkStart w:id="117" w:name="fig-function-profile-logistic"/>
           <w:p>
             <w:pPr>
               <w:pStyle w:val="Compact"/>
@@ -29597,18 +30611,18 @@
                 <wp:inline>
                   <wp:extent cx="4620126" cy="3696101"/>
                   <wp:effectExtent b="0" l="0" r="0" t="0"/>
-                  <wp:docPr descr="" title="" id="106" name="Picture"/>
+                  <wp:docPr descr="" title="" id="115" name="Picture"/>
                   <a:graphic>
                     <a:graphicData uri="http://schemas.openxmlformats.org/drawingml/2006/picture">
                       <pic:pic>
                         <pic:nvPicPr>
-                          <pic:cNvPr descr="calculus-derivatives_files/figure-docx/fig-function-profile-logistic-1.png" id="107" name="Picture"/>
+                          <pic:cNvPr descr="calculus-derivatives_files/figure-docx/fig-function-profile-logistic-1.png" id="116" name="Picture"/>
                           <pic:cNvPicPr>
                             <a:picLocks noChangeArrowheads="1" noChangeAspect="1"/>
                           </pic:cNvPicPr>
                         </pic:nvPicPr>
                         <pic:blipFill>
-                          <a:blip r:embed="rId105"/>
+                          <a:blip r:embed="rId114"/>
                           <a:stretch>
                             <a:fillRect/>
                           </a:stretch>
@@ -29648,13 +30662,13 @@
               <w:t xml:space="preserve">Figure 1: The logistic function, its derivative and its logarithm</w:t>
             </w:r>
           </w:p>
-          <w:bookmarkEnd w:id="108"/>
+          <w:bookmarkEnd w:id="117"/>
         </w:tc>
       </w:tr>
     </w:tbl>
-    <w:bookmarkEnd w:id="109"/>
-    <w:bookmarkEnd w:id="110"/>
-    <w:bookmarkStart w:id="114" w:name="sec-tangent-lines"/>
+    <w:bookmarkEnd w:id="118"/>
+    <w:bookmarkEnd w:id="119"/>
+    <w:bookmarkStart w:id="124" w:name="sec-tangent-lines"/>
     <w:p>
       <w:pPr>
         <w:pStyle w:val="Heading3"/>
@@ -29663,7 +30677,7 @@
         <w:t xml:space="preserve">1.4 Tangent lines</w:t>
       </w:r>
     </w:p>
-    <w:bookmarkStart w:id="112" w:name="def-tangent-line"/>
+    <w:bookmarkStart w:id="122" w:name="def-tangent-line"/>
     <w:p>
       <w:pPr>
         <w:pStyle w:val="FirstParagraph"/>
@@ -29673,7 +30687,7 @@
           <w:b/>
           <w:bCs/>
         </w:rPr>
-        <w:t xml:space="preserve">Definition 9 (Tangent line)</w:t>
+        <w:t xml:space="preserve">Definition 16 (Tangent line)</w:t>
       </w:r>
       <w:r>
         <w:t xml:space="preserve"> </w:t>
@@ -29714,7 +30728,7 @@
           <w:rPr>
             <w:rStyle w:val="Hyperlink"/>
           </w:rPr>
-          <w:t xml:space="preserve">Definition 4</w:t>
+          <w:t xml:space="preserve">Definition 6</w:t>
         </w:r>
       </w:hyperlink>
       <w:r>
@@ -29745,7 +30759,7 @@
       <w:r>
         <w:t xml:space="preserve"> </w:t>
       </w:r>
-      <w:hyperlink r:id="rId111">
+      <w:hyperlink r:id="rId120">
         <w:r>
           <w:rPr>
             <w:rStyle w:val="Hyperlink"/>
@@ -29790,7 +30804,7 @@
       <w:r>
         <w:t xml:space="preserve"> </w:t>
       </w:r>
-      <w:hyperlink r:id="rId27">
+      <w:hyperlink r:id="rId121">
         <w:r>
           <w:rPr>
             <w:rStyle w:val="Hyperlink"/>
@@ -29967,7 +30981,7 @@
       <w:r>
         <w:t xml:space="preserve"> </w:t>
       </w:r>
-      <w:hyperlink r:id="rId27">
+      <w:hyperlink r:id="rId29">
         <w:r>
           <w:rPr>
             <w:rStyle w:val="Hyperlink"/>
@@ -30102,8 +31116,8 @@
         <w:t xml:space="preserve">.</w:t>
       </w:r>
     </w:p>
-    <w:bookmarkEnd w:id="112"/>
-    <w:bookmarkStart w:id="113" w:name="exm-tangent-line"/>
+    <w:bookmarkEnd w:id="122"/>
+    <w:bookmarkStart w:id="123" w:name="exm-tangent-line"/>
     <w:p>
       <w:pPr>
         <w:pStyle w:val="BodyText"/>
@@ -30767,9 +31781,9 @@
         <w:t xml:space="preserve">.</w:t>
       </w:r>
     </w:p>
-    <w:bookmarkEnd w:id="113"/>
-    <w:bookmarkEnd w:id="114"/>
-    <w:bookmarkStart w:id="123" w:name="sec-linear-approximation"/>
+    <w:bookmarkEnd w:id="123"/>
+    <w:bookmarkEnd w:id="124"/>
+    <w:bookmarkStart w:id="133" w:name="sec-linear-approximation"/>
     <w:p>
       <w:pPr>
         <w:pStyle w:val="Heading3"/>
@@ -30815,7 +31829,7 @@
       <w:pPr>
         <w:pStyle w:val="BodyText"/>
       </w:pPr>
-      <w:bookmarkStart w:id="115" w:name="eq-linear-approx"/>
+      <w:bookmarkStart w:id="125" w:name="eq-linear-approx"/>
       <m:oMathPara>
         <m:oMathParaPr>
           <m:jc m:val="center"/>
@@ -30940,9 +31954,9 @@
           </m:r>
         </m:oMath>
       </m:oMathPara>
-      <w:bookmarkEnd w:id="115"/>
+      <w:bookmarkEnd w:id="125"/>
     </w:p>
-    <w:bookmarkStart w:id="116" w:name="def-linear-approximation"/>
+    <w:bookmarkStart w:id="126" w:name="def-linear-approximation"/>
     <w:p>
       <w:pPr>
         <w:pStyle w:val="FirstParagraph"/>
@@ -30952,7 +31966,7 @@
           <w:b/>
           <w:bCs/>
         </w:rPr>
-        <w:t xml:space="preserve">Definition 10 (Linear approximation (first-order Taylor approximation))</w:t>
+        <w:t xml:space="preserve">Definition 17 (Linear approximation (first-order Taylor approximation))</w:t>
       </w:r>
       <w:r>
         <w:t xml:space="preserve"> </w:t>
@@ -31312,8 +32326,8 @@
         <w:t xml:space="preserve">illustrates this approximation interactively for a quadratic function.</w:t>
       </w:r>
     </w:p>
-    <w:bookmarkEnd w:id="116"/>
-    <w:bookmarkStart w:id="119" w:name="rem-linear-approx-affine"/>
+    <w:bookmarkEnd w:id="126"/>
+    <w:bookmarkStart w:id="129" w:name="rem-linear-approx-affine"/>
     <w:p>
       <w:pPr>
         <w:pStyle w:val="BodyText"/>
@@ -31378,7 +32392,7 @@
           <w:rPr>
             <w:rStyle w:val="Hyperlink"/>
           </w:rPr>
-          <w:t xml:space="preserve">Definition 10</w:t>
+          <w:t xml:space="preserve">Definition 17</w:t>
         </w:r>
       </w:hyperlink>
       <w:r>
@@ -31393,7 +32407,7 @@
       <w:r>
         <w:t xml:space="preserve"> </w:t>
       </w:r>
-      <w:hyperlink r:id="rId27">
+      <w:hyperlink r:id="rId121">
         <w:r>
           <w:rPr>
             <w:rStyle w:val="Hyperlink"/>
@@ -31506,7 +32520,7 @@
       <w:r>
         <w:t xml:space="preserve"> </w:t>
       </w:r>
-      <w:hyperlink r:id="rId117">
+      <w:hyperlink r:id="rId127">
         <w:r>
           <w:rPr>
             <w:rStyle w:val="Hyperlink"/>
@@ -31605,7 +32619,7 @@
       <w:r>
         <w:t xml:space="preserve">(</w:t>
       </w:r>
-      <w:hyperlink r:id="rId118">
+      <w:hyperlink r:id="rId128">
         <w:r>
           <w:rPr>
             <w:rStyle w:val="Hyperlink"/>
@@ -31632,7 +32646,7 @@
         <w:t xml:space="preserve">as an affine function for functions of several variables as well.</w:t>
       </w:r>
     </w:p>
-    <w:bookmarkEnd w:id="119"/>
+    <w:bookmarkEnd w:id="129"/>
     <w:tbl>
       <w:tblPr>
         <w:tblStyle w:val="Table"/>
@@ -31646,7 +32660,7 @@
       <w:tr>
         <w:tc>
           <w:tcPr/>
-          <w:bookmarkStart w:id="120" w:name="fig-linear-approx"/>
+          <w:bookmarkStart w:id="130" w:name="fig-linear-approx"/>
           <w:p>
             <w:pPr>
               <w:jc w:val="center"/>
@@ -31779,11 +32793,11 @@
               <w:t xml:space="preserve">.</w:t>
             </w:r>
           </w:p>
-          <w:bookmarkEnd w:id="120"/>
+          <w:bookmarkEnd w:id="130"/>
         </w:tc>
       </w:tr>
     </w:tbl>
-    <w:bookmarkStart w:id="121" w:name="exr-miller-deriv-tangent-line-approx"/>
+    <w:bookmarkStart w:id="131" w:name="exr-miller-deriv-tangent-line-approx"/>
     <w:p>
       <w:pPr>
         <w:pStyle w:val="BodyText"/>
@@ -31888,7 +32902,7 @@
         <w:pStyle w:val="Compact"/>
         <w:numPr>
           <w:ilvl w:val="0"/>
-          <w:numId w:val="1016"/>
+          <w:numId w:val="1014"/>
         </w:numPr>
       </w:pPr>
       <w:r>
@@ -31938,7 +32952,7 @@
         <w:pStyle w:val="Compact"/>
         <w:numPr>
           <w:ilvl w:val="0"/>
-          <w:numId w:val="1016"/>
+          <w:numId w:val="1014"/>
         </w:numPr>
       </w:pPr>
       <w:r>
@@ -32017,7 +33031,7 @@
         <w:pStyle w:val="Compact"/>
         <w:numPr>
           <w:ilvl w:val="0"/>
-          <w:numId w:val="1016"/>
+          <w:numId w:val="1014"/>
         </w:numPr>
       </w:pPr>
       <w:r>
@@ -32068,8 +33082,8 @@
         <w:t xml:space="preserve">, and compare that approximation with the exact value.</w:t>
       </w:r>
     </w:p>
-    <w:bookmarkEnd w:id="121"/>
-    <w:bookmarkStart w:id="122" w:name="sol-miller-deriv-tangent-line-approx"/>
+    <w:bookmarkEnd w:id="131"/>
+    <w:bookmarkStart w:id="132" w:name="sol-miller-deriv-tangent-line-approx"/>
     <w:p>
       <w:pPr>
         <w:pStyle w:val="FirstParagraph"/>
@@ -33427,9 +34441,9 @@
         <w:t xml:space="preserve">.</w:t>
       </w:r>
     </w:p>
-    <w:bookmarkEnd w:id="122"/>
-    <w:bookmarkEnd w:id="123"/>
-    <w:bookmarkStart w:id="139" w:name="sec-critical-points"/>
+    <w:bookmarkEnd w:id="132"/>
+    <w:bookmarkEnd w:id="133"/>
+    <w:bookmarkStart w:id="149" w:name="sec-critical-points"/>
     <w:p>
       <w:pPr>
         <w:pStyle w:val="Heading3"/>
@@ -33438,7 +34452,7 @@
         <w:t xml:space="preserve">1.6 Critical points and optimization</w:t>
       </w:r>
     </w:p>
-    <w:bookmarkStart w:id="124" w:name="def-flat-point"/>
+    <w:bookmarkStart w:id="134" w:name="def-flat-point"/>
     <w:p>
       <w:pPr>
         <w:pStyle w:val="FirstParagraph"/>
@@ -33448,7 +34462,7 @@
           <w:b/>
           <w:bCs/>
         </w:rPr>
-        <w:t xml:space="preserve">Definition 11 (Flat point (stationary point))</w:t>
+        <w:t xml:space="preserve">Definition 18 (Flat point (stationary point))</w:t>
       </w:r>
       <w:r>
         <w:t xml:space="preserve"> </w:t>
@@ -33489,7 +34503,7 @@
           <w:rPr>
             <w:rStyle w:val="Hyperlink"/>
           </w:rPr>
-          <w:t xml:space="preserve">Definition 4</w:t>
+          <w:t xml:space="preserve">Definition 6</w:t>
         </w:r>
       </w:hyperlink>
       <w:r>
@@ -33606,8 +34620,8 @@
         <w:t xml:space="preserve">).</w:t>
       </w:r>
     </w:p>
-    <w:bookmarkEnd w:id="124"/>
-    <w:bookmarkStart w:id="127" w:name="exm-flat-point"/>
+    <w:bookmarkEnd w:id="134"/>
+    <w:bookmarkStart w:id="137" w:name="exm-flat-point"/>
     <w:p>
       <w:pPr>
         <w:pStyle w:val="BodyText"/>
@@ -33631,7 +34645,7 @@
         <w:pStyle w:val="Compact"/>
         <w:numPr>
           <w:ilvl w:val="0"/>
-          <w:numId w:val="1017"/>
+          <w:numId w:val="1015"/>
         </w:numPr>
       </w:pPr>
       <m:oMath>
@@ -33832,7 +34846,7 @@
       <w:r>
         <w:t xml:space="preserve"> </w:t>
       </w:r>
-      <w:hyperlink r:id="rId125">
+      <w:hyperlink r:id="rId135">
         <w:r>
           <w:rPr>
             <w:rStyle w:val="Hyperlink"/>
@@ -33849,7 +34863,7 @@
       <w:r>
         <w:t xml:space="preserve"> </w:t>
       </w:r>
-      <w:hyperlink r:id="rId126">
+      <w:hyperlink r:id="rId136">
         <w:r>
           <w:rPr>
             <w:rStyle w:val="Hyperlink"/>
@@ -34013,7 +35027,7 @@
         <w:pStyle w:val="Compact"/>
         <w:numPr>
           <w:ilvl w:val="0"/>
-          <w:numId w:val="1017"/>
+          <w:numId w:val="1015"/>
         </w:numPr>
       </w:pPr>
       <m:oMath>
@@ -34131,8 +35145,8 @@
         <w:t xml:space="preserve">is not a flat point.</w:t>
       </w:r>
     </w:p>
-    <w:bookmarkEnd w:id="127"/>
-    <w:bookmarkStart w:id="128" w:name="exr-flat-point"/>
+    <w:bookmarkEnd w:id="137"/>
+    <w:bookmarkStart w:id="138" w:name="exr-flat-point"/>
     <w:p>
       <w:pPr>
         <w:pStyle w:val="FirstParagraph"/>
@@ -34221,7 +35235,7 @@
         <w:pStyle w:val="Compact"/>
         <w:numPr>
           <w:ilvl w:val="0"/>
-          <w:numId w:val="1018"/>
+          <w:numId w:val="1016"/>
         </w:numPr>
       </w:pPr>
       <w:r>
@@ -34244,7 +35258,7 @@
         <w:pStyle w:val="Compact"/>
         <w:numPr>
           <w:ilvl w:val="0"/>
-          <w:numId w:val="1018"/>
+          <w:numId w:val="1016"/>
         </w:numPr>
       </w:pPr>
       <w:r>
@@ -34307,7 +35321,7 @@
       <w:r>
         <w:t xml:space="preserve"> </w:t>
       </w:r>
-      <w:hyperlink r:id="rId125">
+      <w:hyperlink r:id="rId135">
         <w:r>
           <w:rPr>
             <w:rStyle w:val="Hyperlink"/>
@@ -34324,7 +35338,7 @@
       <w:r>
         <w:t xml:space="preserve"> </w:t>
       </w:r>
-      <w:hyperlink r:id="rId126">
+      <w:hyperlink r:id="rId136">
         <w:r>
           <w:rPr>
             <w:rStyle w:val="Hyperlink"/>
@@ -34355,7 +35369,7 @@
         <w:pStyle w:val="Compact"/>
         <w:numPr>
           <w:ilvl w:val="0"/>
-          <w:numId w:val="1018"/>
+          <w:numId w:val="1016"/>
         </w:numPr>
       </w:pPr>
       <w:r>
@@ -34425,8 +35439,8 @@
         <w:t xml:space="preserve">, and compare that prediction with the exact value.</w:t>
       </w:r>
     </w:p>
-    <w:bookmarkEnd w:id="128"/>
-    <w:bookmarkStart w:id="130" w:name="sol-flat-point"/>
+    <w:bookmarkEnd w:id="138"/>
+    <w:bookmarkStart w:id="140" w:name="sol-flat-point"/>
     <w:p>
       <w:pPr>
         <w:pStyle w:val="FirstParagraph"/>
@@ -35628,7 +36642,7 @@
       <w:r>
         <w:t xml:space="preserve"> </w:t>
       </w:r>
-      <w:hyperlink r:id="rId129">
+      <w:hyperlink r:id="rId139">
         <w:r>
           <w:rPr>
             <w:rStyle w:val="Hyperlink"/>
@@ -35658,8 +36672,8 @@
         <w:t xml:space="preserve">and the recommendation is trustworthy only as far as the step is small.</w:t>
       </w:r>
     </w:p>
-    <w:bookmarkEnd w:id="130"/>
-    <w:bookmarkStart w:id="131" w:name="def-critical-point"/>
+    <w:bookmarkEnd w:id="140"/>
+    <w:bookmarkStart w:id="141" w:name="def-critical-point"/>
     <w:p>
       <w:pPr>
         <w:pStyle w:val="BodyText"/>
@@ -35669,7 +36683,7 @@
           <w:b/>
           <w:bCs/>
         </w:rPr>
-        <w:t xml:space="preserve">Definition 12 (Critical point)</w:t>
+        <w:t xml:space="preserve">Definition 19 (Critical point)</w:t>
       </w:r>
       <w:r>
         <w:t xml:space="preserve"> </w:t>
@@ -35852,15 +36866,15 @@
           <w:rPr>
             <w:rStyle w:val="Hyperlink"/>
           </w:rPr>
-          <w:t xml:space="preserve">Definition 4</w:t>
+          <w:t xml:space="preserve">Definition 6</w:t>
         </w:r>
       </w:hyperlink>
       <w:r>
         <w:t xml:space="preserve">).</w:t>
       </w:r>
     </w:p>
-    <w:bookmarkEnd w:id="131"/>
-    <w:bookmarkStart w:id="132" w:name="exm-critical-point"/>
+    <w:bookmarkEnd w:id="141"/>
+    <w:bookmarkStart w:id="142" w:name="exm-critical-point"/>
     <w:p>
       <w:pPr>
         <w:pStyle w:val="BodyText"/>
@@ -35883,7 +36897,7 @@
       <w:pPr>
         <w:numPr>
           <w:ilvl w:val="0"/>
-          <w:numId w:val="1019"/>
+          <w:numId w:val="1017"/>
         </w:numPr>
       </w:pPr>
       <m:oMath>
@@ -36093,7 +37107,7 @@
           <w:rPr>
             <w:rStyle w:val="Hyperlink"/>
           </w:rPr>
-          <w:t xml:space="preserve">Definition 2</w:t>
+          <w:t xml:space="preserve">Definition 4</w:t>
         </w:r>
       </w:hyperlink>
       <w:r>
@@ -36138,7 +37152,7 @@
       <w:pPr>
         <w:numPr>
           <w:ilvl w:val="0"/>
-          <w:numId w:val="1019"/>
+          <w:numId w:val="1017"/>
         </w:numPr>
       </w:pPr>
       <m:oMath>
@@ -36322,7 +37336,7 @@
       <w:pPr>
         <w:numPr>
           <w:ilvl w:val="0"/>
-          <w:numId w:val="1019"/>
+          <w:numId w:val="1017"/>
         </w:numPr>
       </w:pPr>
       <m:oMath>
@@ -36561,8 +37575,8 @@
         <w:t xml:space="preserve">is not one.</w:t>
       </w:r>
     </w:p>
-    <w:bookmarkEnd w:id="132"/>
-    <w:bookmarkStart w:id="133" w:name="thm-flat-point-critical"/>
+    <w:bookmarkEnd w:id="142"/>
+    <w:bookmarkStart w:id="143" w:name="thm-flat-point-critical"/>
     <w:p>
       <w:pPr>
         <w:pStyle w:val="FirstParagraph"/>
@@ -36572,7 +37586,7 @@
           <w:b/>
           <w:bCs/>
         </w:rPr>
-        <w:t xml:space="preserve">Theorem 11 (Every flat point is a critical point)</w:t>
+        <w:t xml:space="preserve">Theorem 13 (Every flat point is a critical point)</w:t>
       </w:r>
       <w:r>
         <w:t xml:space="preserve"> </w:t>
@@ -36613,7 +37627,7 @@
           <w:rPr>
             <w:rStyle w:val="Hyperlink"/>
           </w:rPr>
-          <w:t xml:space="preserve">Definition 11</w:t>
+          <w:t xml:space="preserve">Definition 18</w:t>
         </w:r>
       </w:hyperlink>
       <w:r>
@@ -36652,14 +37666,14 @@
           <w:rPr>
             <w:rStyle w:val="Hyperlink"/>
           </w:rPr>
-          <w:t xml:space="preserve">Definition 12</w:t>
+          <w:t xml:space="preserve">Definition 19</w:t>
         </w:r>
       </w:hyperlink>
       <w:r>
         <w:t xml:space="preserve">).</w:t>
       </w:r>
     </w:p>
-    <w:bookmarkEnd w:id="133"/>
+    <w:bookmarkEnd w:id="143"/>
     <w:p>
       <w:pPr>
         <w:pStyle w:val="BodyText"/>
@@ -36836,7 +37850,7 @@
           <w:rPr>
             <w:rStyle w:val="Hyperlink"/>
           </w:rPr>
-          <w:t xml:space="preserve">Definition 12</w:t>
+          <w:t xml:space="preserve">Definition 19</w:t>
         </w:r>
       </w:hyperlink>
       <w:r>
@@ -36863,7 +37877,7 @@
         <w:t xml:space="preserve">is a critical point.</w:t>
       </w:r>
     </w:p>
-    <w:bookmarkStart w:id="134" w:name="exm-flat-point-critical"/>
+    <w:bookmarkStart w:id="144" w:name="exm-flat-point-critical"/>
     <w:p>
       <w:pPr>
         <w:pStyle w:val="BodyText"/>
@@ -37829,7 +38843,7 @@
           <w:rPr>
             <w:rStyle w:val="Hyperlink"/>
           </w:rPr>
-          <w:t xml:space="preserve">Theorem 11</w:t>
+          <w:t xml:space="preserve">Theorem 13</w:t>
         </w:r>
       </w:hyperlink>
       <w:r>
@@ -37942,15 +38956,15 @@
           <w:rPr>
             <w:rStyle w:val="Hyperlink"/>
           </w:rPr>
-          <w:t xml:space="preserve">Definition 12</w:t>
+          <w:t xml:space="preserve">Definition 19</w:t>
         </w:r>
       </w:hyperlink>
       <w:r>
         <w:t xml:space="preserve">), but not a flat point.</w:t>
       </w:r>
     </w:p>
-    <w:bookmarkEnd w:id="134"/>
-    <w:bookmarkStart w:id="135" w:name="exr-miller-deriv-opt-gamma-kernel"/>
+    <w:bookmarkEnd w:id="144"/>
+    <w:bookmarkStart w:id="145" w:name="exr-miller-deriv-opt-gamma-kernel"/>
     <w:p>
       <w:pPr>
         <w:pStyle w:val="BodyText"/>
@@ -38095,8 +39109,8 @@
         <w:t xml:space="preserve">.</w:t>
       </w:r>
     </w:p>
-    <w:bookmarkEnd w:id="135"/>
-    <w:bookmarkStart w:id="136" w:name="sol-miller-deriv-opt-gamma-kernel"/>
+    <w:bookmarkEnd w:id="145"/>
+    <w:bookmarkStart w:id="146" w:name="sol-miller-deriv-opt-gamma-kernel"/>
     <w:p>
       <w:pPr>
         <w:pStyle w:val="BodyText"/>
@@ -38501,7 +39515,7 @@
       <w:pPr>
         <w:numPr>
           <w:ilvl w:val="0"/>
-          <w:numId w:val="1020"/>
+          <w:numId w:val="1018"/>
         </w:numPr>
       </w:pPr>
       <w:r>
@@ -38567,7 +39581,7 @@
       <w:pPr>
         <w:numPr>
           <w:ilvl w:val="0"/>
-          <w:numId w:val="1020"/>
+          <w:numId w:val="1018"/>
         </w:numPr>
       </w:pPr>
       <w:r>
@@ -38723,7 +39737,7 @@
       <w:pPr>
         <w:numPr>
           <w:ilvl w:val="0"/>
-          <w:numId w:val="1020"/>
+          <w:numId w:val="1018"/>
         </w:numPr>
       </w:pPr>
       <w:r>
@@ -38980,8 +39994,8 @@
         <w:t xml:space="preserve">.</w:t>
       </w:r>
     </w:p>
-    <w:bookmarkEnd w:id="136"/>
-    <w:bookmarkStart w:id="137" w:name="X2af8583915c3d6755df2ace9fe2e1b48908f679"/>
+    <w:bookmarkEnd w:id="146"/>
+    <w:bookmarkStart w:id="147" w:name="X2af8583915c3d6755df2ace9fe2e1b48908f679"/>
     <w:p>
       <w:pPr>
         <w:pStyle w:val="BodyText"/>
@@ -39097,8 +40111,8 @@
         <w:t xml:space="preserve">and decide whether each is a local maximum, a local minimum, or an inflection point.</w:t>
       </w:r>
     </w:p>
-    <w:bookmarkEnd w:id="137"/>
-    <w:bookmarkStart w:id="138" w:name="X9a58de6c6ab4baf2df3e3111c406b3abe7c25e0"/>
+    <w:bookmarkEnd w:id="147"/>
+    <w:bookmarkStart w:id="148" w:name="X9a58de6c6ab4baf2df3e3111c406b3abe7c25e0"/>
     <w:p>
       <w:pPr>
         <w:pStyle w:val="BodyText"/>
@@ -39436,7 +40450,7 @@
       <w:pPr>
         <w:numPr>
           <w:ilvl w:val="0"/>
-          <w:numId w:val="1021"/>
+          <w:numId w:val="1019"/>
         </w:numPr>
       </w:pPr>
       <w:r>
@@ -39552,7 +40566,7 @@
       <w:pPr>
         <w:numPr>
           <w:ilvl w:val="0"/>
-          <w:numId w:val="1021"/>
+          <w:numId w:val="1019"/>
         </w:numPr>
       </w:pPr>
       <w:r>
@@ -39875,9 +40889,9 @@
         <w:t xml:space="preserve">is non-zero at both critical points, neither is an inflection point.</w:t>
       </w:r>
     </w:p>
-    <w:bookmarkEnd w:id="138"/>
-    <w:bookmarkEnd w:id="139"/>
-    <w:bookmarkStart w:id="188" w:name="sec-taylor-series"/>
+    <w:bookmarkEnd w:id="148"/>
+    <w:bookmarkEnd w:id="149"/>
+    <w:bookmarkStart w:id="201" w:name="sec-taylor-series"/>
     <w:p>
       <w:pPr>
         <w:pStyle w:val="Heading3"/>
@@ -39886,7 +40900,7 @@
         <w:t xml:space="preserve">1.7 Taylor series</w:t>
       </w:r>
     </w:p>
-    <w:bookmarkStart w:id="141" w:name="def-taylor-polynomial"/>
+    <w:bookmarkStart w:id="151" w:name="def-taylor-polynomial"/>
     <w:p>
       <w:pPr>
         <w:pStyle w:val="FirstParagraph"/>
@@ -39896,7 +40910,7 @@
           <w:b/>
           <w:bCs/>
         </w:rPr>
-        <w:t xml:space="preserve">Definition 13 (Taylor polynomial)</w:t>
+        <w:t xml:space="preserve">Definition 20 (Taylor polynomial)</w:t>
       </w:r>
       <w:r>
         <w:t xml:space="preserve"> </w:t>
@@ -40030,7 +41044,7 @@
       <w:pPr>
         <w:pStyle w:val="BodyText"/>
       </w:pPr>
-      <w:bookmarkStart w:id="140" w:name="eq-taylor-poly-def"/>
+      <w:bookmarkStart w:id="150" w:name="eq-taylor-poly-def"/>
       <m:oMathPara>
         <m:oMathParaPr>
           <m:jc m:val="center"/>
@@ -40580,10 +41594,10 @@
           </m:r>
         </m:oMath>
       </m:oMathPara>
-      <w:bookmarkEnd w:id="140"/>
+      <w:bookmarkEnd w:id="150"/>
     </w:p>
-    <w:bookmarkEnd w:id="141"/>
-    <w:bookmarkStart w:id="142" w:name="exm-taylor-polynomial-exponential"/>
+    <w:bookmarkEnd w:id="151"/>
+    <w:bookmarkStart w:id="152" w:name="exm-taylor-polynomial-exponential"/>
     <w:p>
       <w:pPr>
         <w:pStyle w:val="FirstParagraph"/>
@@ -41228,8 +42242,8 @@
         </m:oMath>
       </m:oMathPara>
     </w:p>
-    <w:bookmarkEnd w:id="142"/>
-    <w:bookmarkStart w:id="143" w:name="def-maclaurin-polynomial"/>
+    <w:bookmarkEnd w:id="152"/>
+    <w:bookmarkStart w:id="153" w:name="def-maclaurin-polynomial"/>
     <w:p>
       <w:pPr>
         <w:pStyle w:val="FirstParagraph"/>
@@ -41239,7 +42253,7 @@
           <w:b/>
           <w:bCs/>
         </w:rPr>
-        <w:t xml:space="preserve">Definition 14 (Maclaurin polynomial)</w:t>
+        <w:t xml:space="preserve">Definition 21 (Maclaurin polynomial)</w:t>
       </w:r>
       <w:r>
         <w:t xml:space="preserve"> </w:t>
@@ -41319,7 +42333,7 @@
           <w:rPr>
             <w:rStyle w:val="Hyperlink"/>
           </w:rPr>
-          <w:t xml:space="preserve">Definition 13</w:t>
+          <w:t xml:space="preserve">Definition 20</w:t>
         </w:r>
       </w:hyperlink>
       <w:r>
@@ -41339,8 +42353,8 @@
         <w:t xml:space="preserve">.</w:t>
       </w:r>
     </w:p>
-    <w:bookmarkEnd w:id="143"/>
-    <w:bookmarkStart w:id="144" w:name="def-taylor-series"/>
+    <w:bookmarkEnd w:id="153"/>
+    <w:bookmarkStart w:id="154" w:name="def-taylor-series"/>
     <w:p>
       <w:pPr>
         <w:pStyle w:val="BodyText"/>
@@ -41350,7 +42364,7 @@
           <w:b/>
           <w:bCs/>
         </w:rPr>
-        <w:t xml:space="preserve">Definition 15 (Taylor series)</w:t>
+        <w:t xml:space="preserve">Definition 22 (Taylor series)</w:t>
       </w:r>
       <w:r>
         <w:t xml:space="preserve"> </w:t>
@@ -41403,7 +42417,7 @@
           <w:rPr>
             <w:rStyle w:val="Hyperlink"/>
           </w:rPr>
-          <w:t xml:space="preserve">Definition 13</w:t>
+          <w:t xml:space="preserve">Definition 20</w:t>
         </w:r>
       </w:hyperlink>
       <w:r>
@@ -41680,7 +42694,7 @@
         <w:t xml:space="preserve">.</w:t>
       </w:r>
     </w:p>
-    <w:bookmarkEnd w:id="144"/>
+    <w:bookmarkEnd w:id="154"/>
     <w:tbl>
       <w:tblPr>
         <w:tblStyle w:val="Table"/>
@@ -41722,18 +42736,18 @@
                 <wp:inline>
                   <wp:extent cx="152400" cy="152400"/>
                   <wp:effectExtent b="0" l="0" r="0" t="0"/>
-                  <wp:docPr descr="" title="" id="145" name="Picture"/>
+                  <wp:docPr descr="" title="" id="155" name="Picture"/>
                   <a:graphic>
                     <a:graphicData uri="http://schemas.openxmlformats.org/drawingml/2006/picture">
                       <pic:pic>
                         <pic:nvPicPr>
-                          <pic:cNvPr descr="/opt/quarto/share/formats/docx/tip.png" id="146" name="Picture"/>
+                          <pic:cNvPr descr="/opt/quarto/share/formats/docx/tip.png" id="156" name="Picture"/>
                           <pic:cNvPicPr>
                             <a:picLocks noChangeArrowheads="1" noChangeAspect="1"/>
                           </pic:cNvPicPr>
                         </pic:nvPicPr>
                         <pic:blipFill>
-                          <a:blip r:embed="rId19"/>
+                          <a:blip r:embed="rId21"/>
                           <a:stretch>
                             <a:fillRect/>
                           </a:stretch>
@@ -41795,7 +42809,7 @@
             <w:r>
               <w:t xml:space="preserve"> </w:t>
             </w:r>
-            <w:hyperlink r:id="rId147">
+            <w:hyperlink r:id="rId157">
               <w:r>
                 <w:rPr>
                   <w:rStyle w:val="Hyperlink"/>
@@ -41823,10 +42837,10 @@
               <w:pStyle w:val="Compact"/>
               <w:numPr>
                 <w:ilvl w:val="0"/>
-                <w:numId w:val="1022"/>
+                <w:numId w:val="1020"/>
               </w:numPr>
             </w:pPr>
-            <w:hyperlink r:id="rId148">
+            <w:hyperlink r:id="rId158">
               <w:r>
                 <w:rPr>
                   <w:rStyle w:val="Hyperlink"/>
@@ -41845,7 +42859,7 @@
                 <w:rPr>
                   <w:rStyle w:val="Hyperlink"/>
                 </w:rPr>
-                <w:t xml:space="preserve">Definition 13</w:t>
+                <w:t xml:space="preserve">Definition 20</w:t>
               </w:r>
             </w:hyperlink>
             <w:r>
@@ -41856,7 +42870,7 @@
         </w:tc>
       </w:tr>
     </w:tbl>
-    <w:bookmarkStart w:id="149" w:name="exr-miller-taylor-poly-zero"/>
+    <w:bookmarkStart w:id="159" w:name="exr-miller-taylor-poly-zero"/>
     <w:p>
       <w:pPr>
         <w:pStyle w:val="FirstParagraph"/>
@@ -42004,8 +43018,8 @@
         <w:t xml:space="preserve">.</w:t>
       </w:r>
     </w:p>
-    <w:bookmarkEnd w:id="149"/>
-    <w:bookmarkStart w:id="150" w:name="sol-miller-taylor-poly-zero"/>
+    <w:bookmarkEnd w:id="159"/>
+    <w:bookmarkStart w:id="160" w:name="sol-miller-taylor-poly-zero"/>
     <w:p>
       <w:pPr>
         <w:pStyle w:val="BodyText"/>
@@ -42959,8 +43973,8 @@
         <w:t xml:space="preserve">, its Taylor polynomial of degree 4 simply collects its terms of degree at most 4.</w:t>
       </w:r>
     </w:p>
-    <w:bookmarkEnd w:id="150"/>
-    <w:bookmarkStart w:id="151" w:name="exr-miller-taylor-poly-nonzero"/>
+    <w:bookmarkEnd w:id="160"/>
+    <w:bookmarkStart w:id="161" w:name="exr-miller-taylor-poly-nonzero"/>
     <w:p>
       <w:pPr>
         <w:pStyle w:val="BodyText"/>
@@ -43108,8 +44122,8 @@
         <w:t xml:space="preserve">.</w:t>
       </w:r>
     </w:p>
-    <w:bookmarkEnd w:id="151"/>
-    <w:bookmarkStart w:id="152" w:name="sol-miller-taylor-poly-nonzero"/>
+    <w:bookmarkEnd w:id="161"/>
+    <w:bookmarkStart w:id="162" w:name="sol-miller-taylor-poly-nonzero"/>
     <w:p>
       <w:pPr>
         <w:pStyle w:val="BodyText"/>
@@ -43811,8 +44825,8 @@
         </m:oMath>
       </m:oMathPara>
     </w:p>
-    <w:bookmarkEnd w:id="152"/>
-    <w:bookmarkStart w:id="153" w:name="exm-taylor-polynomial-cosine"/>
+    <w:bookmarkEnd w:id="162"/>
+    <w:bookmarkStart w:id="163" w:name="exm-taylor-polynomial-cosine"/>
     <w:p>
       <w:pPr>
         <w:pStyle w:val="FirstParagraph"/>
@@ -44741,8 +45755,8 @@
         </m:oMath>
       </m:oMathPara>
     </w:p>
-    <w:bookmarkEnd w:id="153"/>
-    <w:bookmarkStart w:id="154" w:name="exm-taylor-polynomial-sine"/>
+    <w:bookmarkEnd w:id="163"/>
+    <w:bookmarkStart w:id="164" w:name="exm-taylor-polynomial-sine"/>
     <w:p>
       <w:pPr>
         <w:pStyle w:val="FirstParagraph"/>
@@ -45347,8 +46361,8 @@
         </m:oMath>
       </m:oMathPara>
     </w:p>
-    <w:bookmarkEnd w:id="154"/>
-    <w:bookmarkStart w:id="155" w:name="exr-miller-taylor-cos-scaled"/>
+    <w:bookmarkEnd w:id="164"/>
+    <w:bookmarkStart w:id="165" w:name="exr-miller-taylor-cos-scaled"/>
     <w:p>
       <w:pPr>
         <w:pStyle w:val="FirstParagraph"/>
@@ -45481,8 +46495,8 @@
         <w:t xml:space="preserve">.</w:t>
       </w:r>
     </w:p>
-    <w:bookmarkEnd w:id="155"/>
-    <w:bookmarkStart w:id="156" w:name="sol-miller-taylor-cos-scaled"/>
+    <w:bookmarkEnd w:id="165"/>
+    <w:bookmarkStart w:id="166" w:name="sol-miller-taylor-cos-scaled"/>
     <w:p>
       <w:pPr>
         <w:pStyle w:val="BodyText"/>
@@ -45922,8 +46936,8 @@
         <w:t xml:space="preserve">Substituting into known Taylor expansions avoids computing high-order derivatives by hand.</w:t>
       </w:r>
     </w:p>
-    <w:bookmarkEnd w:id="156"/>
-    <w:bookmarkStart w:id="157" w:name="exr-miller-taylor-cos-cubed"/>
+    <w:bookmarkEnd w:id="166"/>
+    <w:bookmarkStart w:id="167" w:name="exr-miller-taylor-cos-cubed"/>
     <w:p>
       <w:pPr>
         <w:pStyle w:val="BodyText"/>
@@ -46065,8 +47079,8 @@
         <w:t xml:space="preserve">.</w:t>
       </w:r>
     </w:p>
-    <w:bookmarkEnd w:id="157"/>
-    <w:bookmarkStart w:id="158" w:name="sol-miller-taylor-cos-cubed"/>
+    <w:bookmarkEnd w:id="167"/>
+    <w:bookmarkStart w:id="168" w:name="sol-miller-taylor-cos-cubed"/>
     <w:p>
       <w:pPr>
         <w:pStyle w:val="BodyText"/>
@@ -46989,8 +48003,8 @@
         </m:oMath>
       </m:oMathPara>
     </w:p>
-    <w:bookmarkEnd w:id="158"/>
-    <w:bookmarkStart w:id="159" w:name="exr-miller-taylor-exp-base"/>
+    <w:bookmarkEnd w:id="168"/>
+    <w:bookmarkStart w:id="169" w:name="exr-miller-taylor-exp-base"/>
     <w:p>
       <w:pPr>
         <w:pStyle w:val="FirstParagraph"/>
@@ -47111,8 +48125,8 @@
         <w:t xml:space="preserve">.</w:t>
       </w:r>
     </w:p>
-    <w:bookmarkEnd w:id="159"/>
-    <w:bookmarkStart w:id="160" w:name="sol-miller-taylor-exp-base"/>
+    <w:bookmarkEnd w:id="169"/>
+    <w:bookmarkStart w:id="170" w:name="sol-miller-taylor-exp-base"/>
     <w:p>
       <w:pPr>
         <w:pStyle w:val="BodyText"/>
@@ -47635,8 +48649,8 @@
         </m:oMath>
       </m:oMathPara>
     </w:p>
-    <w:bookmarkEnd w:id="160"/>
-    <w:bookmarkStart w:id="161" w:name="exr-miller-taylor-exp-power"/>
+    <w:bookmarkEnd w:id="170"/>
+    <w:bookmarkStart w:id="171" w:name="exr-miller-taylor-exp-power"/>
     <w:p>
       <w:pPr>
         <w:pStyle w:val="FirstParagraph"/>
@@ -47779,8 +48793,8 @@
         <w:t xml:space="preserve">.</w:t>
       </w:r>
     </w:p>
-    <w:bookmarkEnd w:id="161"/>
-    <w:bookmarkStart w:id="162" w:name="sol-miller-taylor-exp-power"/>
+    <w:bookmarkEnd w:id="171"/>
+    <w:bookmarkStart w:id="172" w:name="sol-miller-taylor-exp-power"/>
     <w:p>
       <w:pPr>
         <w:pStyle w:val="BodyText"/>
@@ -48320,8 +49334,8 @@
         </m:oMath>
       </m:oMathPara>
     </w:p>
-    <w:bookmarkEnd w:id="162"/>
-    <w:bookmarkStart w:id="163" w:name="exr-miller-taylor-normal-density"/>
+    <w:bookmarkEnd w:id="172"/>
+    <w:bookmarkStart w:id="173" w:name="exr-miller-taylor-normal-density"/>
     <w:p>
       <w:pPr>
         <w:pStyle w:val="FirstParagraph"/>
@@ -48508,8 +49522,8 @@
         <w:t xml:space="preserve">.</w:t>
       </w:r>
     </w:p>
-    <w:bookmarkEnd w:id="163"/>
-    <w:bookmarkStart w:id="164" w:name="sol-miller-taylor-normal-density"/>
+    <w:bookmarkEnd w:id="173"/>
+    <w:bookmarkStart w:id="174" w:name="sol-miller-taylor-normal-density"/>
     <w:p>
       <w:pPr>
         <w:pStyle w:val="BodyText"/>
@@ -49083,8 +50097,8 @@
         </m:oMath>
       </m:oMathPara>
     </w:p>
-    <w:bookmarkEnd w:id="164"/>
-    <w:bookmarkStart w:id="165" w:name="exr-miller-taylor-sqrt"/>
+    <w:bookmarkEnd w:id="174"/>
+    <w:bookmarkStart w:id="175" w:name="thm-taylor-normal-density"/>
     <w:p>
       <w:pPr>
         <w:pStyle w:val="FirstParagraph"/>
@@ -49094,30 +50108,137 @@
           <w:b/>
           <w:bCs/>
         </w:rPr>
-        <w:t xml:space="preserve">Exercise 24 (Taylor expansion of the square root)</w:t>
-      </w:r>
-      <w:r>
-        <w:t xml:space="preserve"> </w:t>
-      </w:r>
-      <w:r>
-        <w:t xml:space="preserve">Adapted from</w:t>
-      </w:r>
-      <w:r>
-        <w:t xml:space="preserve"> </w:t>
-      </w:r>
-      <w:r>
-        <w:t xml:space="preserve">Miller (2016)</w:t>
-      </w:r>
-      <w:r>
-        <w:t xml:space="preserve">, Question 1.1.23.</w:t>
-      </w:r>
-    </w:p>
-    <w:p>
-      <w:pPr>
-        <w:pStyle w:val="BodyText"/>
-      </w:pPr>
-      <w:r>
-        <w:t xml:space="preserve">Find the first three terms (up to degree 2) of the Taylor series for</w:t>
+        <w:t xml:space="preserve">Theorem 14 (Maclaurin polynomial of the standard normal density)</w:t>
+      </w:r>
+      <w:r>
+        <w:t xml:space="preserve"> </w:t>
+      </w:r>
+      <w:r>
+        <w:t xml:space="preserve">The Maclaurin polynomial (</w:t>
+      </w:r>
+      <w:hyperlink w:anchor="def-maclaurin-polynomial">
+        <w:r>
+          <w:rPr>
+            <w:rStyle w:val="Hyperlink"/>
+          </w:rPr>
+          <w:t xml:space="preserve">Definition 21</w:t>
+        </w:r>
+      </w:hyperlink>
+      <w:r>
+        <w:t xml:space="preserve">) of degree 3 of the standard normal density</w:t>
+      </w:r>
+      <w:r>
+        <w:t xml:space="preserve"> </w:t>
+      </w:r>
+      <m:oMath>
+        <m:r>
+          <m:t>ϕ</m:t>
+        </m:r>
+        <m:r>
+          <m:rPr>
+            <m:sty m:val="p"/>
+          </m:rPr>
+          <m:t>(</m:t>
+        </m:r>
+        <m:r>
+          <m:t>x</m:t>
+        </m:r>
+        <m:r>
+          <m:rPr>
+            <m:sty m:val="p"/>
+          </m:rPr>
+          <m:t>)</m:t>
+        </m:r>
+        <m:r>
+          <m:rPr>
+            <m:sty m:val="p"/>
+          </m:rPr>
+          <m:t>=</m:t>
+        </m:r>
+        <m:f>
+          <m:fPr>
+            <m:type m:val="bar"/>
+          </m:fPr>
+          <m:num>
+            <m:r>
+              <m:t>1</m:t>
+            </m:r>
+          </m:num>
+          <m:den>
+            <m:rad>
+              <m:radPr>
+                <m:degHide m:val="on"/>
+              </m:radPr>
+              <m:deg/>
+              <m:e>
+                <m:r>
+                  <m:t>2</m:t>
+                </m:r>
+                <m:r>
+                  <m:t>π</m:t>
+                </m:r>
+              </m:e>
+            </m:rad>
+          </m:den>
+        </m:f>
+        <m:r>
+          <m:rPr>
+            <m:sty m:val="p"/>
+          </m:rPr>
+          <m:t>exp</m:t>
+        </m:r>
+        <m:r>
+          <m:t>​</m:t>
+        </m:r>
+        <m:d>
+          <m:dPr>
+            <m:begChr m:val="{"/>
+            <m:sepChr m:val=""/>
+            <m:endChr m:val="}"/>
+            <m:grow/>
+          </m:dPr>
+          <m:e>
+            <m:r>
+              <m:rPr>
+                <m:sty m:val="p"/>
+              </m:rPr>
+              <m:t>−</m:t>
+            </m:r>
+            <m:f>
+              <m:fPr>
+                <m:type m:val="bar"/>
+              </m:fPr>
+              <m:num>
+                <m:sSup>
+                  <m:e>
+                    <m:r>
+                      <m:t>x</m:t>
+                    </m:r>
+                  </m:e>
+                  <m:sup>
+                    <m:r>
+                      <m:t>2</m:t>
+                    </m:r>
+                  </m:sup>
+                </m:sSup>
+              </m:num>
+              <m:den>
+                <m:r>
+                  <m:t>2</m:t>
+                </m:r>
+              </m:den>
+            </m:f>
+          </m:e>
+        </m:d>
+        <m:r>
+          <m:t>​</m:t>
+        </m:r>
+      </m:oMath>
+      <w:r>
+        <w:t xml:space="preserve"> </w:t>
+      </w:r>
+      <w:r>
+        <w:t xml:space="preserve">is</w:t>
       </w:r>
     </w:p>
     <w:p>
@@ -49129,6 +50250,204 @@
           <m:jc m:val="center"/>
         </m:oMathParaPr>
         <m:oMath>
+          <m:sSub>
+            <m:e>
+              <m:r>
+                <m:t>P</m:t>
+              </m:r>
+            </m:e>
+            <m:sub>
+              <m:r>
+                <m:t>3</m:t>
+              </m:r>
+            </m:sub>
+          </m:sSub>
+          <m:r>
+            <m:rPr>
+              <m:sty m:val="p"/>
+            </m:rPr>
+            <m:t>(</m:t>
+          </m:r>
+          <m:r>
+            <m:t>x</m:t>
+          </m:r>
+          <m:r>
+            <m:rPr>
+              <m:sty m:val="p"/>
+            </m:rPr>
+            <m:t>)</m:t>
+          </m:r>
+          <m:r>
+            <m:rPr>
+              <m:sty m:val="p"/>
+            </m:rPr>
+            <m:t>=</m:t>
+          </m:r>
+          <m:f>
+            <m:fPr>
+              <m:type m:val="bar"/>
+            </m:fPr>
+            <m:num>
+              <m:r>
+                <m:t>1</m:t>
+              </m:r>
+            </m:num>
+            <m:den>
+              <m:rad>
+                <m:radPr>
+                  <m:degHide m:val="on"/>
+                </m:radPr>
+                <m:deg/>
+                <m:e>
+                  <m:r>
+                    <m:t>2</m:t>
+                  </m:r>
+                  <m:r>
+                    <m:t>π</m:t>
+                  </m:r>
+                </m:e>
+              </m:rad>
+            </m:den>
+          </m:f>
+          <m:r>
+            <m:rPr>
+              <m:sty m:val="p"/>
+            </m:rPr>
+            <m:t>−</m:t>
+          </m:r>
+          <m:f>
+            <m:fPr>
+              <m:type m:val="bar"/>
+            </m:fPr>
+            <m:num>
+              <m:sSup>
+                <m:e>
+                  <m:r>
+                    <m:t>x</m:t>
+                  </m:r>
+                </m:e>
+                <m:sup>
+                  <m:r>
+                    <m:t>2</m:t>
+                  </m:r>
+                </m:sup>
+              </m:sSup>
+            </m:num>
+            <m:den>
+              <m:r>
+                <m:t>2</m:t>
+              </m:r>
+              <m:rad>
+                <m:radPr>
+                  <m:degHide m:val="on"/>
+                </m:radPr>
+                <m:deg/>
+                <m:e>
+                  <m:r>
+                    <m:t>2</m:t>
+                  </m:r>
+                  <m:r>
+                    <m:t>π</m:t>
+                  </m:r>
+                </m:e>
+              </m:rad>
+            </m:den>
+          </m:f>
+        </m:oMath>
+      </m:oMathPara>
+    </w:p>
+    <w:bookmarkEnd w:id="175"/>
+    <w:p>
+      <w:pPr>
+        <w:pStyle w:val="FirstParagraph"/>
+      </w:pPr>
+      <w:r>
+        <w:rPr>
+          <w:i/>
+          <w:iCs/>
+        </w:rPr>
+        <w:t xml:space="preserve">Proof</w:t>
+      </w:r>
+      <w:r>
+        <w:t xml:space="preserve">. </w:t>
+      </w:r>
+      <w:r>
+        <w:t xml:space="preserve">This is the solution to</w:t>
+      </w:r>
+      <w:r>
+        <w:t xml:space="preserve"> </w:t>
+      </w:r>
+      <w:hyperlink w:anchor="exr-miller-taylor-normal-density">
+        <w:r>
+          <w:rPr>
+            <w:rStyle w:val="Hyperlink"/>
+          </w:rPr>
+          <w:t xml:space="preserve">Exercise 23</w:t>
+        </w:r>
+      </w:hyperlink>
+      <w:r>
+        <w:t xml:space="preserve">, worked in</w:t>
+      </w:r>
+      <w:r>
+        <w:t xml:space="preserve"> </w:t>
+      </w:r>
+      <w:hyperlink w:anchor="sol-miller-taylor-normal-density">
+        <w:r>
+          <w:rPr>
+            <w:rStyle w:val="Hyperlink"/>
+          </w:rPr>
+          <w:t xml:space="preserve">Solution 23</w:t>
+        </w:r>
+      </w:hyperlink>
+      <w:r>
+        <w:t xml:space="preserve">.</w:t>
+      </w:r>
+    </w:p>
+    <w:bookmarkStart w:id="176" w:name="exr-miller-taylor-sqrt"/>
+    <w:p>
+      <w:pPr>
+        <w:pStyle w:val="BodyText"/>
+      </w:pPr>
+      <w:r>
+        <w:rPr>
+          <w:b/>
+          <w:bCs/>
+        </w:rPr>
+        <w:t xml:space="preserve">Exercise 24 (Taylor expansion of the square root)</w:t>
+      </w:r>
+      <w:r>
+        <w:t xml:space="preserve"> </w:t>
+      </w:r>
+      <w:r>
+        <w:t xml:space="preserve">Adapted from</w:t>
+      </w:r>
+      <w:r>
+        <w:t xml:space="preserve"> </w:t>
+      </w:r>
+      <w:r>
+        <w:t xml:space="preserve">Miller (2016)</w:t>
+      </w:r>
+      <w:r>
+        <w:t xml:space="preserve">, Question 1.1.23.</w:t>
+      </w:r>
+    </w:p>
+    <w:p>
+      <w:pPr>
+        <w:pStyle w:val="BodyText"/>
+      </w:pPr>
+      <w:r>
+        <w:t xml:space="preserve">Find the first three terms (up to degree 2) of the Taylor series for</w:t>
+      </w:r>
+    </w:p>
+    <w:p>
+      <w:pPr>
+        <w:pStyle w:val="BodyText"/>
+      </w:pPr>
+      <m:oMathPara>
+        <m:oMathParaPr>
+          <m:jc m:val="center"/>
+        </m:oMathParaPr>
+        <m:oMath>
           <m:r>
             <m:t>f</m:t>
           </m:r>
@@ -49213,8 +50532,8 @@
         <w:t xml:space="preserve">.</w:t>
       </w:r>
     </w:p>
-    <w:bookmarkEnd w:id="165"/>
-    <w:bookmarkStart w:id="166" w:name="sol-miller-taylor-sqrt"/>
+    <w:bookmarkEnd w:id="176"/>
+    <w:bookmarkStart w:id="177" w:name="sol-miller-taylor-sqrt"/>
     <w:p>
       <w:pPr>
         <w:pStyle w:val="BodyText"/>
@@ -50094,8 +51413,8 @@
         </m:oMath>
       </m:oMathPara>
     </w:p>
-    <w:bookmarkEnd w:id="166"/>
-    <w:bookmarkStart w:id="167" w:name="exr-miller-taylor-cube-root"/>
+    <w:bookmarkEnd w:id="177"/>
+    <w:bookmarkStart w:id="178" w:name="exr-miller-taylor-cube-root"/>
     <w:p>
       <w:pPr>
         <w:pStyle w:val="FirstParagraph"/>
@@ -50255,8 +51574,8 @@
         <w:t xml:space="preserve">.</w:t>
       </w:r>
     </w:p>
-    <w:bookmarkEnd w:id="167"/>
-    <w:bookmarkStart w:id="168" w:name="sol-miller-taylor-cube-root"/>
+    <w:bookmarkEnd w:id="178"/>
+    <w:bookmarkStart w:id="179" w:name="sol-miller-taylor-cube-root"/>
     <w:p>
       <w:pPr>
         <w:pStyle w:val="BodyText"/>
@@ -51568,8 +52887,8 @@
         </m:oMath>
       </m:oMathPara>
     </w:p>
-    <w:bookmarkEnd w:id="168"/>
-    <w:bookmarkStart w:id="169" w:name="exr-miller-taylor-x-log-x"/>
+    <w:bookmarkEnd w:id="179"/>
+    <w:bookmarkStart w:id="180" w:name="exr-miller-taylor-x-log-x"/>
     <w:p>
       <w:pPr>
         <w:pStyle w:val="FirstParagraph"/>
@@ -51718,8 +53037,8 @@
         <w:t xml:space="preserve">.</w:t>
       </w:r>
     </w:p>
-    <w:bookmarkEnd w:id="169"/>
-    <w:bookmarkStart w:id="170" w:name="sol-miller-taylor-x-log-x"/>
+    <w:bookmarkEnd w:id="180"/>
+    <w:bookmarkStart w:id="181" w:name="sol-miller-taylor-x-log-x"/>
     <w:p>
       <w:pPr>
         <w:pStyle w:val="BodyText"/>
@@ -52383,8 +53702,8 @@
         </m:oMath>
       </m:oMathPara>
     </w:p>
-    <w:bookmarkEnd w:id="170"/>
-    <w:bookmarkStart w:id="171" w:name="exr-miller-taylor-log-one-plus-x"/>
+    <w:bookmarkEnd w:id="181"/>
+    <w:bookmarkStart w:id="182" w:name="exr-miller-taylor-log-one-plus-x"/>
     <w:p>
       <w:pPr>
         <w:pStyle w:val="FirstParagraph"/>
@@ -52569,8 +53888,8 @@
         <w:t xml:space="preserve">.</w:t>
       </w:r>
     </w:p>
-    <w:bookmarkEnd w:id="171"/>
-    <w:bookmarkStart w:id="172" w:name="sol-miller-taylor-log-one-plus-x"/>
+    <w:bookmarkEnd w:id="182"/>
+    <w:bookmarkStart w:id="183" w:name="sol-miller-taylor-log-one-plus-x"/>
     <w:p>
       <w:pPr>
         <w:pStyle w:val="BodyText"/>
@@ -53190,8 +54509,8 @@
         </m:oMath>
       </m:oMathPara>
     </w:p>
-    <w:bookmarkEnd w:id="172"/>
-    <w:bookmarkStart w:id="173" w:name="exr-miller-taylor-log-one-minus-x"/>
+    <w:bookmarkEnd w:id="183"/>
+    <w:bookmarkStart w:id="184" w:name="thm-taylor-log-one-plus-x"/>
     <w:p>
       <w:pPr>
         <w:pStyle w:val="FirstParagraph"/>
@@ -53201,7 +54520,7 @@
           <w:b/>
           <w:bCs/>
         </w:rPr>
-        <w:t xml:space="preserve">Exercise 28 (Maclaurin series of</w:t>
+        <w:t xml:space="preserve">Theorem 15 (Maclaurin polynomial of</w:t>
       </w:r>
       <w:r>
         <w:rPr>
@@ -53230,7 +54549,7 @@
           <m:rPr>
             <m:sty m:val="p"/>
           </m:rPr>
-          <m:t>−</m:t>
+          <m:t>+</m:t>
         </m:r>
         <m:r>
           <m:t>x</m:t>
@@ -53253,24 +54572,83 @@
         <w:t xml:space="preserve"> </w:t>
       </w:r>
       <w:r>
-        <w:t xml:space="preserve">Adapted from</w:t>
-      </w:r>
-      <w:r>
-        <w:t xml:space="preserve"> </w:t>
-      </w:r>
-      <w:r>
-        <w:t xml:space="preserve">Miller (2016)</w:t>
-      </w:r>
-      <w:r>
-        <w:t xml:space="preserve">, Question 1.1.27.</w:t>
-      </w:r>
-    </w:p>
-    <w:p>
-      <w:pPr>
-        <w:pStyle w:val="BodyText"/>
-      </w:pPr>
-      <w:r>
-        <w:t xml:space="preserve">Find the terms up to degree 3 of the Taylor series for</w:t>
+        <w:t xml:space="preserve">The Maclaurin polynomial (</w:t>
+      </w:r>
+      <w:hyperlink w:anchor="def-maclaurin-polynomial">
+        <w:r>
+          <w:rPr>
+            <w:rStyle w:val="Hyperlink"/>
+          </w:rPr>
+          <w:t xml:space="preserve">Definition 21</w:t>
+        </w:r>
+      </w:hyperlink>
+      <w:r>
+        <w:t xml:space="preserve">) of degree 3 of</w:t>
+      </w:r>
+      <w:r>
+        <w:t xml:space="preserve"> </w:t>
+      </w:r>
+      <m:oMath>
+        <m:r>
+          <m:t>f</m:t>
+        </m:r>
+        <m:r>
+          <m:rPr>
+            <m:sty m:val="p"/>
+          </m:rPr>
+          <m:t>(</m:t>
+        </m:r>
+        <m:r>
+          <m:t>x</m:t>
+        </m:r>
+        <m:r>
+          <m:rPr>
+            <m:sty m:val="p"/>
+          </m:rPr>
+          <m:t>)</m:t>
+        </m:r>
+        <m:r>
+          <m:rPr>
+            <m:sty m:val="p"/>
+          </m:rPr>
+          <m:t>=</m:t>
+        </m:r>
+        <m:r>
+          <m:rPr>
+            <m:sty m:val="p"/>
+          </m:rPr>
+          <m:t>log</m:t>
+        </m:r>
+        <m:r>
+          <m:rPr>
+            <m:sty m:val="p"/>
+          </m:rPr>
+          <m:t>(</m:t>
+        </m:r>
+        <m:r>
+          <m:t>1</m:t>
+        </m:r>
+        <m:r>
+          <m:rPr>
+            <m:sty m:val="p"/>
+          </m:rPr>
+          <m:t>+</m:t>
+        </m:r>
+        <m:r>
+          <m:t>x</m:t>
+        </m:r>
+        <m:r>
+          <m:rPr>
+            <m:sty m:val="p"/>
+          </m:rPr>
+          <m:t>)</m:t>
+        </m:r>
+      </m:oMath>
+      <w:r>
+        <w:t xml:space="preserve"> </w:t>
+      </w:r>
+      <w:r>
+        <w:t xml:space="preserve">is</w:t>
       </w:r>
     </w:p>
     <w:p>
@@ -53282,6 +54660,243 @@
           <m:jc m:val="center"/>
         </m:oMathParaPr>
         <m:oMath>
+          <m:sSub>
+            <m:e>
+              <m:r>
+                <m:t>P</m:t>
+              </m:r>
+            </m:e>
+            <m:sub>
+              <m:r>
+                <m:t>3</m:t>
+              </m:r>
+            </m:sub>
+          </m:sSub>
+          <m:r>
+            <m:rPr>
+              <m:sty m:val="p"/>
+            </m:rPr>
+            <m:t>(</m:t>
+          </m:r>
+          <m:r>
+            <m:t>x</m:t>
+          </m:r>
+          <m:r>
+            <m:rPr>
+              <m:sty m:val="p"/>
+            </m:rPr>
+            <m:t>)</m:t>
+          </m:r>
+          <m:r>
+            <m:rPr>
+              <m:sty m:val="p"/>
+            </m:rPr>
+            <m:t>=</m:t>
+          </m:r>
+          <m:r>
+            <m:t>x</m:t>
+          </m:r>
+          <m:r>
+            <m:rPr>
+              <m:sty m:val="p"/>
+            </m:rPr>
+            <m:t>−</m:t>
+          </m:r>
+          <m:f>
+            <m:fPr>
+              <m:type m:val="bar"/>
+            </m:fPr>
+            <m:num>
+              <m:sSup>
+                <m:e>
+                  <m:r>
+                    <m:t>x</m:t>
+                  </m:r>
+                </m:e>
+                <m:sup>
+                  <m:r>
+                    <m:t>2</m:t>
+                  </m:r>
+                </m:sup>
+              </m:sSup>
+            </m:num>
+            <m:den>
+              <m:r>
+                <m:t>2</m:t>
+              </m:r>
+            </m:den>
+          </m:f>
+          <m:r>
+            <m:rPr>
+              <m:sty m:val="p"/>
+            </m:rPr>
+            <m:t>+</m:t>
+          </m:r>
+          <m:f>
+            <m:fPr>
+              <m:type m:val="bar"/>
+            </m:fPr>
+            <m:num>
+              <m:sSup>
+                <m:e>
+                  <m:r>
+                    <m:t>x</m:t>
+                  </m:r>
+                </m:e>
+                <m:sup>
+                  <m:r>
+                    <m:t>3</m:t>
+                  </m:r>
+                </m:sup>
+              </m:sSup>
+            </m:num>
+            <m:den>
+              <m:r>
+                <m:t>3</m:t>
+              </m:r>
+            </m:den>
+          </m:f>
+        </m:oMath>
+      </m:oMathPara>
+    </w:p>
+    <w:bookmarkEnd w:id="184"/>
+    <w:p>
+      <w:pPr>
+        <w:pStyle w:val="FirstParagraph"/>
+      </w:pPr>
+      <w:r>
+        <w:rPr>
+          <w:i/>
+          <w:iCs/>
+        </w:rPr>
+        <w:t xml:space="preserve">Proof</w:t>
+      </w:r>
+      <w:r>
+        <w:t xml:space="preserve">. </w:t>
+      </w:r>
+      <w:r>
+        <w:t xml:space="preserve">This is the solution to</w:t>
+      </w:r>
+      <w:r>
+        <w:t xml:space="preserve"> </w:t>
+      </w:r>
+      <w:hyperlink w:anchor="exr-miller-taylor-log-one-plus-x">
+        <w:r>
+          <w:rPr>
+            <w:rStyle w:val="Hyperlink"/>
+          </w:rPr>
+          <w:t xml:space="preserve">Exercise 27</w:t>
+        </w:r>
+      </w:hyperlink>
+      <w:r>
+        <w:t xml:space="preserve">, worked in</w:t>
+      </w:r>
+      <w:r>
+        <w:t xml:space="preserve"> </w:t>
+      </w:r>
+      <w:hyperlink w:anchor="sol-miller-taylor-log-one-plus-x">
+        <w:r>
+          <w:rPr>
+            <w:rStyle w:val="Hyperlink"/>
+          </w:rPr>
+          <w:t xml:space="preserve">Solution 27</w:t>
+        </w:r>
+      </w:hyperlink>
+      <w:r>
+        <w:t xml:space="preserve">.</w:t>
+      </w:r>
+    </w:p>
+    <w:bookmarkStart w:id="185" w:name="exr-miller-taylor-log-one-minus-x"/>
+    <w:p>
+      <w:pPr>
+        <w:pStyle w:val="BodyText"/>
+      </w:pPr>
+      <w:r>
+        <w:rPr>
+          <w:b/>
+          <w:bCs/>
+        </w:rPr>
+        <w:t xml:space="preserve">Exercise 28 (Maclaurin series of</w:t>
+      </w:r>
+      <w:r>
+        <w:rPr>
+          <w:b/>
+          <w:bCs/>
+        </w:rPr>
+        <w:t xml:space="preserve"> </w:t>
+      </w:r>
+      <m:oMath>
+        <m:r>
+          <m:rPr>
+            <m:sty m:val="p"/>
+          </m:rPr>
+          <m:t>log</m:t>
+        </m:r>
+        <m:r>
+          <m:rPr>
+            <m:sty m:val="p"/>
+          </m:rPr>
+          <m:t>(</m:t>
+        </m:r>
+        <m:r>
+          <m:t>1</m:t>
+        </m:r>
+        <m:r>
+          <m:rPr>
+            <m:sty m:val="p"/>
+          </m:rPr>
+          <m:t>−</m:t>
+        </m:r>
+        <m:r>
+          <m:t>x</m:t>
+        </m:r>
+        <m:r>
+          <m:rPr>
+            <m:sty m:val="p"/>
+          </m:rPr>
+          <m:t>)</m:t>
+        </m:r>
+      </m:oMath>
+      <w:r>
+        <w:rPr>
+          <w:b/>
+          <w:bCs/>
+        </w:rPr>
+        <w:t xml:space="preserve">)</w:t>
+      </w:r>
+      <w:r>
+        <w:t xml:space="preserve"> </w:t>
+      </w:r>
+      <w:r>
+        <w:t xml:space="preserve">Adapted from</w:t>
+      </w:r>
+      <w:r>
+        <w:t xml:space="preserve"> </w:t>
+      </w:r>
+      <w:r>
+        <w:t xml:space="preserve">Miller (2016)</w:t>
+      </w:r>
+      <w:r>
+        <w:t xml:space="preserve">, Question 1.1.27.</w:t>
+      </w:r>
+    </w:p>
+    <w:p>
+      <w:pPr>
+        <w:pStyle w:val="BodyText"/>
+      </w:pPr>
+      <w:r>
+        <w:t xml:space="preserve">Find the terms up to degree 3 of the Taylor series for</w:t>
+      </w:r>
+    </w:p>
+    <w:p>
+      <w:pPr>
+        <w:pStyle w:val="BodyText"/>
+      </w:pPr>
+      <m:oMathPara>
+        <m:oMathParaPr>
+          <m:jc m:val="center"/>
+        </m:oMathParaPr>
+        <m:oMath>
           <m:r>
             <m:t>f</m:t>
           </m:r>
@@ -53376,8 +54991,8 @@
         <w:t xml:space="preserve">.</w:t>
       </w:r>
     </w:p>
-    <w:bookmarkEnd w:id="173"/>
-    <w:bookmarkStart w:id="174" w:name="sol-miller-taylor-log-one-minus-x"/>
+    <w:bookmarkEnd w:id="185"/>
+    <w:bookmarkStart w:id="186" w:name="sol-miller-taylor-log-one-minus-x"/>
     <w:p>
       <w:pPr>
         <w:pStyle w:val="BodyText"/>
@@ -53468,12 +55083,12 @@
       <w:r>
         <w:t xml:space="preserve"> </w:t>
       </w:r>
-      <w:hyperlink w:anchor="exr-miller-taylor-log-one-plus-x">
+      <w:hyperlink w:anchor="thm-taylor-log-one-plus-x">
         <w:r>
           <w:rPr>
             <w:rStyle w:val="Hyperlink"/>
           </w:rPr>
-          <w:t xml:space="preserve">Exercise 27</w:t>
+          <w:t xml:space="preserve">Theorem 15</w:t>
         </w:r>
       </w:hyperlink>
       <w:r>
@@ -53756,8 +55371,8 @@
         </m:oMath>
       </m:oMathPara>
     </w:p>
-    <w:bookmarkEnd w:id="174"/>
-    <w:bookmarkStart w:id="175" w:name="exr-miller-taylor-log-product-exp"/>
+    <w:bookmarkEnd w:id="186"/>
+    <w:bookmarkStart w:id="187" w:name="thm-taylor-log-one-minus-x"/>
     <w:p>
       <w:pPr>
         <w:pStyle w:val="FirstParagraph"/>
@@ -53767,7 +55382,7 @@
           <w:b/>
           <w:bCs/>
         </w:rPr>
-        <w:t xml:space="preserve">Exercise 29 (Taylor series of</w:t>
+        <w:t xml:space="preserve">Theorem 16 (Maclaurin polynomial of</w:t>
       </w:r>
       <w:r>
         <w:rPr>
@@ -53790,12 +55405,6 @@
           <m:t>(</m:t>
         </m:r>
         <m:r>
-          <m:rPr>
-            <m:sty m:val="p"/>
-          </m:rPr>
-          <m:t>(</m:t>
-        </m:r>
-        <m:r>
           <m:t>1</m:t>
         </m:r>
         <m:r>
@@ -53807,24 +55416,6 @@
         <m:r>
           <m:t>x</m:t>
         </m:r>
-        <m:r>
-          <m:rPr>
-            <m:sty m:val="p"/>
-          </m:rPr>
-          <m:t>)</m:t>
-        </m:r>
-        <m:sSup>
-          <m:e>
-            <m:r>
-              <m:t>e</m:t>
-            </m:r>
-          </m:e>
-          <m:sup>
-            <m:r>
-              <m:t>x</m:t>
-            </m:r>
-          </m:sup>
-        </m:sSup>
         <m:r>
           <m:rPr>
             <m:sty m:val="p"/>
@@ -53843,24 +55434,83 @@
         <w:t xml:space="preserve"> </w:t>
       </w:r>
       <w:r>
-        <w:t xml:space="preserve">Adapted from</w:t>
-      </w:r>
-      <w:r>
-        <w:t xml:space="preserve"> </w:t>
-      </w:r>
-      <w:r>
-        <w:t xml:space="preserve">Miller (2016)</w:t>
-      </w:r>
-      <w:r>
-        <w:t xml:space="preserve">, Question 1.1.28.</w:t>
-      </w:r>
-    </w:p>
-    <w:p>
-      <w:pPr>
-        <w:pStyle w:val="BodyText"/>
-      </w:pPr>
-      <w:r>
-        <w:t xml:space="preserve">Find the first two non-zero terms of the Taylor series for</w:t>
+        <w:t xml:space="preserve">The Maclaurin polynomial (</w:t>
+      </w:r>
+      <w:hyperlink w:anchor="def-maclaurin-polynomial">
+        <w:r>
+          <w:rPr>
+            <w:rStyle w:val="Hyperlink"/>
+          </w:rPr>
+          <w:t xml:space="preserve">Definition 21</w:t>
+        </w:r>
+      </w:hyperlink>
+      <w:r>
+        <w:t xml:space="preserve">) of degree 3 of</w:t>
+      </w:r>
+      <w:r>
+        <w:t xml:space="preserve"> </w:t>
+      </w:r>
+      <m:oMath>
+        <m:r>
+          <m:t>f</m:t>
+        </m:r>
+        <m:r>
+          <m:rPr>
+            <m:sty m:val="p"/>
+          </m:rPr>
+          <m:t>(</m:t>
+        </m:r>
+        <m:r>
+          <m:t>x</m:t>
+        </m:r>
+        <m:r>
+          <m:rPr>
+            <m:sty m:val="p"/>
+          </m:rPr>
+          <m:t>)</m:t>
+        </m:r>
+        <m:r>
+          <m:rPr>
+            <m:sty m:val="p"/>
+          </m:rPr>
+          <m:t>=</m:t>
+        </m:r>
+        <m:r>
+          <m:rPr>
+            <m:sty m:val="p"/>
+          </m:rPr>
+          <m:t>log</m:t>
+        </m:r>
+        <m:r>
+          <m:rPr>
+            <m:sty m:val="p"/>
+          </m:rPr>
+          <m:t>(</m:t>
+        </m:r>
+        <m:r>
+          <m:t>1</m:t>
+        </m:r>
+        <m:r>
+          <m:rPr>
+            <m:sty m:val="p"/>
+          </m:rPr>
+          <m:t>−</m:t>
+        </m:r>
+        <m:r>
+          <m:t>x</m:t>
+        </m:r>
+        <m:r>
+          <m:rPr>
+            <m:sty m:val="p"/>
+          </m:rPr>
+          <m:t>)</m:t>
+        </m:r>
+      </m:oMath>
+      <w:r>
+        <w:t xml:space="preserve"> </w:t>
+      </w:r>
+      <w:r>
+        <w:t xml:space="preserve">is</w:t>
       </w:r>
     </w:p>
     <w:p>
@@ -53872,6 +55522,273 @@
           <m:jc m:val="center"/>
         </m:oMathParaPr>
         <m:oMath>
+          <m:sSub>
+            <m:e>
+              <m:r>
+                <m:t>P</m:t>
+              </m:r>
+            </m:e>
+            <m:sub>
+              <m:r>
+                <m:t>3</m:t>
+              </m:r>
+            </m:sub>
+          </m:sSub>
+          <m:r>
+            <m:rPr>
+              <m:sty m:val="p"/>
+            </m:rPr>
+            <m:t>(</m:t>
+          </m:r>
+          <m:r>
+            <m:t>x</m:t>
+          </m:r>
+          <m:r>
+            <m:rPr>
+              <m:sty m:val="p"/>
+            </m:rPr>
+            <m:t>)</m:t>
+          </m:r>
+          <m:r>
+            <m:rPr>
+              <m:sty m:val="p"/>
+            </m:rPr>
+            <m:t>=</m:t>
+          </m:r>
+          <m:r>
+            <m:rPr>
+              <m:sty m:val="p"/>
+            </m:rPr>
+            <m:t>−</m:t>
+          </m:r>
+          <m:r>
+            <m:t>x</m:t>
+          </m:r>
+          <m:r>
+            <m:rPr>
+              <m:sty m:val="p"/>
+            </m:rPr>
+            <m:t>−</m:t>
+          </m:r>
+          <m:f>
+            <m:fPr>
+              <m:type m:val="bar"/>
+            </m:fPr>
+            <m:num>
+              <m:sSup>
+                <m:e>
+                  <m:r>
+                    <m:t>x</m:t>
+                  </m:r>
+                </m:e>
+                <m:sup>
+                  <m:r>
+                    <m:t>2</m:t>
+                  </m:r>
+                </m:sup>
+              </m:sSup>
+            </m:num>
+            <m:den>
+              <m:r>
+                <m:t>2</m:t>
+              </m:r>
+            </m:den>
+          </m:f>
+          <m:r>
+            <m:rPr>
+              <m:sty m:val="p"/>
+            </m:rPr>
+            <m:t>−</m:t>
+          </m:r>
+          <m:f>
+            <m:fPr>
+              <m:type m:val="bar"/>
+            </m:fPr>
+            <m:num>
+              <m:sSup>
+                <m:e>
+                  <m:r>
+                    <m:t>x</m:t>
+                  </m:r>
+                </m:e>
+                <m:sup>
+                  <m:r>
+                    <m:t>3</m:t>
+                  </m:r>
+                </m:sup>
+              </m:sSup>
+            </m:num>
+            <m:den>
+              <m:r>
+                <m:t>3</m:t>
+              </m:r>
+            </m:den>
+          </m:f>
+        </m:oMath>
+      </m:oMathPara>
+    </w:p>
+    <w:bookmarkEnd w:id="187"/>
+    <w:p>
+      <w:pPr>
+        <w:pStyle w:val="FirstParagraph"/>
+      </w:pPr>
+      <w:r>
+        <w:rPr>
+          <w:i/>
+          <w:iCs/>
+        </w:rPr>
+        <w:t xml:space="preserve">Proof</w:t>
+      </w:r>
+      <w:r>
+        <w:t xml:space="preserve">. </w:t>
+      </w:r>
+      <w:r>
+        <w:t xml:space="preserve">This is the solution to</w:t>
+      </w:r>
+      <w:r>
+        <w:t xml:space="preserve"> </w:t>
+      </w:r>
+      <w:hyperlink w:anchor="exr-miller-taylor-log-one-minus-x">
+        <w:r>
+          <w:rPr>
+            <w:rStyle w:val="Hyperlink"/>
+          </w:rPr>
+          <w:t xml:space="preserve">Exercise 28</w:t>
+        </w:r>
+      </w:hyperlink>
+      <w:r>
+        <w:t xml:space="preserve">, worked in</w:t>
+      </w:r>
+      <w:r>
+        <w:t xml:space="preserve"> </w:t>
+      </w:r>
+      <w:hyperlink w:anchor="sol-miller-taylor-log-one-minus-x">
+        <w:r>
+          <w:rPr>
+            <w:rStyle w:val="Hyperlink"/>
+          </w:rPr>
+          <w:t xml:space="preserve">Solution 28</w:t>
+        </w:r>
+      </w:hyperlink>
+      <w:r>
+        <w:t xml:space="preserve">.</w:t>
+      </w:r>
+    </w:p>
+    <w:bookmarkStart w:id="188" w:name="exr-miller-taylor-log-product-exp"/>
+    <w:p>
+      <w:pPr>
+        <w:pStyle w:val="BodyText"/>
+      </w:pPr>
+      <w:r>
+        <w:rPr>
+          <w:b/>
+          <w:bCs/>
+        </w:rPr>
+        <w:t xml:space="preserve">Exercise 29 (Taylor series of</w:t>
+      </w:r>
+      <w:r>
+        <w:rPr>
+          <w:b/>
+          <w:bCs/>
+        </w:rPr>
+        <w:t xml:space="preserve"> </w:t>
+      </w:r>
+      <m:oMath>
+        <m:r>
+          <m:rPr>
+            <m:sty m:val="p"/>
+          </m:rPr>
+          <m:t>log</m:t>
+        </m:r>
+        <m:r>
+          <m:rPr>
+            <m:sty m:val="p"/>
+          </m:rPr>
+          <m:t>(</m:t>
+        </m:r>
+        <m:r>
+          <m:rPr>
+            <m:sty m:val="p"/>
+          </m:rPr>
+          <m:t>(</m:t>
+        </m:r>
+        <m:r>
+          <m:t>1</m:t>
+        </m:r>
+        <m:r>
+          <m:rPr>
+            <m:sty m:val="p"/>
+          </m:rPr>
+          <m:t>−</m:t>
+        </m:r>
+        <m:r>
+          <m:t>x</m:t>
+        </m:r>
+        <m:r>
+          <m:rPr>
+            <m:sty m:val="p"/>
+          </m:rPr>
+          <m:t>)</m:t>
+        </m:r>
+        <m:sSup>
+          <m:e>
+            <m:r>
+              <m:t>e</m:t>
+            </m:r>
+          </m:e>
+          <m:sup>
+            <m:r>
+              <m:t>x</m:t>
+            </m:r>
+          </m:sup>
+        </m:sSup>
+        <m:r>
+          <m:rPr>
+            <m:sty m:val="p"/>
+          </m:rPr>
+          <m:t>)</m:t>
+        </m:r>
+      </m:oMath>
+      <w:r>
+        <w:rPr>
+          <w:b/>
+          <w:bCs/>
+        </w:rPr>
+        <w:t xml:space="preserve">)</w:t>
+      </w:r>
+      <w:r>
+        <w:t xml:space="preserve"> </w:t>
+      </w:r>
+      <w:r>
+        <w:t xml:space="preserve">Adapted from</w:t>
+      </w:r>
+      <w:r>
+        <w:t xml:space="preserve"> </w:t>
+      </w:r>
+      <w:r>
+        <w:t xml:space="preserve">Miller (2016)</w:t>
+      </w:r>
+      <w:r>
+        <w:t xml:space="preserve">, Question 1.1.28.</w:t>
+      </w:r>
+    </w:p>
+    <w:p>
+      <w:pPr>
+        <w:pStyle w:val="BodyText"/>
+      </w:pPr>
+      <w:r>
+        <w:t xml:space="preserve">Find the first two non-zero terms of the Taylor series for</w:t>
+      </w:r>
+    </w:p>
+    <w:p>
+      <w:pPr>
+        <w:pStyle w:val="BodyText"/>
+      </w:pPr>
+      <m:oMathPara>
+        <m:oMathParaPr>
+          <m:jc m:val="center"/>
+        </m:oMathParaPr>
+        <m:oMath>
           <m:r>
             <m:t>f</m:t>
           </m:r>
@@ -53990,8 +55907,8 @@
         <w:t xml:space="preserve">.</w:t>
       </w:r>
     </w:p>
-    <w:bookmarkEnd w:id="175"/>
-    <w:bookmarkStart w:id="176" w:name="sol-miller-taylor-log-product-exp"/>
+    <w:bookmarkEnd w:id="188"/>
+    <w:bookmarkStart w:id="189" w:name="sol-miller-taylor-log-product-exp"/>
     <w:p>
       <w:pPr>
         <w:pStyle w:val="BodyText"/>
@@ -54220,12 +56137,12 @@
       <w:r>
         <w:t xml:space="preserve"> </w:t>
       </w:r>
-      <w:hyperlink w:anchor="exr-miller-taylor-log-one-minus-x">
+      <w:hyperlink w:anchor="thm-taylor-log-one-minus-x">
         <w:r>
           <w:rPr>
             <w:rStyle w:val="Hyperlink"/>
           </w:rPr>
-          <w:t xml:space="preserve">Exercise 28</w:t>
+          <w:t xml:space="preserve">Theorem 16</w:t>
         </w:r>
       </w:hyperlink>
       <w:r>
@@ -54623,8 +56540,8 @@
         </m:oMath>
       </m:oMathPara>
     </w:p>
-    <w:bookmarkEnd w:id="176"/>
-    <w:bookmarkStart w:id="177" w:name="exr-miller-taylor-product-cos-log"/>
+    <w:bookmarkEnd w:id="189"/>
+    <w:bookmarkStart w:id="190" w:name="exr-miller-taylor-product-cos-log"/>
     <w:p>
       <w:pPr>
         <w:pStyle w:val="FirstParagraph"/>
@@ -54784,8 +56701,8 @@
         <w:t xml:space="preserve">.</w:t>
       </w:r>
     </w:p>
-    <w:bookmarkEnd w:id="177"/>
-    <w:bookmarkStart w:id="178" w:name="sol-miller-taylor-product-cos-log"/>
+    <w:bookmarkEnd w:id="190"/>
+    <w:bookmarkStart w:id="191" w:name="sol-miller-taylor-product-cos-log"/>
     <w:p>
       <w:pPr>
         <w:pStyle w:val="BodyText"/>
@@ -55284,8 +57201,8 @@
         </m:oMath>
       </m:oMathPara>
     </w:p>
-    <w:bookmarkEnd w:id="178"/>
-    <w:bookmarkStart w:id="179" w:name="exr-miller-taylor-log-scaled"/>
+    <w:bookmarkEnd w:id="191"/>
+    <w:bookmarkStart w:id="192" w:name="exr-miller-taylor-log-scaled"/>
     <w:p>
       <w:pPr>
         <w:pStyle w:val="FirstParagraph"/>
@@ -55476,8 +57393,8 @@
         <w:t xml:space="preserve">.</w:t>
       </w:r>
     </w:p>
-    <w:bookmarkEnd w:id="179"/>
-    <w:bookmarkStart w:id="180" w:name="sol-miller-taylor-log-scaled"/>
+    <w:bookmarkEnd w:id="192"/>
+    <w:bookmarkStart w:id="193" w:name="sol-miller-taylor-log-scaled"/>
     <w:p>
       <w:pPr>
         <w:pStyle w:val="BodyText"/>
@@ -55794,9 +57711,9 @@
         </m:oMath>
       </m:oMathPara>
     </w:p>
-    <w:bookmarkEnd w:id="180"/>
-    <w:bookmarkStart w:id="187" w:name="refs"/>
-    <w:bookmarkStart w:id="182" w:name="ref-boyd2018vmls"/>
+    <w:bookmarkEnd w:id="193"/>
+    <w:bookmarkStart w:id="200" w:name="refs"/>
+    <w:bookmarkStart w:id="195" w:name="ref-boyd2018vmls"/>
     <w:p>
       <w:pPr>
         <w:pStyle w:val="Bibliography"/>
@@ -55820,7 +57737,7 @@
       <w:r>
         <w:t xml:space="preserve"> </w:t>
       </w:r>
-      <w:hyperlink r:id="rId181">
+      <w:hyperlink r:id="rId194">
         <w:r>
           <w:rPr>
             <w:rStyle w:val="Hyperlink"/>
@@ -55832,8 +57749,8 @@
         <w:t xml:space="preserve">.</w:t>
       </w:r>
     </w:p>
-    <w:bookmarkEnd w:id="182"/>
-    <w:bookmarkStart w:id="184" w:name="ref-larsonCalc11e"/>
+    <w:bookmarkEnd w:id="195"/>
+    <w:bookmarkStart w:id="197" w:name="ref-larsonCalc11e"/>
     <w:p>
       <w:pPr>
         <w:pStyle w:val="Bibliography"/>
@@ -55857,7 +57774,7 @@
       <w:r>
         <w:t xml:space="preserve"> </w:t>
       </w:r>
-      <w:hyperlink r:id="rId183">
+      <w:hyperlink r:id="rId196">
         <w:r>
           <w:rPr>
             <w:rStyle w:val="Hyperlink"/>
@@ -55869,8 +57786,8 @@
         <w:t xml:space="preserve">.</w:t>
       </w:r>
     </w:p>
-    <w:bookmarkEnd w:id="184"/>
-    <w:bookmarkStart w:id="186" w:name="ref-problifesavercalc"/>
+    <w:bookmarkEnd w:id="197"/>
+    <w:bookmarkStart w:id="199" w:name="ref-problifesavercalc"/>
     <w:p>
       <w:pPr>
         <w:pStyle w:val="Bibliography"/>
@@ -55894,7 +57811,7 @@
       <w:r>
         <w:t xml:space="preserve"> </w:t>
       </w:r>
-      <w:hyperlink r:id="rId185">
+      <w:hyperlink r:id="rId198">
         <w:r>
           <w:rPr>
             <w:rStyle w:val="Hyperlink"/>
@@ -55906,10 +57823,10 @@
         <w:t xml:space="preserve">.</w:t>
       </w:r>
     </w:p>
-    <w:bookmarkEnd w:id="186"/>
-    <w:bookmarkEnd w:id="187"/>
-    <w:bookmarkEnd w:id="188"/>
-    <w:bookmarkEnd w:id="189"/>
+    <w:bookmarkEnd w:id="199"/>
+    <w:bookmarkEnd w:id="200"/>
+    <w:bookmarkEnd w:id="201"/>
+    <w:bookmarkEnd w:id="202"/>
     <w:sectPr>
       <w:footnotePr>
         <w:numRestart w:val="eachSect"/>
@@ -56233,12 +58150,6 @@
     <w:abstractNumId w:val="991"/>
   </w:num>
   <w:num w:numId="1008">
-    <w:abstractNumId w:val="991"/>
-  </w:num>
-  <w:num w:numId="1009">
-    <w:abstractNumId w:val="991"/>
-  </w:num>
-  <w:num w:numId="1010">
     <w:abstractNumId w:val="99411"/>
     <w:lvlOverride w:ilvl="0">
       <w:startOverride w:val="1"/>
@@ -56268,6 +58179,12 @@
       <w:startOverride w:val="1"/>
     </w:lvlOverride>
   </w:num>
+  <w:num w:numId="1009">
+    <w:abstractNumId w:val="991"/>
+  </w:num>
+  <w:num w:numId="1010">
+    <w:abstractNumId w:val="991"/>
+  </w:num>
   <w:num w:numId="1011">
     <w:abstractNumId w:val="991"/>
   </w:num>
@@ -56278,7 +58195,34 @@
     <w:abstractNumId w:val="991"/>
   </w:num>
   <w:num w:numId="1014">
-    <w:abstractNumId w:val="991"/>
+    <w:abstractNumId w:val="99411"/>
+    <w:lvlOverride w:ilvl="0">
+      <w:startOverride w:val="1"/>
+    </w:lvlOverride>
+    <w:lvlOverride w:ilvl="1">
+      <w:startOverride w:val="1"/>
+    </w:lvlOverride>
+    <w:lvlOverride w:ilvl="2">
+      <w:startOverride w:val="1"/>
+    </w:lvlOverride>
+    <w:lvlOverride w:ilvl="3">
+      <w:startOverride w:val="1"/>
+    </w:lvlOverride>
+    <w:lvlOverride w:ilvl="4">
+      <w:startOverride w:val="1"/>
+    </w:lvlOverride>
+    <w:lvlOverride w:ilvl="5">
+      <w:startOverride w:val="1"/>
+    </w:lvlOverride>
+    <w:lvlOverride w:ilvl="6">
+      <w:startOverride w:val="1"/>
+    </w:lvlOverride>
+    <w:lvlOverride w:ilvl="7">
+      <w:startOverride w:val="1"/>
+    </w:lvlOverride>
+    <w:lvlOverride w:ilvl="8">
+      <w:startOverride w:val="1"/>
+    </w:lvlOverride>
   </w:num>
   <w:num w:numId="1015">
     <w:abstractNumId w:val="991"/>
@@ -56317,45 +58261,12 @@
     <w:abstractNumId w:val="991"/>
   </w:num>
   <w:num w:numId="1018">
-    <w:abstractNumId w:val="99411"/>
-    <w:lvlOverride w:ilvl="0">
-      <w:startOverride w:val="1"/>
-    </w:lvlOverride>
-    <w:lvlOverride w:ilvl="1">
-      <w:startOverride w:val="1"/>
-    </w:lvlOverride>
-    <w:lvlOverride w:ilvl="2">
-      <w:startOverride w:val="1"/>
-    </w:lvlOverride>
-    <w:lvlOverride w:ilvl="3">
-      <w:startOverride w:val="1"/>
-    </w:lvlOverride>
-    <w:lvlOverride w:ilvl="4">
-      <w:startOverride w:val="1"/>
-    </w:lvlOverride>
-    <w:lvlOverride w:ilvl="5">
-      <w:startOverride w:val="1"/>
-    </w:lvlOverride>
-    <w:lvlOverride w:ilvl="6">
-      <w:startOverride w:val="1"/>
-    </w:lvlOverride>
-    <w:lvlOverride w:ilvl="7">
-      <w:startOverride w:val="1"/>
-    </w:lvlOverride>
-    <w:lvlOverride w:ilvl="8">
-      <w:startOverride w:val="1"/>
-    </w:lvlOverride>
+    <w:abstractNumId w:val="991"/>
   </w:num>
   <w:num w:numId="1019">
     <w:abstractNumId w:val="991"/>
   </w:num>
   <w:num w:numId="1020">
-    <w:abstractNumId w:val="991"/>
-  </w:num>
-  <w:num w:numId="1021">
-    <w:abstractNumId w:val="991"/>
-  </w:num>
-  <w:num w:numId="1022">
     <w:abstractNumId w:val="991"/>
   </w:num>
 </w:numbering>
